--- a/Casos_de_uso/CASOS_DE_PRUEBA_Grupo5.docx
+++ b/Casos_de_uso/CASOS_DE_PRUEBA_Grupo5.docx
@@ -4,7 +4,7 @@
   <w:body>
     <w:p>
       <w:pPr>
-        <w:spacing w:after="40"/>
+        <w:spacing w:after="40" w:before="0"/>
         <w:jc w:val="center"/>
       </w:pPr>
       <w:r>
@@ -18,7 +18,7 @@
     </w:p>
     <w:p>
       <w:pPr>
-        <w:spacing w:after="40"/>
+        <w:spacing w:after="40" w:before="0"/>
         <w:jc w:val="center"/>
       </w:pPr>
       <w:r>
@@ -32,7 +32,7 @@
     </w:p>
     <w:p>
       <w:pPr>
-        <w:spacing w:after="200"/>
+        <w:spacing w:after="200" w:before="0"/>
         <w:jc w:val="center"/>
       </w:pPr>
       <w:r>
@@ -123,7 +123,7 @@
     </w:tbl>
     <w:p>
       <w:pPr>
-        <w:spacing w:after="40"/>
+        <w:spacing w:after="40" w:before="0"/>
       </w:pPr>
       <w:r>
         <w:rPr>
@@ -131,7 +131,20 @@
           <w:color w:val="516160"/>
           <w:sz w:val="18"/>
         </w:rPr>
-        <w:t>Herramientas: Selenium WebDriver · C# (.NET 9) · NUnit · FluentAssertions · Patrón Page Object. Las pruebas se ejecutan sobre HAMPIQ en marcha (frontend http://localhost:5173, backend http://127.0.0.1:8000).</w:t>
+        <w:t>Herramientas: Selenium WebDriver · C# (.NET 9) · NUnit · FluentAssertions · Patrón Page Object. El documento contiene 10 casos automatizados y ejecutados (Parte 1) y 5 casos diseñados, pendientes de automatización (Parte 2).</w:t>
+      </w:r>
+    </w:p>
+    <w:p>
+      <w:pPr>
+        <w:spacing w:after="80" w:before="160"/>
+      </w:pPr>
+      <w:r>
+        <w:rPr>
+          <w:b/>
+          <w:color w:val="0D7D74"/>
+          <w:sz w:val="24"/>
+        </w:rPr>
+        <w:t>PARTE 1 — CASOS DE PRUEBA AUTOMATIZADOS Y EJECUTADOS (10 casos)</w:t>
       </w:r>
     </w:p>
     <w:p>
@@ -373,7 +386,7 @@
     </w:tbl>
     <w:p>
       <w:pPr>
-        <w:spacing w:after="40"/>
+        <w:spacing w:after="40" w:before="80"/>
       </w:pPr>
       <w:r>
         <w:rPr>
@@ -730,7 +743,7 @@
                 <w:b w:val="0"/>
                 <w:sz w:val="18"/>
               </w:rPr>
-              <w:t>Aparece el dashboard con «Juan Carlos Pérez» en la barra lateral.</w:t>
+              <w:t>Aparece el dashboard con «Juan Carlos Pérez».</w:t>
             </w:r>
           </w:p>
         </w:tc>
@@ -803,7 +816,7 @@
     </w:p>
     <w:p>
       <w:pPr>
-        <w:spacing w:after="40"/>
+        <w:spacing w:after="40" w:before="80"/>
       </w:pPr>
       <w:r>
         <w:rPr>
@@ -998,7 +1011,7 @@
                 <w:b w:val="0"/>
                 <w:sz w:val="18"/>
               </w:rPr>
-              <w:t>Muestra «DNI o contraseña incorrectos.» y NO autentica al usuario.</w:t>
+              <w:t>Muestra «DNI o contraseña incorrectos.» y NO autentica.</w:t>
             </w:r>
           </w:p>
         </w:tc>
@@ -1157,7 +1170,7 @@
                 <w:b w:val="0"/>
                 <w:sz w:val="20"/>
               </w:rPr>
-              <w:t>RF-03 — Generación de token de acceso temporal con TTL y número de usos limitado.</w:t>
+              <w:t>RF-03 — Generación de token de acceso temporal con TTL y usos limitados.</w:t>
             </w:r>
           </w:p>
         </w:tc>
@@ -1231,7 +1244,7 @@
                 <w:b w:val="0"/>
                 <w:sz w:val="20"/>
               </w:rPr>
-              <w:t>El backend y el frontend de HAMPIQ deben estar en ejecución.</w:t>
+              <w:t>El backend y el frontend deben estar en ejecución.</w:t>
               <w:br/>
             </w:r>
             <w:r>
@@ -1239,7 +1252,7 @@
                 <w:b w:val="0"/>
                 <w:sz w:val="20"/>
               </w:rPr>
-              <w:t>El módulo «Compartir acceso» debe estar disponible.</w:t>
+              <w:t>El módulo «Compartir acceso» disponible.</w:t>
             </w:r>
           </w:p>
         </w:tc>
@@ -1313,7 +1326,7 @@
     </w:tbl>
     <w:p>
       <w:pPr>
-        <w:spacing w:after="40"/>
+        <w:spacing w:after="40" w:before="80"/>
       </w:pPr>
       <w:r>
         <w:rPr>
@@ -1751,7 +1764,7 @@
                 <w:b w:val="0"/>
                 <w:sz w:val="18"/>
               </w:rPr>
-              <w:t>POST /api/tokens. Toast: «Token generado y almacenado con TTL.»</w:t>
+              <w:t>POST /api/tokens. Toast «Token generado y almacenado con TTL.»</w:t>
             </w:r>
           </w:p>
         </w:tc>
@@ -1905,7 +1918,7 @@
     </w:p>
     <w:p>
       <w:pPr>
-        <w:spacing w:after="40"/>
+        <w:spacing w:after="40" w:before="80"/>
       </w:pPr>
       <w:r>
         <w:rPr>
@@ -2043,7 +2056,7 @@
                 <w:b w:val="0"/>
                 <w:sz w:val="18"/>
               </w:rPr>
-              <w:t>Revocar el token recién generado (botón «Revocar»).</w:t>
+              <w:t>Revocar el token recién generado.</w:t>
             </w:r>
           </w:p>
         </w:tc>
@@ -2058,7 +2071,7 @@
                 <w:b w:val="0"/>
                 <w:sz w:val="18"/>
               </w:rPr>
-              <w:t>POST /api/tokens/{code}/revoke</w:t>
+              <w:t>Botón «Revocar»</w:t>
             </w:r>
           </w:p>
         </w:tc>
@@ -2091,7 +2104,7 @@
                 <w:b w:val="0"/>
                 <w:sz w:val="18"/>
               </w:rPr>
-              <w:t>El token pasa a estado «revocada» y el acceso queda invalidado de inmediato. (Regla de negocio; no incluida en esta batería automatizada.)</w:t>
+              <w:t>Cubierto y automatizado en el caso CP-07.</w:t>
             </w:r>
           </w:p>
         </w:tc>
@@ -2171,7 +2184,7 @@
                 <w:b w:val="0"/>
                 <w:sz w:val="18"/>
               </w:rPr>
-              <w:t>Al validarlo el médico, el sistema lo rechaza con mensaje específico (CU-04).</w:t>
+              <w:t>Al validarlo el médico, el sistema lo rechaza (CU-04).</w:t>
             </w:r>
           </w:p>
         </w:tc>
@@ -2265,7 +2278,7 @@
                 <w:b w:val="0"/>
                 <w:sz w:val="20"/>
               </w:rPr>
-              <w:t>RF-05 — Acceso de emergencia a datos vitales por QR/código, sin iniciar sesión.</w:t>
+              <w:t>RF-05 — Acceso de emergencia a datos vitales por QR/código, sin login.</w:t>
             </w:r>
           </w:p>
         </w:tc>
@@ -2347,7 +2360,7 @@
                 <w:b w:val="0"/>
                 <w:sz w:val="20"/>
               </w:rPr>
-              <w:t>El frontend de HAMPIQ debe estar en ejecución.</w:t>
+              <w:t>El frontend debe estar en ejecución.</w:t>
             </w:r>
           </w:p>
         </w:tc>
@@ -2421,7 +2434,7 @@
     </w:tbl>
     <w:p>
       <w:pPr>
-        <w:spacing w:after="40"/>
+        <w:spacing w:after="40" w:before="80"/>
       </w:pPr>
       <w:r>
         <w:rPr>
@@ -2608,7 +2621,7 @@
                 <w:b w:val="0"/>
                 <w:sz w:val="18"/>
               </w:rPr>
-              <w:t>Abre la pantalla de emergencia (acceso restringido · datos vitales).</w:t>
+              <w:t>Abre la pantalla de emergencia.</w:t>
             </w:r>
           </w:p>
         </w:tc>
@@ -2778,7 +2791,7 @@
                 <w:b w:val="0"/>
                 <w:sz w:val="18"/>
               </w:rPr>
-              <w:t>Muestra SOLO el subconjunto vital: grupo, alergias, enfermedades, medicación y contacto.</w:t>
+              <w:t>Muestra SOLO el subconjunto vital.</w:t>
             </w:r>
           </w:p>
         </w:tc>
@@ -2794,7 +2807,7 @@
           <w:color w:val="516160"/>
           <w:sz w:val="18"/>
         </w:rPr>
-        <w:t>Evidencia: escaneo válido — solo datos vitales del paciente</w:t>
+        <w:t>Evidencia: escaneo válido — solo datos vitales</w:t>
       </w:r>
     </w:p>
     <w:p>
@@ -2851,7 +2864,7 @@
     </w:p>
     <w:p>
       <w:pPr>
-        <w:spacing w:after="40"/>
+        <w:spacing w:after="40" w:before="80"/>
       </w:pPr>
       <w:r>
         <w:rPr>
@@ -3038,7 +3051,7 @@
                 <w:b w:val="0"/>
                 <w:sz w:val="18"/>
               </w:rPr>
-              <w:t>Muestra «Código de emergencia inválido…» y NO revela ningún dato del paciente.</w:t>
+              <w:t>Muestra «Código de emergencia inválido…» y NO revela datos.</w:t>
             </w:r>
           </w:p>
         </w:tc>
@@ -3054,7 +3067,7 @@
           <w:color w:val="516160"/>
           <w:sz w:val="18"/>
         </w:rPr>
-        <w:t>Evidencia: código de emergencia inválido — sin revelar datos</w:t>
+        <w:t>Evidencia: código inválido — sin revelar datos</w:t>
       </w:r>
     </w:p>
     <w:p>
@@ -3123,6 +3136,8241 @@
         <w:rPr>
           <w:color w:val="0F211F"/>
         </w:rPr>
+        <w:t>Caso de Prueba CP-04 — Registro con validación RENIEC (CU-01)</w:t>
+      </w:r>
+    </w:p>
+    <w:tbl>
+      <w:tblPr>
+        <w:tblStyle w:val="TableGrid"/>
+        <w:tblW w:type="auto" w:w="0"/>
+        <w:tblLook w:firstColumn="1" w:firstRow="1" w:lastColumn="0" w:lastRow="0" w:noHBand="0" w:noVBand="1" w:val="04A0"/>
+      </w:tblPr>
+      <w:tblGrid>
+        <w:gridCol w:w="4819"/>
+        <w:gridCol w:w="4819"/>
+      </w:tblGrid>
+      <w:tr>
+        <w:tc>
+          <w:tcPr>
+            <w:tcW w:type="dxa" w:w="2835"/>
+            <w:shd w:val="clear" w:color="auto" w:fill="E7F3F1"/>
+          </w:tcPr>
+          <w:p>
+            <w:r/>
+            <w:r>
+              <w:rPr>
+                <w:b/>
+                <w:sz w:val="20"/>
+              </w:rPr>
+              <w:t>Caso de Prueba</w:t>
+            </w:r>
+          </w:p>
+        </w:tc>
+        <w:tc>
+          <w:tcPr>
+            <w:tcW w:type="dxa" w:w="6803"/>
+          </w:tcPr>
+          <w:p>
+            <w:r/>
+            <w:r>
+              <w:rPr>
+                <w:b w:val="0"/>
+                <w:sz w:val="20"/>
+              </w:rPr>
+              <w:t>CP-04 — Registro de paciente con validación RENIEC</w:t>
+            </w:r>
+          </w:p>
+        </w:tc>
+      </w:tr>
+      <w:tr>
+        <w:tc>
+          <w:tcPr>
+            <w:tcW w:type="dxa" w:w="2835"/>
+            <w:shd w:val="clear" w:color="auto" w:fill="E7F3F1"/>
+          </w:tcPr>
+          <w:p>
+            <w:r/>
+            <w:r>
+              <w:rPr>
+                <w:b/>
+                <w:sz w:val="20"/>
+              </w:rPr>
+              <w:t>Requisito Asociado</w:t>
+            </w:r>
+          </w:p>
+        </w:tc>
+        <w:tc>
+          <w:tcPr>
+            <w:tcW w:type="dxa" w:w="6803"/>
+          </w:tcPr>
+          <w:p>
+            <w:r/>
+            <w:r>
+              <w:rPr>
+                <w:b w:val="0"/>
+                <w:sz w:val="20"/>
+              </w:rPr>
+              <w:t>RF-01 — Registro de paciente con verificación de identidad en RENIEC.</w:t>
+            </w:r>
+          </w:p>
+        </w:tc>
+      </w:tr>
+      <w:tr>
+        <w:tc>
+          <w:tcPr>
+            <w:tcW w:type="dxa" w:w="2835"/>
+            <w:shd w:val="clear" w:color="auto" w:fill="E7F3F1"/>
+          </w:tcPr>
+          <w:p>
+            <w:r/>
+            <w:r>
+              <w:rPr>
+                <w:b/>
+                <w:sz w:val="20"/>
+              </w:rPr>
+              <w:t>Caso de Uso Asociado</w:t>
+            </w:r>
+          </w:p>
+        </w:tc>
+        <w:tc>
+          <w:tcPr>
+            <w:tcW w:type="dxa" w:w="6803"/>
+          </w:tcPr>
+          <w:p>
+            <w:r/>
+            <w:r>
+              <w:rPr>
+                <w:b w:val="0"/>
+                <w:sz w:val="20"/>
+              </w:rPr>
+              <w:t>CU-01 — Registro de paciente</w:t>
+            </w:r>
+          </w:p>
+        </w:tc>
+      </w:tr>
+      <w:tr>
+        <w:tc>
+          <w:tcPr>
+            <w:tcW w:type="dxa" w:w="2835"/>
+            <w:shd w:val="clear" w:color="auto" w:fill="E7F3F1"/>
+          </w:tcPr>
+          <w:p>
+            <w:r/>
+            <w:r>
+              <w:rPr>
+                <w:b/>
+                <w:sz w:val="20"/>
+              </w:rPr>
+              <w:t>Condición(es) de Prueba</w:t>
+            </w:r>
+          </w:p>
+        </w:tc>
+        <w:tc>
+          <w:tcPr>
+            <w:tcW w:type="dxa" w:w="6803"/>
+          </w:tcPr>
+          <w:p>
+            <w:r/>
+            <w:r>
+              <w:rPr>
+                <w:b w:val="0"/>
+                <w:sz w:val="20"/>
+              </w:rPr>
+              <w:t>El backend y el frontend deben estar en ejecución. Navegador Chrome disponible.</w:t>
+              <w:br/>
+            </w:r>
+            <w:r>
+              <w:rPr>
+                <w:b w:val="0"/>
+                <w:sz w:val="20"/>
+              </w:rPr>
+              <w:t>Se valida la verificación RENIEC (idempotente), no la creación de la cuenta, para que sea re-ejecutable.</w:t>
+            </w:r>
+          </w:p>
+        </w:tc>
+      </w:tr>
+      <w:tr>
+        <w:tc>
+          <w:tcPr>
+            <w:tcW w:type="dxa" w:w="2835"/>
+            <w:shd w:val="clear" w:color="auto" w:fill="E7F3F1"/>
+          </w:tcPr>
+          <w:p>
+            <w:r/>
+            <w:r>
+              <w:rPr>
+                <w:b/>
+                <w:sz w:val="20"/>
+              </w:rPr>
+              <w:t>Probador</w:t>
+            </w:r>
+          </w:p>
+        </w:tc>
+        <w:tc>
+          <w:tcPr>
+            <w:tcW w:type="dxa" w:w="6803"/>
+          </w:tcPr>
+          <w:p>
+            <w:r/>
+            <w:r>
+              <w:rPr>
+                <w:b w:val="0"/>
+                <w:sz w:val="20"/>
+              </w:rPr>
+              <w:t>Grupo 5</w:t>
+            </w:r>
+          </w:p>
+        </w:tc>
+      </w:tr>
+      <w:tr>
+        <w:tc>
+          <w:tcPr>
+            <w:tcW w:type="dxa" w:w="2835"/>
+            <w:shd w:val="clear" w:color="auto" w:fill="E7F3F1"/>
+          </w:tcPr>
+          <w:p>
+            <w:r/>
+            <w:r>
+              <w:rPr>
+                <w:b/>
+                <w:sz w:val="20"/>
+              </w:rPr>
+              <w:t>Cargo / Fecha y Hora</w:t>
+            </w:r>
+          </w:p>
+        </w:tc>
+        <w:tc>
+          <w:tcPr>
+            <w:tcW w:type="dxa" w:w="6803"/>
+          </w:tcPr>
+          <w:p>
+            <w:r/>
+            <w:r>
+              <w:rPr>
+                <w:b w:val="0"/>
+                <w:sz w:val="20"/>
+              </w:rPr>
+              <w:t>Equipo de QA — Grupo 5     ·     29/06/2026  11:10 a. m.</w:t>
+            </w:r>
+          </w:p>
+        </w:tc>
+      </w:tr>
+    </w:tbl>
+    <w:p>
+      <w:pPr>
+        <w:spacing w:after="40" w:before="80"/>
+      </w:pPr>
+      <w:r>
+        <w:rPr>
+          <w:b/>
+          <w:color w:val="0D7D74"/>
+          <w:sz w:val="20"/>
+        </w:rPr>
+        <w:t>Flujo Principal:</w:t>
+      </w:r>
+    </w:p>
+    <w:tbl>
+      <w:tblPr>
+        <w:tblStyle w:val="TableGrid"/>
+        <w:tblW w:type="auto" w:w="0"/>
+        <w:tblLook w:firstColumn="1" w:firstRow="1" w:lastColumn="0" w:lastRow="0" w:noHBand="0" w:noVBand="1" w:val="04A0"/>
+      </w:tblPr>
+      <w:tblGrid>
+        <w:gridCol w:w="1928"/>
+        <w:gridCol w:w="1928"/>
+        <w:gridCol w:w="1928"/>
+        <w:gridCol w:w="1928"/>
+        <w:gridCol w:w="1928"/>
+      </w:tblGrid>
+      <w:tr>
+        <w:tc>
+          <w:tcPr>
+            <w:tcW w:type="dxa" w:w="737"/>
+            <w:shd w:val="clear" w:color="auto" w:fill="0F211F"/>
+          </w:tcPr>
+          <w:p>
+            <w:r/>
+            <w:r>
+              <w:rPr>
+                <w:b/>
+                <w:color w:val="FFFFFF"/>
+                <w:sz w:val="20"/>
+              </w:rPr>
+              <w:t>Paso</w:t>
+            </w:r>
+          </w:p>
+        </w:tc>
+        <w:tc>
+          <w:tcPr>
+            <w:tcW w:type="dxa" w:w="3515"/>
+            <w:shd w:val="clear" w:color="auto" w:fill="0F211F"/>
+          </w:tcPr>
+          <w:p>
+            <w:r/>
+            <w:r>
+              <w:rPr>
+                <w:b/>
+                <w:color w:val="FFFFFF"/>
+                <w:sz w:val="20"/>
+              </w:rPr>
+              <w:t>Instrucción</w:t>
+            </w:r>
+          </w:p>
+        </w:tc>
+        <w:tc>
+          <w:tcPr>
+            <w:tcW w:type="dxa" w:w="2268"/>
+            <w:shd w:val="clear" w:color="auto" w:fill="0F211F"/>
+          </w:tcPr>
+          <w:p>
+            <w:r/>
+            <w:r>
+              <w:rPr>
+                <w:b/>
+                <w:color w:val="FFFFFF"/>
+                <w:sz w:val="20"/>
+              </w:rPr>
+              <w:t>Datos</w:t>
+            </w:r>
+          </w:p>
+        </w:tc>
+        <w:tc>
+          <w:tcPr>
+            <w:tcW w:type="dxa" w:w="1077"/>
+            <w:shd w:val="clear" w:color="auto" w:fill="0F211F"/>
+          </w:tcPr>
+          <w:p>
+            <w:r/>
+            <w:r>
+              <w:rPr>
+                <w:b/>
+                <w:color w:val="FFFFFF"/>
+                <w:sz w:val="20"/>
+              </w:rPr>
+              <w:t>Estado</w:t>
+            </w:r>
+          </w:p>
+        </w:tc>
+        <w:tc>
+          <w:tcPr>
+            <w:tcW w:type="dxa" w:w="2041"/>
+            <w:shd w:val="clear" w:color="auto" w:fill="0F211F"/>
+          </w:tcPr>
+          <w:p>
+            <w:r/>
+            <w:r>
+              <w:rPr>
+                <w:b/>
+                <w:color w:val="FFFFFF"/>
+                <w:sz w:val="20"/>
+              </w:rPr>
+              <w:t>Observaciones / Evidencia</w:t>
+            </w:r>
+          </w:p>
+        </w:tc>
+      </w:tr>
+      <w:tr>
+        <w:tc>
+          <w:tcPr>
+            <w:tcW w:type="dxa" w:w="737"/>
+          </w:tcPr>
+          <w:p>
+            <w:r/>
+            <w:r>
+              <w:rPr>
+                <w:b w:val="0"/>
+                <w:sz w:val="18"/>
+              </w:rPr>
+              <w:t>1</w:t>
+            </w:r>
+          </w:p>
+        </w:tc>
+        <w:tc>
+          <w:tcPr>
+            <w:tcW w:type="dxa" w:w="3515"/>
+          </w:tcPr>
+          <w:p>
+            <w:r/>
+            <w:r>
+              <w:rPr>
+                <w:b w:val="0"/>
+                <w:sz w:val="18"/>
+              </w:rPr>
+              <w:t>Desde la landing, pulsar «Crear cuenta».</w:t>
+            </w:r>
+          </w:p>
+        </w:tc>
+        <w:tc>
+          <w:tcPr>
+            <w:tcW w:type="dxa" w:w="2268"/>
+          </w:tcPr>
+          <w:p>
+            <w:r/>
+            <w:r>
+              <w:rPr>
+                <w:b w:val="0"/>
+                <w:sz w:val="18"/>
+              </w:rPr>
+              <w:t>data-testid = landing-register</w:t>
+            </w:r>
+          </w:p>
+        </w:tc>
+        <w:tc>
+          <w:tcPr>
+            <w:tcW w:type="dxa" w:w="1077"/>
+            <w:shd w:val="clear" w:color="auto" w:fill="E7F3F1"/>
+          </w:tcPr>
+          <w:p>
+            <w:pPr>
+              <w:jc w:val="center"/>
+            </w:pPr>
+            <w:r/>
+            <w:r>
+              <w:rPr>
+                <w:b w:val="0"/>
+                <w:sz w:val="18"/>
+              </w:rPr>
+              <w:t>Correcto</w:t>
+            </w:r>
+          </w:p>
+        </w:tc>
+        <w:tc>
+          <w:tcPr>
+            <w:tcW w:type="dxa" w:w="2041"/>
+          </w:tcPr>
+          <w:p>
+            <w:r/>
+            <w:r>
+              <w:rPr>
+                <w:b w:val="0"/>
+                <w:sz w:val="18"/>
+              </w:rPr>
+              <w:t>Abre el formulario de registro.</w:t>
+            </w:r>
+          </w:p>
+        </w:tc>
+      </w:tr>
+      <w:tr>
+        <w:tc>
+          <w:tcPr>
+            <w:tcW w:type="dxa" w:w="737"/>
+          </w:tcPr>
+          <w:p>
+            <w:r/>
+            <w:r>
+              <w:rPr>
+                <w:b w:val="0"/>
+                <w:sz w:val="18"/>
+              </w:rPr>
+              <w:t>2</w:t>
+            </w:r>
+          </w:p>
+        </w:tc>
+        <w:tc>
+          <w:tcPr>
+            <w:tcW w:type="dxa" w:w="3515"/>
+          </w:tcPr>
+          <w:p>
+            <w:r/>
+            <w:r>
+              <w:rPr>
+                <w:b w:val="0"/>
+                <w:sz w:val="18"/>
+              </w:rPr>
+              <w:t>Ingresar un DNI y pulsar «Validar».</w:t>
+            </w:r>
+          </w:p>
+        </w:tc>
+        <w:tc>
+          <w:tcPr>
+            <w:tcW w:type="dxa" w:w="2268"/>
+          </w:tcPr>
+          <w:p>
+            <w:r/>
+            <w:r>
+              <w:rPr>
+                <w:b w:val="0"/>
+                <w:sz w:val="18"/>
+              </w:rPr>
+              <w:t>DNI = 08456712</w:t>
+            </w:r>
+          </w:p>
+        </w:tc>
+        <w:tc>
+          <w:tcPr>
+            <w:tcW w:type="dxa" w:w="1077"/>
+            <w:shd w:val="clear" w:color="auto" w:fill="E7F3F1"/>
+          </w:tcPr>
+          <w:p>
+            <w:pPr>
+              <w:jc w:val="center"/>
+            </w:pPr>
+            <w:r/>
+            <w:r>
+              <w:rPr>
+                <w:b w:val="0"/>
+                <w:sz w:val="18"/>
+              </w:rPr>
+              <w:t>Correcto</w:t>
+            </w:r>
+          </w:p>
+        </w:tc>
+        <w:tc>
+          <w:tcPr>
+            <w:tcW w:type="dxa" w:w="2041"/>
+          </w:tcPr>
+          <w:p>
+            <w:r/>
+            <w:r>
+              <w:rPr>
+                <w:b w:val="0"/>
+                <w:sz w:val="18"/>
+              </w:rPr>
+              <w:t>GET /api/reniec/{dni}.</w:t>
+            </w:r>
+          </w:p>
+        </w:tc>
+      </w:tr>
+      <w:tr>
+        <w:tc>
+          <w:tcPr>
+            <w:tcW w:type="dxa" w:w="737"/>
+          </w:tcPr>
+          <w:p>
+            <w:r/>
+            <w:r>
+              <w:rPr>
+                <w:b w:val="0"/>
+                <w:sz w:val="18"/>
+              </w:rPr>
+              <w:t>3</w:t>
+            </w:r>
+          </w:p>
+        </w:tc>
+        <w:tc>
+          <w:tcPr>
+            <w:tcW w:type="dxa" w:w="3515"/>
+          </w:tcPr>
+          <w:p>
+            <w:r/>
+            <w:r>
+              <w:rPr>
+                <w:b w:val="0"/>
+                <w:sz w:val="18"/>
+              </w:rPr>
+              <w:t>Verificar el autocompletado de datos oficiales.</w:t>
+            </w:r>
+          </w:p>
+        </w:tc>
+        <w:tc>
+          <w:tcPr>
+            <w:tcW w:type="dxa" w:w="2268"/>
+          </w:tcPr>
+          <w:p>
+            <w:r/>
+            <w:r>
+              <w:rPr>
+                <w:b w:val="0"/>
+                <w:sz w:val="18"/>
+              </w:rPr>
+              <w:t>Espera [data-testid=reg-verified]</w:t>
+            </w:r>
+          </w:p>
+        </w:tc>
+        <w:tc>
+          <w:tcPr>
+            <w:tcW w:type="dxa" w:w="1077"/>
+            <w:shd w:val="clear" w:color="auto" w:fill="E7F3F1"/>
+          </w:tcPr>
+          <w:p>
+            <w:pPr>
+              <w:jc w:val="center"/>
+            </w:pPr>
+            <w:r/>
+            <w:r>
+              <w:rPr>
+                <w:b w:val="0"/>
+                <w:sz w:val="18"/>
+              </w:rPr>
+              <w:t>Correcto</w:t>
+            </w:r>
+          </w:p>
+        </w:tc>
+        <w:tc>
+          <w:tcPr>
+            <w:tcW w:type="dxa" w:w="2041"/>
+          </w:tcPr>
+          <w:p>
+            <w:r/>
+            <w:r>
+              <w:rPr>
+                <w:b w:val="0"/>
+                <w:sz w:val="18"/>
+              </w:rPr>
+              <w:t>Panel «IDENTIDAD VERIFICADA»: Pedro Antonio Huamán Soto.</w:t>
+            </w:r>
+          </w:p>
+        </w:tc>
+      </w:tr>
+    </w:tbl>
+    <w:p>
+      <w:pPr>
+        <w:spacing w:before="80" w:after="40"/>
+      </w:pPr>
+      <w:r>
+        <w:rPr>
+          <w:b/>
+          <w:color w:val="516160"/>
+          <w:sz w:val="18"/>
+        </w:rPr>
+        <w:t>Evidencia: identidad verificada por RENIEC</w:t>
+      </w:r>
+    </w:p>
+    <w:p>
+      <w:pPr>
+        <w:jc w:val="center"/>
+      </w:pPr>
+      <w:r>
+        <w:drawing>
+          <wp:inline xmlns:a="http://schemas.openxmlformats.org/drawingml/2006/main" xmlns:pic="http://schemas.openxmlformats.org/drawingml/2006/picture">
+            <wp:extent cx="5760000" cy="3240000"/>
+            <wp:docPr id="6" name="Picture 6"/>
+            <wp:cNvGraphicFramePr>
+              <a:graphicFrameLocks noChangeAspect="1"/>
+            </wp:cNvGraphicFramePr>
+            <a:graphic>
+              <a:graphicData uri="http://schemas.openxmlformats.org/drawingml/2006/picture">
+                <pic:pic>
+                  <pic:nvPicPr>
+                    <pic:cNvPr id="0" name="CP-04-flujo-principal-renec.png"/>
+                    <pic:cNvPicPr/>
+                  </pic:nvPicPr>
+                  <pic:blipFill>
+                    <a:blip r:embed="rId16"/>
+                    <a:stretch>
+                      <a:fillRect/>
+                    </a:stretch>
+                  </pic:blipFill>
+                  <pic:spPr>
+                    <a:xfrm>
+                      <a:off x="0" y="0"/>
+                      <a:ext cx="5760000" cy="3240000"/>
+                    </a:xfrm>
+                    <a:prstGeom prst="rect"/>
+                  </pic:spPr>
+                </pic:pic>
+              </a:graphicData>
+            </a:graphic>
+          </wp:inline>
+        </w:drawing>
+      </w:r>
+    </w:p>
+    <w:p>
+      <w:pPr>
+        <w:jc w:val="center"/>
+      </w:pPr>
+      <w:r>
+        <w:rPr>
+          <w:i/>
+          <w:color w:val="516160"/>
+          <w:sz w:val="16"/>
+        </w:rPr>
+        <w:t>Captura automática generada por Selenium — CP-04-flujo-principal-renec.png</w:t>
+      </w:r>
+    </w:p>
+    <w:p>
+      <w:pPr>
+        <w:spacing w:after="40" w:before="80"/>
+      </w:pPr>
+      <w:r>
+        <w:rPr>
+          <w:b/>
+          <w:color w:val="0D7D74"/>
+          <w:sz w:val="20"/>
+        </w:rPr>
+        <w:t>Flujo Alterno:</w:t>
+      </w:r>
+    </w:p>
+    <w:tbl>
+      <w:tblPr>
+        <w:tblStyle w:val="TableGrid"/>
+        <w:tblW w:type="auto" w:w="0"/>
+        <w:tblLook w:firstColumn="1" w:firstRow="1" w:lastColumn="0" w:lastRow="0" w:noHBand="0" w:noVBand="1" w:val="04A0"/>
+      </w:tblPr>
+      <w:tblGrid>
+        <w:gridCol w:w="1928"/>
+        <w:gridCol w:w="1928"/>
+        <w:gridCol w:w="1928"/>
+        <w:gridCol w:w="1928"/>
+        <w:gridCol w:w="1928"/>
+      </w:tblGrid>
+      <w:tr>
+        <w:tc>
+          <w:tcPr>
+            <w:tcW w:type="dxa" w:w="737"/>
+            <w:shd w:val="clear" w:color="auto" w:fill="0F211F"/>
+          </w:tcPr>
+          <w:p>
+            <w:r/>
+            <w:r>
+              <w:rPr>
+                <w:b/>
+                <w:color w:val="FFFFFF"/>
+                <w:sz w:val="20"/>
+              </w:rPr>
+              <w:t>Paso</w:t>
+            </w:r>
+          </w:p>
+        </w:tc>
+        <w:tc>
+          <w:tcPr>
+            <w:tcW w:type="dxa" w:w="3515"/>
+            <w:shd w:val="clear" w:color="auto" w:fill="0F211F"/>
+          </w:tcPr>
+          <w:p>
+            <w:r/>
+            <w:r>
+              <w:rPr>
+                <w:b/>
+                <w:color w:val="FFFFFF"/>
+                <w:sz w:val="20"/>
+              </w:rPr>
+              <w:t>Instrucción</w:t>
+            </w:r>
+          </w:p>
+        </w:tc>
+        <w:tc>
+          <w:tcPr>
+            <w:tcW w:type="dxa" w:w="2268"/>
+            <w:shd w:val="clear" w:color="auto" w:fill="0F211F"/>
+          </w:tcPr>
+          <w:p>
+            <w:r/>
+            <w:r>
+              <w:rPr>
+                <w:b/>
+                <w:color w:val="FFFFFF"/>
+                <w:sz w:val="20"/>
+              </w:rPr>
+              <w:t>Datos</w:t>
+            </w:r>
+          </w:p>
+        </w:tc>
+        <w:tc>
+          <w:tcPr>
+            <w:tcW w:type="dxa" w:w="1077"/>
+            <w:shd w:val="clear" w:color="auto" w:fill="0F211F"/>
+          </w:tcPr>
+          <w:p>
+            <w:r/>
+            <w:r>
+              <w:rPr>
+                <w:b/>
+                <w:color w:val="FFFFFF"/>
+                <w:sz w:val="20"/>
+              </w:rPr>
+              <w:t>Estado</w:t>
+            </w:r>
+          </w:p>
+        </w:tc>
+        <w:tc>
+          <w:tcPr>
+            <w:tcW w:type="dxa" w:w="2041"/>
+            <w:shd w:val="clear" w:color="auto" w:fill="0F211F"/>
+          </w:tcPr>
+          <w:p>
+            <w:r/>
+            <w:r>
+              <w:rPr>
+                <w:b/>
+                <w:color w:val="FFFFFF"/>
+                <w:sz w:val="20"/>
+              </w:rPr>
+              <w:t>Observaciones / Evidencia</w:t>
+            </w:r>
+          </w:p>
+        </w:tc>
+      </w:tr>
+      <w:tr>
+        <w:tc>
+          <w:tcPr>
+            <w:tcW w:type="dxa" w:w="737"/>
+          </w:tcPr>
+          <w:p>
+            <w:r/>
+            <w:r>
+              <w:rPr>
+                <w:b w:val="0"/>
+                <w:sz w:val="18"/>
+              </w:rPr>
+              <w:t>FA1</w:t>
+            </w:r>
+          </w:p>
+        </w:tc>
+        <w:tc>
+          <w:tcPr>
+            <w:tcW w:type="dxa" w:w="3515"/>
+          </w:tcPr>
+          <w:p>
+            <w:r/>
+            <w:r>
+              <w:rPr>
+                <w:b w:val="0"/>
+                <w:sz w:val="18"/>
+              </w:rPr>
+              <w:t>Ingresar un DNI con formato inválido y pulsar «Validar».</w:t>
+            </w:r>
+          </w:p>
+        </w:tc>
+        <w:tc>
+          <w:tcPr>
+            <w:tcW w:type="dxa" w:w="2268"/>
+          </w:tcPr>
+          <w:p>
+            <w:r/>
+            <w:r>
+              <w:rPr>
+                <w:b w:val="0"/>
+                <w:sz w:val="18"/>
+              </w:rPr>
+              <w:t>DNI = 123</w:t>
+            </w:r>
+          </w:p>
+        </w:tc>
+        <w:tc>
+          <w:tcPr>
+            <w:tcW w:type="dxa" w:w="1077"/>
+            <w:shd w:val="clear" w:color="auto" w:fill="E7F3F1"/>
+          </w:tcPr>
+          <w:p>
+            <w:pPr>
+              <w:jc w:val="center"/>
+            </w:pPr>
+            <w:r/>
+            <w:r>
+              <w:rPr>
+                <w:b w:val="0"/>
+                <w:sz w:val="18"/>
+              </w:rPr>
+              <w:t>Correcto</w:t>
+            </w:r>
+          </w:p>
+        </w:tc>
+        <w:tc>
+          <w:tcPr>
+            <w:tcW w:type="dxa" w:w="2041"/>
+          </w:tcPr>
+          <w:p>
+            <w:r/>
+            <w:r>
+              <w:rPr>
+                <w:b w:val="0"/>
+                <w:sz w:val="18"/>
+              </w:rPr>
+              <w:t>Muestra «El DNI debe tener exactamente 8 dígitos.»</w:t>
+            </w:r>
+          </w:p>
+        </w:tc>
+      </w:tr>
+    </w:tbl>
+    <w:p>
+      <w:pPr>
+        <w:spacing w:before="80" w:after="40"/>
+      </w:pPr>
+      <w:r>
+        <w:rPr>
+          <w:b/>
+          <w:color w:val="516160"/>
+          <w:sz w:val="18"/>
+        </w:rPr>
+        <w:t>Evidencia: DNI con formato inválido</w:t>
+      </w:r>
+    </w:p>
+    <w:p>
+      <w:pPr>
+        <w:jc w:val="center"/>
+      </w:pPr>
+      <w:r>
+        <w:drawing>
+          <wp:inline xmlns:a="http://schemas.openxmlformats.org/drawingml/2006/main" xmlns:pic="http://schemas.openxmlformats.org/drawingml/2006/picture">
+            <wp:extent cx="5760000" cy="3240000"/>
+            <wp:docPr id="7" name="Picture 7"/>
+            <wp:cNvGraphicFramePr>
+              <a:graphicFrameLocks noChangeAspect="1"/>
+            </wp:cNvGraphicFramePr>
+            <a:graphic>
+              <a:graphicData uri="http://schemas.openxmlformats.org/drawingml/2006/picture">
+                <pic:pic>
+                  <pic:nvPicPr>
+                    <pic:cNvPr id="0" name="CP-04-flujo-alterno-error.png"/>
+                    <pic:cNvPicPr/>
+                  </pic:nvPicPr>
+                  <pic:blipFill>
+                    <a:blip r:embed="rId17"/>
+                    <a:stretch>
+                      <a:fillRect/>
+                    </a:stretch>
+                  </pic:blipFill>
+                  <pic:spPr>
+                    <a:xfrm>
+                      <a:off x="0" y="0"/>
+                      <a:ext cx="5760000" cy="3240000"/>
+                    </a:xfrm>
+                    <a:prstGeom prst="rect"/>
+                  </pic:spPr>
+                </pic:pic>
+              </a:graphicData>
+            </a:graphic>
+          </wp:inline>
+        </w:drawing>
+      </w:r>
+    </w:p>
+    <w:p>
+      <w:pPr>
+        <w:jc w:val="center"/>
+      </w:pPr>
+      <w:r>
+        <w:rPr>
+          <w:i/>
+          <w:color w:val="516160"/>
+          <w:sz w:val="16"/>
+        </w:rPr>
+        <w:t>Captura automática generada por Selenium — CP-04-flujo-alterno-error.png</w:t>
+      </w:r>
+    </w:p>
+    <w:p>
+      <w:r>
+        <w:br w:type="page"/>
+      </w:r>
+    </w:p>
+    <w:p>
+      <w:pPr>
+        <w:pStyle w:val="Heading1"/>
+        <w:spacing w:before="200"/>
+      </w:pPr>
+      <w:r>
+        <w:rPr>
+          <w:color w:val="0F211F"/>
+        </w:rPr>
+        <w:t>Caso de Prueba CP-05 — Inicio de sesión de Médico (CU-02)</w:t>
+      </w:r>
+    </w:p>
+    <w:tbl>
+      <w:tblPr>
+        <w:tblStyle w:val="TableGrid"/>
+        <w:tblW w:type="auto" w:w="0"/>
+        <w:tblLook w:firstColumn="1" w:firstRow="1" w:lastColumn="0" w:lastRow="0" w:noHBand="0" w:noVBand="1" w:val="04A0"/>
+      </w:tblPr>
+      <w:tblGrid>
+        <w:gridCol w:w="4819"/>
+        <w:gridCol w:w="4819"/>
+      </w:tblGrid>
+      <w:tr>
+        <w:tc>
+          <w:tcPr>
+            <w:tcW w:type="dxa" w:w="2835"/>
+            <w:shd w:val="clear" w:color="auto" w:fill="E7F3F1"/>
+          </w:tcPr>
+          <w:p>
+            <w:r/>
+            <w:r>
+              <w:rPr>
+                <w:b/>
+                <w:sz w:val="20"/>
+              </w:rPr>
+              <w:t>Caso de Prueba</w:t>
+            </w:r>
+          </w:p>
+        </w:tc>
+        <w:tc>
+          <w:tcPr>
+            <w:tcW w:type="dxa" w:w="6803"/>
+          </w:tcPr>
+          <w:p>
+            <w:r/>
+            <w:r>
+              <w:rPr>
+                <w:b w:val="0"/>
+                <w:sz w:val="20"/>
+              </w:rPr>
+              <w:t>CP-05 — Inicio de sesión de Médico</w:t>
+            </w:r>
+          </w:p>
+        </w:tc>
+      </w:tr>
+      <w:tr>
+        <w:tc>
+          <w:tcPr>
+            <w:tcW w:type="dxa" w:w="2835"/>
+            <w:shd w:val="clear" w:color="auto" w:fill="E7F3F1"/>
+          </w:tcPr>
+          <w:p>
+            <w:r/>
+            <w:r>
+              <w:rPr>
+                <w:b/>
+                <w:sz w:val="20"/>
+              </w:rPr>
+              <w:t>Requisito Asociado</w:t>
+            </w:r>
+          </w:p>
+        </w:tc>
+        <w:tc>
+          <w:tcPr>
+            <w:tcW w:type="dxa" w:w="6803"/>
+          </w:tcPr>
+          <w:p>
+            <w:r/>
+            <w:r>
+              <w:rPr>
+                <w:b w:val="0"/>
+                <w:sz w:val="20"/>
+              </w:rPr>
+              <w:t>RF-02 — Autenticación y ruteo según el rol del usuario.</w:t>
+            </w:r>
+          </w:p>
+        </w:tc>
+      </w:tr>
+      <w:tr>
+        <w:tc>
+          <w:tcPr>
+            <w:tcW w:type="dxa" w:w="2835"/>
+            <w:shd w:val="clear" w:color="auto" w:fill="E7F3F1"/>
+          </w:tcPr>
+          <w:p>
+            <w:r/>
+            <w:r>
+              <w:rPr>
+                <w:b/>
+                <w:sz w:val="20"/>
+              </w:rPr>
+              <w:t>Caso de Uso Asociado</w:t>
+            </w:r>
+          </w:p>
+        </w:tc>
+        <w:tc>
+          <w:tcPr>
+            <w:tcW w:type="dxa" w:w="6803"/>
+          </w:tcPr>
+          <w:p>
+            <w:r/>
+            <w:r>
+              <w:rPr>
+                <w:b w:val="0"/>
+                <w:sz w:val="20"/>
+              </w:rPr>
+              <w:t>CU-02 — Inicio de sesión</w:t>
+            </w:r>
+          </w:p>
+        </w:tc>
+      </w:tr>
+      <w:tr>
+        <w:tc>
+          <w:tcPr>
+            <w:tcW w:type="dxa" w:w="2835"/>
+            <w:shd w:val="clear" w:color="auto" w:fill="E7F3F1"/>
+          </w:tcPr>
+          <w:p>
+            <w:r/>
+            <w:r>
+              <w:rPr>
+                <w:b/>
+                <w:sz w:val="20"/>
+              </w:rPr>
+              <w:t>Condición(es) de Prueba</w:t>
+            </w:r>
+          </w:p>
+        </w:tc>
+        <w:tc>
+          <w:tcPr>
+            <w:tcW w:type="dxa" w:w="6803"/>
+          </w:tcPr>
+          <w:p>
+            <w:r/>
+            <w:r>
+              <w:rPr>
+                <w:b w:val="0"/>
+                <w:sz w:val="20"/>
+              </w:rPr>
+              <w:t>Backend y frontend en ejecución. Médico semilla 40221785 / medico123.</w:t>
+            </w:r>
+          </w:p>
+        </w:tc>
+      </w:tr>
+      <w:tr>
+        <w:tc>
+          <w:tcPr>
+            <w:tcW w:type="dxa" w:w="2835"/>
+            <w:shd w:val="clear" w:color="auto" w:fill="E7F3F1"/>
+          </w:tcPr>
+          <w:p>
+            <w:r/>
+            <w:r>
+              <w:rPr>
+                <w:b/>
+                <w:sz w:val="20"/>
+              </w:rPr>
+              <w:t>Probador</w:t>
+            </w:r>
+          </w:p>
+        </w:tc>
+        <w:tc>
+          <w:tcPr>
+            <w:tcW w:type="dxa" w:w="6803"/>
+          </w:tcPr>
+          <w:p>
+            <w:r/>
+            <w:r>
+              <w:rPr>
+                <w:b w:val="0"/>
+                <w:sz w:val="20"/>
+              </w:rPr>
+              <w:t>Grupo 5</w:t>
+            </w:r>
+          </w:p>
+        </w:tc>
+      </w:tr>
+      <w:tr>
+        <w:tc>
+          <w:tcPr>
+            <w:tcW w:type="dxa" w:w="2835"/>
+            <w:shd w:val="clear" w:color="auto" w:fill="E7F3F1"/>
+          </w:tcPr>
+          <w:p>
+            <w:r/>
+            <w:r>
+              <w:rPr>
+                <w:b/>
+                <w:sz w:val="20"/>
+              </w:rPr>
+              <w:t>Cargo / Fecha y Hora</w:t>
+            </w:r>
+          </w:p>
+        </w:tc>
+        <w:tc>
+          <w:tcPr>
+            <w:tcW w:type="dxa" w:w="6803"/>
+          </w:tcPr>
+          <w:p>
+            <w:r/>
+            <w:r>
+              <w:rPr>
+                <w:b w:val="0"/>
+                <w:sz w:val="20"/>
+              </w:rPr>
+              <w:t>Equipo de QA — Grupo 5     ·     29/06/2026  11:10 a. m.</w:t>
+            </w:r>
+          </w:p>
+        </w:tc>
+      </w:tr>
+    </w:tbl>
+    <w:p>
+      <w:pPr>
+        <w:spacing w:after="40" w:before="80"/>
+      </w:pPr>
+      <w:r>
+        <w:rPr>
+          <w:b/>
+          <w:color w:val="0D7D74"/>
+          <w:sz w:val="20"/>
+        </w:rPr>
+        <w:t>Flujo Principal:</w:t>
+      </w:r>
+    </w:p>
+    <w:tbl>
+      <w:tblPr>
+        <w:tblStyle w:val="TableGrid"/>
+        <w:tblW w:type="auto" w:w="0"/>
+        <w:tblLook w:firstColumn="1" w:firstRow="1" w:lastColumn="0" w:lastRow="0" w:noHBand="0" w:noVBand="1" w:val="04A0"/>
+      </w:tblPr>
+      <w:tblGrid>
+        <w:gridCol w:w="1928"/>
+        <w:gridCol w:w="1928"/>
+        <w:gridCol w:w="1928"/>
+        <w:gridCol w:w="1928"/>
+        <w:gridCol w:w="1928"/>
+      </w:tblGrid>
+      <w:tr>
+        <w:tc>
+          <w:tcPr>
+            <w:tcW w:type="dxa" w:w="737"/>
+            <w:shd w:val="clear" w:color="auto" w:fill="0F211F"/>
+          </w:tcPr>
+          <w:p>
+            <w:r/>
+            <w:r>
+              <w:rPr>
+                <w:b/>
+                <w:color w:val="FFFFFF"/>
+                <w:sz w:val="20"/>
+              </w:rPr>
+              <w:t>Paso</w:t>
+            </w:r>
+          </w:p>
+        </w:tc>
+        <w:tc>
+          <w:tcPr>
+            <w:tcW w:type="dxa" w:w="3515"/>
+            <w:shd w:val="clear" w:color="auto" w:fill="0F211F"/>
+          </w:tcPr>
+          <w:p>
+            <w:r/>
+            <w:r>
+              <w:rPr>
+                <w:b/>
+                <w:color w:val="FFFFFF"/>
+                <w:sz w:val="20"/>
+              </w:rPr>
+              <w:t>Instrucción</w:t>
+            </w:r>
+          </w:p>
+        </w:tc>
+        <w:tc>
+          <w:tcPr>
+            <w:tcW w:type="dxa" w:w="2268"/>
+            <w:shd w:val="clear" w:color="auto" w:fill="0F211F"/>
+          </w:tcPr>
+          <w:p>
+            <w:r/>
+            <w:r>
+              <w:rPr>
+                <w:b/>
+                <w:color w:val="FFFFFF"/>
+                <w:sz w:val="20"/>
+              </w:rPr>
+              <w:t>Datos</w:t>
+            </w:r>
+          </w:p>
+        </w:tc>
+        <w:tc>
+          <w:tcPr>
+            <w:tcW w:type="dxa" w:w="1077"/>
+            <w:shd w:val="clear" w:color="auto" w:fill="0F211F"/>
+          </w:tcPr>
+          <w:p>
+            <w:r/>
+            <w:r>
+              <w:rPr>
+                <w:b/>
+                <w:color w:val="FFFFFF"/>
+                <w:sz w:val="20"/>
+              </w:rPr>
+              <w:t>Estado</w:t>
+            </w:r>
+          </w:p>
+        </w:tc>
+        <w:tc>
+          <w:tcPr>
+            <w:tcW w:type="dxa" w:w="2041"/>
+            <w:shd w:val="clear" w:color="auto" w:fill="0F211F"/>
+          </w:tcPr>
+          <w:p>
+            <w:r/>
+            <w:r>
+              <w:rPr>
+                <w:b/>
+                <w:color w:val="FFFFFF"/>
+                <w:sz w:val="20"/>
+              </w:rPr>
+              <w:t>Observaciones / Evidencia</w:t>
+            </w:r>
+          </w:p>
+        </w:tc>
+      </w:tr>
+      <w:tr>
+        <w:tc>
+          <w:tcPr>
+            <w:tcW w:type="dxa" w:w="737"/>
+          </w:tcPr>
+          <w:p>
+            <w:r/>
+            <w:r>
+              <w:rPr>
+                <w:b w:val="0"/>
+                <w:sz w:val="18"/>
+              </w:rPr>
+              <w:t>1</w:t>
+            </w:r>
+          </w:p>
+        </w:tc>
+        <w:tc>
+          <w:tcPr>
+            <w:tcW w:type="dxa" w:w="3515"/>
+          </w:tcPr>
+          <w:p>
+            <w:r/>
+            <w:r>
+              <w:rPr>
+                <w:b w:val="0"/>
+                <w:sz w:val="18"/>
+              </w:rPr>
+              <w:t>Abrir HAMPIQ y pulsar «Iniciar sesión».</w:t>
+            </w:r>
+          </w:p>
+        </w:tc>
+        <w:tc>
+          <w:tcPr>
+            <w:tcW w:type="dxa" w:w="2268"/>
+          </w:tcPr>
+          <w:p>
+            <w:r/>
+            <w:r>
+              <w:rPr>
+                <w:b w:val="0"/>
+                <w:sz w:val="18"/>
+              </w:rPr>
+              <w:t>data-testid = landing-login</w:t>
+            </w:r>
+          </w:p>
+        </w:tc>
+        <w:tc>
+          <w:tcPr>
+            <w:tcW w:type="dxa" w:w="1077"/>
+            <w:shd w:val="clear" w:color="auto" w:fill="E7F3F1"/>
+          </w:tcPr>
+          <w:p>
+            <w:pPr>
+              <w:jc w:val="center"/>
+            </w:pPr>
+            <w:r/>
+            <w:r>
+              <w:rPr>
+                <w:b w:val="0"/>
+                <w:sz w:val="18"/>
+              </w:rPr>
+              <w:t>Correcto</w:t>
+            </w:r>
+          </w:p>
+        </w:tc>
+        <w:tc>
+          <w:tcPr>
+            <w:tcW w:type="dxa" w:w="2041"/>
+          </w:tcPr>
+          <w:p>
+            <w:r/>
+            <w:r>
+              <w:rPr>
+                <w:b w:val="0"/>
+                <w:sz w:val="18"/>
+              </w:rPr>
+            </w:r>
+          </w:p>
+        </w:tc>
+      </w:tr>
+      <w:tr>
+        <w:tc>
+          <w:tcPr>
+            <w:tcW w:type="dxa" w:w="737"/>
+          </w:tcPr>
+          <w:p>
+            <w:r/>
+            <w:r>
+              <w:rPr>
+                <w:b w:val="0"/>
+                <w:sz w:val="18"/>
+              </w:rPr>
+              <w:t>2</w:t>
+            </w:r>
+          </w:p>
+        </w:tc>
+        <w:tc>
+          <w:tcPr>
+            <w:tcW w:type="dxa" w:w="3515"/>
+          </w:tcPr>
+          <w:p>
+            <w:r/>
+            <w:r>
+              <w:rPr>
+                <w:b w:val="0"/>
+                <w:sz w:val="18"/>
+              </w:rPr>
+              <w:t>Ingresar credenciales del médico y «Ingresar».</w:t>
+            </w:r>
+          </w:p>
+        </w:tc>
+        <w:tc>
+          <w:tcPr>
+            <w:tcW w:type="dxa" w:w="2268"/>
+          </w:tcPr>
+          <w:p>
+            <w:r/>
+            <w:r>
+              <w:rPr>
+                <w:b w:val="0"/>
+                <w:sz w:val="18"/>
+              </w:rPr>
+              <w:t>DNI = 40221785</w:t>
+              <w:br/>
+            </w:r>
+            <w:r>
+              <w:rPr>
+                <w:b w:val="0"/>
+                <w:sz w:val="18"/>
+              </w:rPr>
+              <w:t>Contraseña = medico123</w:t>
+            </w:r>
+          </w:p>
+        </w:tc>
+        <w:tc>
+          <w:tcPr>
+            <w:tcW w:type="dxa" w:w="1077"/>
+            <w:shd w:val="clear" w:color="auto" w:fill="E7F3F1"/>
+          </w:tcPr>
+          <w:p>
+            <w:pPr>
+              <w:jc w:val="center"/>
+            </w:pPr>
+            <w:r/>
+            <w:r>
+              <w:rPr>
+                <w:b w:val="0"/>
+                <w:sz w:val="18"/>
+              </w:rPr>
+              <w:t>Correcto</w:t>
+            </w:r>
+          </w:p>
+        </w:tc>
+        <w:tc>
+          <w:tcPr>
+            <w:tcW w:type="dxa" w:w="2041"/>
+          </w:tcPr>
+          <w:p>
+            <w:r/>
+            <w:r>
+              <w:rPr>
+                <w:b w:val="0"/>
+                <w:sz w:val="18"/>
+              </w:rPr>
+              <w:t>Ruteo por rol = médico.</w:t>
+            </w:r>
+          </w:p>
+        </w:tc>
+      </w:tr>
+      <w:tr>
+        <w:tc>
+          <w:tcPr>
+            <w:tcW w:type="dxa" w:w="737"/>
+          </w:tcPr>
+          <w:p>
+            <w:r/>
+            <w:r>
+              <w:rPr>
+                <w:b w:val="0"/>
+                <w:sz w:val="18"/>
+              </w:rPr>
+              <w:t>3</w:t>
+            </w:r>
+          </w:p>
+        </w:tc>
+        <w:tc>
+          <w:tcPr>
+            <w:tcW w:type="dxa" w:w="3515"/>
+          </w:tcPr>
+          <w:p>
+            <w:r/>
+            <w:r>
+              <w:rPr>
+                <w:b w:val="0"/>
+                <w:sz w:val="18"/>
+              </w:rPr>
+              <w:t>Verificar la pantalla de inicio del médico.</w:t>
+            </w:r>
+          </w:p>
+        </w:tc>
+        <w:tc>
+          <w:tcPr>
+            <w:tcW w:type="dxa" w:w="2268"/>
+          </w:tcPr>
+          <w:p>
+            <w:r/>
+            <w:r>
+              <w:rPr>
+                <w:b w:val="0"/>
+                <w:sz w:val="18"/>
+              </w:rPr>
+              <w:t>Espera [data-testid=doctor-home]</w:t>
+            </w:r>
+          </w:p>
+        </w:tc>
+        <w:tc>
+          <w:tcPr>
+            <w:tcW w:type="dxa" w:w="1077"/>
+            <w:shd w:val="clear" w:color="auto" w:fill="E7F3F1"/>
+          </w:tcPr>
+          <w:p>
+            <w:pPr>
+              <w:jc w:val="center"/>
+            </w:pPr>
+            <w:r/>
+            <w:r>
+              <w:rPr>
+                <w:b w:val="0"/>
+                <w:sz w:val="18"/>
+              </w:rPr>
+              <w:t>Correcto</w:t>
+            </w:r>
+          </w:p>
+        </w:tc>
+        <w:tc>
+          <w:tcPr>
+            <w:tcW w:type="dxa" w:w="2041"/>
+          </w:tcPr>
+          <w:p>
+            <w:r/>
+            <w:r>
+              <w:rPr>
+                <w:b w:val="0"/>
+                <w:sz w:val="18"/>
+              </w:rPr>
+              <w:t>«Dra. Ana María Flores».</w:t>
+            </w:r>
+          </w:p>
+        </w:tc>
+      </w:tr>
+    </w:tbl>
+    <w:p>
+      <w:pPr>
+        <w:spacing w:before="80" w:after="40"/>
+      </w:pPr>
+      <w:r>
+        <w:rPr>
+          <w:b/>
+          <w:color w:val="516160"/>
+          <w:sz w:val="18"/>
+        </w:rPr>
+        <w:t>Evidencia: inicio de sesión del médico</w:t>
+      </w:r>
+    </w:p>
+    <w:p>
+      <w:pPr>
+        <w:jc w:val="center"/>
+      </w:pPr>
+      <w:r>
+        <w:drawing>
+          <wp:inline xmlns:a="http://schemas.openxmlformats.org/drawingml/2006/main" xmlns:pic="http://schemas.openxmlformats.org/drawingml/2006/picture">
+            <wp:extent cx="5760000" cy="3240000"/>
+            <wp:docPr id="8" name="Picture 8"/>
+            <wp:cNvGraphicFramePr>
+              <a:graphicFrameLocks noChangeAspect="1"/>
+            </wp:cNvGraphicFramePr>
+            <a:graphic>
+              <a:graphicData uri="http://schemas.openxmlformats.org/drawingml/2006/picture">
+                <pic:pic>
+                  <pic:nvPicPr>
+                    <pic:cNvPr id="0" name="CP-05-login-medico.png"/>
+                    <pic:cNvPicPr/>
+                  </pic:nvPicPr>
+                  <pic:blipFill>
+                    <a:blip r:embed="rId18"/>
+                    <a:stretch>
+                      <a:fillRect/>
+                    </a:stretch>
+                  </pic:blipFill>
+                  <pic:spPr>
+                    <a:xfrm>
+                      <a:off x="0" y="0"/>
+                      <a:ext cx="5760000" cy="3240000"/>
+                    </a:xfrm>
+                    <a:prstGeom prst="rect"/>
+                  </pic:spPr>
+                </pic:pic>
+              </a:graphicData>
+            </a:graphic>
+          </wp:inline>
+        </w:drawing>
+      </w:r>
+    </w:p>
+    <w:p>
+      <w:pPr>
+        <w:jc w:val="center"/>
+      </w:pPr>
+      <w:r>
+        <w:rPr>
+          <w:i/>
+          <w:color w:val="516160"/>
+          <w:sz w:val="16"/>
+        </w:rPr>
+        <w:t>Captura automática generada por Selenium — CP-05-login-medico.png</w:t>
+      </w:r>
+    </w:p>
+    <w:p>
+      <w:r>
+        <w:br w:type="page"/>
+      </w:r>
+    </w:p>
+    <w:p>
+      <w:pPr>
+        <w:pStyle w:val="Heading1"/>
+        <w:spacing w:before="200"/>
+      </w:pPr>
+      <w:r>
+        <w:rPr>
+          <w:color w:val="0F211F"/>
+        </w:rPr>
+        <w:t>Caso de Prueba CP-06 — Inicio de sesión de Administrador (CU-02)</w:t>
+      </w:r>
+    </w:p>
+    <w:tbl>
+      <w:tblPr>
+        <w:tblStyle w:val="TableGrid"/>
+        <w:tblW w:type="auto" w:w="0"/>
+        <w:tblLook w:firstColumn="1" w:firstRow="1" w:lastColumn="0" w:lastRow="0" w:noHBand="0" w:noVBand="1" w:val="04A0"/>
+      </w:tblPr>
+      <w:tblGrid>
+        <w:gridCol w:w="4819"/>
+        <w:gridCol w:w="4819"/>
+      </w:tblGrid>
+      <w:tr>
+        <w:tc>
+          <w:tcPr>
+            <w:tcW w:type="dxa" w:w="2835"/>
+            <w:shd w:val="clear" w:color="auto" w:fill="E7F3F1"/>
+          </w:tcPr>
+          <w:p>
+            <w:r/>
+            <w:r>
+              <w:rPr>
+                <w:b/>
+                <w:sz w:val="20"/>
+              </w:rPr>
+              <w:t>Caso de Prueba</w:t>
+            </w:r>
+          </w:p>
+        </w:tc>
+        <w:tc>
+          <w:tcPr>
+            <w:tcW w:type="dxa" w:w="6803"/>
+          </w:tcPr>
+          <w:p>
+            <w:r/>
+            <w:r>
+              <w:rPr>
+                <w:b w:val="0"/>
+                <w:sz w:val="20"/>
+              </w:rPr>
+              <w:t>CP-06 — Inicio de sesión de Administrador</w:t>
+            </w:r>
+          </w:p>
+        </w:tc>
+      </w:tr>
+      <w:tr>
+        <w:tc>
+          <w:tcPr>
+            <w:tcW w:type="dxa" w:w="2835"/>
+            <w:shd w:val="clear" w:color="auto" w:fill="E7F3F1"/>
+          </w:tcPr>
+          <w:p>
+            <w:r/>
+            <w:r>
+              <w:rPr>
+                <w:b/>
+                <w:sz w:val="20"/>
+              </w:rPr>
+              <w:t>Requisito Asociado</w:t>
+            </w:r>
+          </w:p>
+        </w:tc>
+        <w:tc>
+          <w:tcPr>
+            <w:tcW w:type="dxa" w:w="6803"/>
+          </w:tcPr>
+          <w:p>
+            <w:r/>
+            <w:r>
+              <w:rPr>
+                <w:b w:val="0"/>
+                <w:sz w:val="20"/>
+              </w:rPr>
+              <w:t>RF-02 — Autenticación y ruteo según el rol del usuario.</w:t>
+            </w:r>
+          </w:p>
+        </w:tc>
+      </w:tr>
+      <w:tr>
+        <w:tc>
+          <w:tcPr>
+            <w:tcW w:type="dxa" w:w="2835"/>
+            <w:shd w:val="clear" w:color="auto" w:fill="E7F3F1"/>
+          </w:tcPr>
+          <w:p>
+            <w:r/>
+            <w:r>
+              <w:rPr>
+                <w:b/>
+                <w:sz w:val="20"/>
+              </w:rPr>
+              <w:t>Caso de Uso Asociado</w:t>
+            </w:r>
+          </w:p>
+        </w:tc>
+        <w:tc>
+          <w:tcPr>
+            <w:tcW w:type="dxa" w:w="6803"/>
+          </w:tcPr>
+          <w:p>
+            <w:r/>
+            <w:r>
+              <w:rPr>
+                <w:b w:val="0"/>
+                <w:sz w:val="20"/>
+              </w:rPr>
+              <w:t>CU-02 — Inicio de sesión</w:t>
+            </w:r>
+          </w:p>
+        </w:tc>
+      </w:tr>
+      <w:tr>
+        <w:tc>
+          <w:tcPr>
+            <w:tcW w:type="dxa" w:w="2835"/>
+            <w:shd w:val="clear" w:color="auto" w:fill="E7F3F1"/>
+          </w:tcPr>
+          <w:p>
+            <w:r/>
+            <w:r>
+              <w:rPr>
+                <w:b/>
+                <w:sz w:val="20"/>
+              </w:rPr>
+              <w:t>Condición(es) de Prueba</w:t>
+            </w:r>
+          </w:p>
+        </w:tc>
+        <w:tc>
+          <w:tcPr>
+            <w:tcW w:type="dxa" w:w="6803"/>
+          </w:tcPr>
+          <w:p>
+            <w:r/>
+            <w:r>
+              <w:rPr>
+                <w:b w:val="0"/>
+                <w:sz w:val="20"/>
+              </w:rPr>
+              <w:t>Backend y frontend en ejecución. Administrador semilla 10000001 / admin123.</w:t>
+            </w:r>
+          </w:p>
+        </w:tc>
+      </w:tr>
+      <w:tr>
+        <w:tc>
+          <w:tcPr>
+            <w:tcW w:type="dxa" w:w="2835"/>
+            <w:shd w:val="clear" w:color="auto" w:fill="E7F3F1"/>
+          </w:tcPr>
+          <w:p>
+            <w:r/>
+            <w:r>
+              <w:rPr>
+                <w:b/>
+                <w:sz w:val="20"/>
+              </w:rPr>
+              <w:t>Probador</w:t>
+            </w:r>
+          </w:p>
+        </w:tc>
+        <w:tc>
+          <w:tcPr>
+            <w:tcW w:type="dxa" w:w="6803"/>
+          </w:tcPr>
+          <w:p>
+            <w:r/>
+            <w:r>
+              <w:rPr>
+                <w:b w:val="0"/>
+                <w:sz w:val="20"/>
+              </w:rPr>
+              <w:t>Grupo 5</w:t>
+            </w:r>
+          </w:p>
+        </w:tc>
+      </w:tr>
+      <w:tr>
+        <w:tc>
+          <w:tcPr>
+            <w:tcW w:type="dxa" w:w="2835"/>
+            <w:shd w:val="clear" w:color="auto" w:fill="E7F3F1"/>
+          </w:tcPr>
+          <w:p>
+            <w:r/>
+            <w:r>
+              <w:rPr>
+                <w:b/>
+                <w:sz w:val="20"/>
+              </w:rPr>
+              <w:t>Cargo / Fecha y Hora</w:t>
+            </w:r>
+          </w:p>
+        </w:tc>
+        <w:tc>
+          <w:tcPr>
+            <w:tcW w:type="dxa" w:w="6803"/>
+          </w:tcPr>
+          <w:p>
+            <w:r/>
+            <w:r>
+              <w:rPr>
+                <w:b w:val="0"/>
+                <w:sz w:val="20"/>
+              </w:rPr>
+              <w:t>Equipo de QA — Grupo 5     ·     29/06/2026  11:10 a. m.</w:t>
+            </w:r>
+          </w:p>
+        </w:tc>
+      </w:tr>
+    </w:tbl>
+    <w:p>
+      <w:pPr>
+        <w:spacing w:after="40" w:before="80"/>
+      </w:pPr>
+      <w:r>
+        <w:rPr>
+          <w:b/>
+          <w:color w:val="0D7D74"/>
+          <w:sz w:val="20"/>
+        </w:rPr>
+        <w:t>Flujo Principal:</w:t>
+      </w:r>
+    </w:p>
+    <w:tbl>
+      <w:tblPr>
+        <w:tblStyle w:val="TableGrid"/>
+        <w:tblW w:type="auto" w:w="0"/>
+        <w:tblLook w:firstColumn="1" w:firstRow="1" w:lastColumn="0" w:lastRow="0" w:noHBand="0" w:noVBand="1" w:val="04A0"/>
+      </w:tblPr>
+      <w:tblGrid>
+        <w:gridCol w:w="1928"/>
+        <w:gridCol w:w="1928"/>
+        <w:gridCol w:w="1928"/>
+        <w:gridCol w:w="1928"/>
+        <w:gridCol w:w="1928"/>
+      </w:tblGrid>
+      <w:tr>
+        <w:tc>
+          <w:tcPr>
+            <w:tcW w:type="dxa" w:w="737"/>
+            <w:shd w:val="clear" w:color="auto" w:fill="0F211F"/>
+          </w:tcPr>
+          <w:p>
+            <w:r/>
+            <w:r>
+              <w:rPr>
+                <w:b/>
+                <w:color w:val="FFFFFF"/>
+                <w:sz w:val="20"/>
+              </w:rPr>
+              <w:t>Paso</w:t>
+            </w:r>
+          </w:p>
+        </w:tc>
+        <w:tc>
+          <w:tcPr>
+            <w:tcW w:type="dxa" w:w="3515"/>
+            <w:shd w:val="clear" w:color="auto" w:fill="0F211F"/>
+          </w:tcPr>
+          <w:p>
+            <w:r/>
+            <w:r>
+              <w:rPr>
+                <w:b/>
+                <w:color w:val="FFFFFF"/>
+                <w:sz w:val="20"/>
+              </w:rPr>
+              <w:t>Instrucción</w:t>
+            </w:r>
+          </w:p>
+        </w:tc>
+        <w:tc>
+          <w:tcPr>
+            <w:tcW w:type="dxa" w:w="2268"/>
+            <w:shd w:val="clear" w:color="auto" w:fill="0F211F"/>
+          </w:tcPr>
+          <w:p>
+            <w:r/>
+            <w:r>
+              <w:rPr>
+                <w:b/>
+                <w:color w:val="FFFFFF"/>
+                <w:sz w:val="20"/>
+              </w:rPr>
+              <w:t>Datos</w:t>
+            </w:r>
+          </w:p>
+        </w:tc>
+        <w:tc>
+          <w:tcPr>
+            <w:tcW w:type="dxa" w:w="1077"/>
+            <w:shd w:val="clear" w:color="auto" w:fill="0F211F"/>
+          </w:tcPr>
+          <w:p>
+            <w:r/>
+            <w:r>
+              <w:rPr>
+                <w:b/>
+                <w:color w:val="FFFFFF"/>
+                <w:sz w:val="20"/>
+              </w:rPr>
+              <w:t>Estado</w:t>
+            </w:r>
+          </w:p>
+        </w:tc>
+        <w:tc>
+          <w:tcPr>
+            <w:tcW w:type="dxa" w:w="2041"/>
+            <w:shd w:val="clear" w:color="auto" w:fill="0F211F"/>
+          </w:tcPr>
+          <w:p>
+            <w:r/>
+            <w:r>
+              <w:rPr>
+                <w:b/>
+                <w:color w:val="FFFFFF"/>
+                <w:sz w:val="20"/>
+              </w:rPr>
+              <w:t>Observaciones / Evidencia</w:t>
+            </w:r>
+          </w:p>
+        </w:tc>
+      </w:tr>
+      <w:tr>
+        <w:tc>
+          <w:tcPr>
+            <w:tcW w:type="dxa" w:w="737"/>
+          </w:tcPr>
+          <w:p>
+            <w:r/>
+            <w:r>
+              <w:rPr>
+                <w:b w:val="0"/>
+                <w:sz w:val="18"/>
+              </w:rPr>
+              <w:t>1</w:t>
+            </w:r>
+          </w:p>
+        </w:tc>
+        <w:tc>
+          <w:tcPr>
+            <w:tcW w:type="dxa" w:w="3515"/>
+          </w:tcPr>
+          <w:p>
+            <w:r/>
+            <w:r>
+              <w:rPr>
+                <w:b w:val="0"/>
+                <w:sz w:val="18"/>
+              </w:rPr>
+              <w:t>Abrir HAMPIQ y pulsar «Iniciar sesión».</w:t>
+            </w:r>
+          </w:p>
+        </w:tc>
+        <w:tc>
+          <w:tcPr>
+            <w:tcW w:type="dxa" w:w="2268"/>
+          </w:tcPr>
+          <w:p>
+            <w:r/>
+            <w:r>
+              <w:rPr>
+                <w:b w:val="0"/>
+                <w:sz w:val="18"/>
+              </w:rPr>
+              <w:t>data-testid = landing-login</w:t>
+            </w:r>
+          </w:p>
+        </w:tc>
+        <w:tc>
+          <w:tcPr>
+            <w:tcW w:type="dxa" w:w="1077"/>
+            <w:shd w:val="clear" w:color="auto" w:fill="E7F3F1"/>
+          </w:tcPr>
+          <w:p>
+            <w:pPr>
+              <w:jc w:val="center"/>
+            </w:pPr>
+            <w:r/>
+            <w:r>
+              <w:rPr>
+                <w:b w:val="0"/>
+                <w:sz w:val="18"/>
+              </w:rPr>
+              <w:t>Correcto</w:t>
+            </w:r>
+          </w:p>
+        </w:tc>
+        <w:tc>
+          <w:tcPr>
+            <w:tcW w:type="dxa" w:w="2041"/>
+          </w:tcPr>
+          <w:p>
+            <w:r/>
+            <w:r>
+              <w:rPr>
+                <w:b w:val="0"/>
+                <w:sz w:val="18"/>
+              </w:rPr>
+            </w:r>
+          </w:p>
+        </w:tc>
+      </w:tr>
+      <w:tr>
+        <w:tc>
+          <w:tcPr>
+            <w:tcW w:type="dxa" w:w="737"/>
+          </w:tcPr>
+          <w:p>
+            <w:r/>
+            <w:r>
+              <w:rPr>
+                <w:b w:val="0"/>
+                <w:sz w:val="18"/>
+              </w:rPr>
+              <w:t>2</w:t>
+            </w:r>
+          </w:p>
+        </w:tc>
+        <w:tc>
+          <w:tcPr>
+            <w:tcW w:type="dxa" w:w="3515"/>
+          </w:tcPr>
+          <w:p>
+            <w:r/>
+            <w:r>
+              <w:rPr>
+                <w:b w:val="0"/>
+                <w:sz w:val="18"/>
+              </w:rPr>
+              <w:t>Ingresar credenciales del admin y «Ingresar».</w:t>
+            </w:r>
+          </w:p>
+        </w:tc>
+        <w:tc>
+          <w:tcPr>
+            <w:tcW w:type="dxa" w:w="2268"/>
+          </w:tcPr>
+          <w:p>
+            <w:r/>
+            <w:r>
+              <w:rPr>
+                <w:b w:val="0"/>
+                <w:sz w:val="18"/>
+              </w:rPr>
+              <w:t>DNI = 10000001</w:t>
+              <w:br/>
+            </w:r>
+            <w:r>
+              <w:rPr>
+                <w:b w:val="0"/>
+                <w:sz w:val="18"/>
+              </w:rPr>
+              <w:t>Contraseña = admin123</w:t>
+            </w:r>
+          </w:p>
+        </w:tc>
+        <w:tc>
+          <w:tcPr>
+            <w:tcW w:type="dxa" w:w="1077"/>
+            <w:shd w:val="clear" w:color="auto" w:fill="E7F3F1"/>
+          </w:tcPr>
+          <w:p>
+            <w:pPr>
+              <w:jc w:val="center"/>
+            </w:pPr>
+            <w:r/>
+            <w:r>
+              <w:rPr>
+                <w:b w:val="0"/>
+                <w:sz w:val="18"/>
+              </w:rPr>
+              <w:t>Correcto</w:t>
+            </w:r>
+          </w:p>
+        </w:tc>
+        <w:tc>
+          <w:tcPr>
+            <w:tcW w:type="dxa" w:w="2041"/>
+          </w:tcPr>
+          <w:p>
+            <w:r/>
+            <w:r>
+              <w:rPr>
+                <w:b w:val="0"/>
+                <w:sz w:val="18"/>
+              </w:rPr>
+              <w:t>Ruteo por rol = admin.</w:t>
+            </w:r>
+          </w:p>
+        </w:tc>
+      </w:tr>
+      <w:tr>
+        <w:tc>
+          <w:tcPr>
+            <w:tcW w:type="dxa" w:w="737"/>
+          </w:tcPr>
+          <w:p>
+            <w:r/>
+            <w:r>
+              <w:rPr>
+                <w:b w:val="0"/>
+                <w:sz w:val="18"/>
+              </w:rPr>
+              <w:t>3</w:t>
+            </w:r>
+          </w:p>
+        </w:tc>
+        <w:tc>
+          <w:tcPr>
+            <w:tcW w:type="dxa" w:w="3515"/>
+          </w:tcPr>
+          <w:p>
+            <w:r/>
+            <w:r>
+              <w:rPr>
+                <w:b w:val="0"/>
+                <w:sz w:val="18"/>
+              </w:rPr>
+              <w:t>Verificar el panel general.</w:t>
+            </w:r>
+          </w:p>
+        </w:tc>
+        <w:tc>
+          <w:tcPr>
+            <w:tcW w:type="dxa" w:w="2268"/>
+          </w:tcPr>
+          <w:p>
+            <w:r/>
+            <w:r>
+              <w:rPr>
+                <w:b w:val="0"/>
+                <w:sz w:val="18"/>
+              </w:rPr>
+              <w:t>Espera [data-testid=admin-panel]</w:t>
+            </w:r>
+          </w:p>
+        </w:tc>
+        <w:tc>
+          <w:tcPr>
+            <w:tcW w:type="dxa" w:w="1077"/>
+            <w:shd w:val="clear" w:color="auto" w:fill="E7F3F1"/>
+          </w:tcPr>
+          <w:p>
+            <w:pPr>
+              <w:jc w:val="center"/>
+            </w:pPr>
+            <w:r/>
+            <w:r>
+              <w:rPr>
+                <w:b w:val="0"/>
+                <w:sz w:val="18"/>
+              </w:rPr>
+              <w:t>Correcto</w:t>
+            </w:r>
+          </w:p>
+        </w:tc>
+        <w:tc>
+          <w:tcPr>
+            <w:tcW w:type="dxa" w:w="2041"/>
+          </w:tcPr>
+          <w:p>
+            <w:r/>
+            <w:r>
+              <w:rPr>
+                <w:b w:val="0"/>
+                <w:sz w:val="18"/>
+              </w:rPr>
+              <w:t>«Panel general».</w:t>
+            </w:r>
+          </w:p>
+        </w:tc>
+      </w:tr>
+    </w:tbl>
+    <w:p>
+      <w:pPr>
+        <w:spacing w:before="80" w:after="40"/>
+      </w:pPr>
+      <w:r>
+        <w:rPr>
+          <w:b/>
+          <w:color w:val="516160"/>
+          <w:sz w:val="18"/>
+        </w:rPr>
+        <w:t>Evidencia: inicio de sesión del administrador</w:t>
+      </w:r>
+    </w:p>
+    <w:p>
+      <w:pPr>
+        <w:jc w:val="center"/>
+      </w:pPr>
+      <w:r>
+        <w:drawing>
+          <wp:inline xmlns:a="http://schemas.openxmlformats.org/drawingml/2006/main" xmlns:pic="http://schemas.openxmlformats.org/drawingml/2006/picture">
+            <wp:extent cx="5760000" cy="3240000"/>
+            <wp:docPr id="9" name="Picture 9"/>
+            <wp:cNvGraphicFramePr>
+              <a:graphicFrameLocks noChangeAspect="1"/>
+            </wp:cNvGraphicFramePr>
+            <a:graphic>
+              <a:graphicData uri="http://schemas.openxmlformats.org/drawingml/2006/picture">
+                <pic:pic>
+                  <pic:nvPicPr>
+                    <pic:cNvPr id="0" name="CP-06-login-admin.png"/>
+                    <pic:cNvPicPr/>
+                  </pic:nvPicPr>
+                  <pic:blipFill>
+                    <a:blip r:embed="rId19"/>
+                    <a:stretch>
+                      <a:fillRect/>
+                    </a:stretch>
+                  </pic:blipFill>
+                  <pic:spPr>
+                    <a:xfrm>
+                      <a:off x="0" y="0"/>
+                      <a:ext cx="5760000" cy="3240000"/>
+                    </a:xfrm>
+                    <a:prstGeom prst="rect"/>
+                  </pic:spPr>
+                </pic:pic>
+              </a:graphicData>
+            </a:graphic>
+          </wp:inline>
+        </w:drawing>
+      </w:r>
+    </w:p>
+    <w:p>
+      <w:pPr>
+        <w:jc w:val="center"/>
+      </w:pPr>
+      <w:r>
+        <w:rPr>
+          <w:i/>
+          <w:color w:val="516160"/>
+          <w:sz w:val="16"/>
+        </w:rPr>
+        <w:t>Captura automática generada por Selenium — CP-06-login-admin.png</w:t>
+      </w:r>
+    </w:p>
+    <w:p>
+      <w:r>
+        <w:br w:type="page"/>
+      </w:r>
+    </w:p>
+    <w:p>
+      <w:pPr>
+        <w:pStyle w:val="Heading1"/>
+        <w:spacing w:before="200"/>
+      </w:pPr>
+      <w:r>
+        <w:rPr>
+          <w:color w:val="0F211F"/>
+        </w:rPr>
+        <w:t>Caso de Prueba CP-07 — Revocar token médico (CU-03)</w:t>
+      </w:r>
+    </w:p>
+    <w:tbl>
+      <w:tblPr>
+        <w:tblStyle w:val="TableGrid"/>
+        <w:tblW w:type="auto" w:w="0"/>
+        <w:tblLook w:firstColumn="1" w:firstRow="1" w:lastColumn="0" w:lastRow="0" w:noHBand="0" w:noVBand="1" w:val="04A0"/>
+      </w:tblPr>
+      <w:tblGrid>
+        <w:gridCol w:w="4819"/>
+        <w:gridCol w:w="4819"/>
+      </w:tblGrid>
+      <w:tr>
+        <w:tc>
+          <w:tcPr>
+            <w:tcW w:type="dxa" w:w="2835"/>
+            <w:shd w:val="clear" w:color="auto" w:fill="E7F3F1"/>
+          </w:tcPr>
+          <w:p>
+            <w:r/>
+            <w:r>
+              <w:rPr>
+                <w:b/>
+                <w:sz w:val="20"/>
+              </w:rPr>
+              <w:t>Caso de Prueba</w:t>
+            </w:r>
+          </w:p>
+        </w:tc>
+        <w:tc>
+          <w:tcPr>
+            <w:tcW w:type="dxa" w:w="6803"/>
+          </w:tcPr>
+          <w:p>
+            <w:r/>
+            <w:r>
+              <w:rPr>
+                <w:b w:val="0"/>
+                <w:sz w:val="20"/>
+              </w:rPr>
+              <w:t>CP-07 — Revocación de token médico</w:t>
+            </w:r>
+          </w:p>
+        </w:tc>
+      </w:tr>
+      <w:tr>
+        <w:tc>
+          <w:tcPr>
+            <w:tcW w:type="dxa" w:w="2835"/>
+            <w:shd w:val="clear" w:color="auto" w:fill="E7F3F1"/>
+          </w:tcPr>
+          <w:p>
+            <w:r/>
+            <w:r>
+              <w:rPr>
+                <w:b/>
+                <w:sz w:val="20"/>
+              </w:rPr>
+              <w:t>Requisito Asociado</w:t>
+            </w:r>
+          </w:p>
+        </w:tc>
+        <w:tc>
+          <w:tcPr>
+            <w:tcW w:type="dxa" w:w="6803"/>
+          </w:tcPr>
+          <w:p>
+            <w:r/>
+            <w:r>
+              <w:rPr>
+                <w:b w:val="0"/>
+                <w:sz w:val="20"/>
+              </w:rPr>
+              <w:t>RF-04 — Revocación inmediata de un token de acceso.</w:t>
+            </w:r>
+          </w:p>
+        </w:tc>
+      </w:tr>
+      <w:tr>
+        <w:tc>
+          <w:tcPr>
+            <w:tcW w:type="dxa" w:w="2835"/>
+            <w:shd w:val="clear" w:color="auto" w:fill="E7F3F1"/>
+          </w:tcPr>
+          <w:p>
+            <w:r/>
+            <w:r>
+              <w:rPr>
+                <w:b/>
+                <w:sz w:val="20"/>
+              </w:rPr>
+              <w:t>Caso de Uso Asociado</w:t>
+            </w:r>
+          </w:p>
+        </w:tc>
+        <w:tc>
+          <w:tcPr>
+            <w:tcW w:type="dxa" w:w="6803"/>
+          </w:tcPr>
+          <w:p>
+            <w:r/>
+            <w:r>
+              <w:rPr>
+                <w:b w:val="0"/>
+                <w:sz w:val="20"/>
+              </w:rPr>
+              <w:t>CU-03 — Generación y gestión de token médico</w:t>
+            </w:r>
+          </w:p>
+        </w:tc>
+      </w:tr>
+      <w:tr>
+        <w:tc>
+          <w:tcPr>
+            <w:tcW w:type="dxa" w:w="2835"/>
+            <w:shd w:val="clear" w:color="auto" w:fill="E7F3F1"/>
+          </w:tcPr>
+          <w:p>
+            <w:r/>
+            <w:r>
+              <w:rPr>
+                <w:b/>
+                <w:sz w:val="20"/>
+              </w:rPr>
+              <w:t>Condición(es) de Prueba</w:t>
+            </w:r>
+          </w:p>
+        </w:tc>
+        <w:tc>
+          <w:tcPr>
+            <w:tcW w:type="dxa" w:w="6803"/>
+          </w:tcPr>
+          <w:p>
+            <w:r/>
+            <w:r>
+              <w:rPr>
+                <w:b w:val="0"/>
+                <w:sz w:val="20"/>
+              </w:rPr>
+              <w:t>Paciente autenticado (45872136 / hampiq123).</w:t>
+            </w:r>
+          </w:p>
+        </w:tc>
+      </w:tr>
+      <w:tr>
+        <w:tc>
+          <w:tcPr>
+            <w:tcW w:type="dxa" w:w="2835"/>
+            <w:shd w:val="clear" w:color="auto" w:fill="E7F3F1"/>
+          </w:tcPr>
+          <w:p>
+            <w:r/>
+            <w:r>
+              <w:rPr>
+                <w:b/>
+                <w:sz w:val="20"/>
+              </w:rPr>
+              <w:t>Probador</w:t>
+            </w:r>
+          </w:p>
+        </w:tc>
+        <w:tc>
+          <w:tcPr>
+            <w:tcW w:type="dxa" w:w="6803"/>
+          </w:tcPr>
+          <w:p>
+            <w:r/>
+            <w:r>
+              <w:rPr>
+                <w:b w:val="0"/>
+                <w:sz w:val="20"/>
+              </w:rPr>
+              <w:t>Grupo 5</w:t>
+            </w:r>
+          </w:p>
+        </w:tc>
+      </w:tr>
+      <w:tr>
+        <w:tc>
+          <w:tcPr>
+            <w:tcW w:type="dxa" w:w="2835"/>
+            <w:shd w:val="clear" w:color="auto" w:fill="E7F3F1"/>
+          </w:tcPr>
+          <w:p>
+            <w:r/>
+            <w:r>
+              <w:rPr>
+                <w:b/>
+                <w:sz w:val="20"/>
+              </w:rPr>
+              <w:t>Cargo / Fecha y Hora</w:t>
+            </w:r>
+          </w:p>
+        </w:tc>
+        <w:tc>
+          <w:tcPr>
+            <w:tcW w:type="dxa" w:w="6803"/>
+          </w:tcPr>
+          <w:p>
+            <w:r/>
+            <w:r>
+              <w:rPr>
+                <w:b w:val="0"/>
+                <w:sz w:val="20"/>
+              </w:rPr>
+              <w:t>Equipo de QA — Grupo 5     ·     29/06/2026  11:10 a. m.</w:t>
+            </w:r>
+          </w:p>
+        </w:tc>
+      </w:tr>
+    </w:tbl>
+    <w:p>
+      <w:pPr>
+        <w:spacing w:after="40" w:before="80"/>
+      </w:pPr>
+      <w:r>
+        <w:rPr>
+          <w:b/>
+          <w:color w:val="0D7D74"/>
+          <w:sz w:val="20"/>
+        </w:rPr>
+        <w:t>Flujo Principal:</w:t>
+      </w:r>
+    </w:p>
+    <w:tbl>
+      <w:tblPr>
+        <w:tblStyle w:val="TableGrid"/>
+        <w:tblW w:type="auto" w:w="0"/>
+        <w:tblLook w:firstColumn="1" w:firstRow="1" w:lastColumn="0" w:lastRow="0" w:noHBand="0" w:noVBand="1" w:val="04A0"/>
+      </w:tblPr>
+      <w:tblGrid>
+        <w:gridCol w:w="1928"/>
+        <w:gridCol w:w="1928"/>
+        <w:gridCol w:w="1928"/>
+        <w:gridCol w:w="1928"/>
+        <w:gridCol w:w="1928"/>
+      </w:tblGrid>
+      <w:tr>
+        <w:tc>
+          <w:tcPr>
+            <w:tcW w:type="dxa" w:w="737"/>
+            <w:shd w:val="clear" w:color="auto" w:fill="0F211F"/>
+          </w:tcPr>
+          <w:p>
+            <w:r/>
+            <w:r>
+              <w:rPr>
+                <w:b/>
+                <w:color w:val="FFFFFF"/>
+                <w:sz w:val="20"/>
+              </w:rPr>
+              <w:t>Paso</w:t>
+            </w:r>
+          </w:p>
+        </w:tc>
+        <w:tc>
+          <w:tcPr>
+            <w:tcW w:type="dxa" w:w="3515"/>
+            <w:shd w:val="clear" w:color="auto" w:fill="0F211F"/>
+          </w:tcPr>
+          <w:p>
+            <w:r/>
+            <w:r>
+              <w:rPr>
+                <w:b/>
+                <w:color w:val="FFFFFF"/>
+                <w:sz w:val="20"/>
+              </w:rPr>
+              <w:t>Instrucción</w:t>
+            </w:r>
+          </w:p>
+        </w:tc>
+        <w:tc>
+          <w:tcPr>
+            <w:tcW w:type="dxa" w:w="2268"/>
+            <w:shd w:val="clear" w:color="auto" w:fill="0F211F"/>
+          </w:tcPr>
+          <w:p>
+            <w:r/>
+            <w:r>
+              <w:rPr>
+                <w:b/>
+                <w:color w:val="FFFFFF"/>
+                <w:sz w:val="20"/>
+              </w:rPr>
+              <w:t>Datos</w:t>
+            </w:r>
+          </w:p>
+        </w:tc>
+        <w:tc>
+          <w:tcPr>
+            <w:tcW w:type="dxa" w:w="1077"/>
+            <w:shd w:val="clear" w:color="auto" w:fill="0F211F"/>
+          </w:tcPr>
+          <w:p>
+            <w:r/>
+            <w:r>
+              <w:rPr>
+                <w:b/>
+                <w:color w:val="FFFFFF"/>
+                <w:sz w:val="20"/>
+              </w:rPr>
+              <w:t>Estado</w:t>
+            </w:r>
+          </w:p>
+        </w:tc>
+        <w:tc>
+          <w:tcPr>
+            <w:tcW w:type="dxa" w:w="2041"/>
+            <w:shd w:val="clear" w:color="auto" w:fill="0F211F"/>
+          </w:tcPr>
+          <w:p>
+            <w:r/>
+            <w:r>
+              <w:rPr>
+                <w:b/>
+                <w:color w:val="FFFFFF"/>
+                <w:sz w:val="20"/>
+              </w:rPr>
+              <w:t>Observaciones / Evidencia</w:t>
+            </w:r>
+          </w:p>
+        </w:tc>
+      </w:tr>
+      <w:tr>
+        <w:tc>
+          <w:tcPr>
+            <w:tcW w:type="dxa" w:w="737"/>
+          </w:tcPr>
+          <w:p>
+            <w:r/>
+            <w:r>
+              <w:rPr>
+                <w:b w:val="0"/>
+                <w:sz w:val="18"/>
+              </w:rPr>
+              <w:t>1</w:t>
+            </w:r>
+          </w:p>
+        </w:tc>
+        <w:tc>
+          <w:tcPr>
+            <w:tcW w:type="dxa" w:w="3515"/>
+          </w:tcPr>
+          <w:p>
+            <w:r/>
+            <w:r>
+              <w:rPr>
+                <w:b w:val="0"/>
+                <w:sz w:val="18"/>
+              </w:rPr>
+              <w:t>Iniciar sesión y entrar a «Compartir acceso».</w:t>
+            </w:r>
+          </w:p>
+        </w:tc>
+        <w:tc>
+          <w:tcPr>
+            <w:tcW w:type="dxa" w:w="2268"/>
+          </w:tcPr>
+          <w:p>
+            <w:r/>
+            <w:r>
+              <w:rPr>
+                <w:b w:val="0"/>
+                <w:sz w:val="18"/>
+              </w:rPr>
+              <w:t>nav-share</w:t>
+            </w:r>
+          </w:p>
+        </w:tc>
+        <w:tc>
+          <w:tcPr>
+            <w:tcW w:type="dxa" w:w="1077"/>
+            <w:shd w:val="clear" w:color="auto" w:fill="E7F3F1"/>
+          </w:tcPr>
+          <w:p>
+            <w:pPr>
+              <w:jc w:val="center"/>
+            </w:pPr>
+            <w:r/>
+            <w:r>
+              <w:rPr>
+                <w:b w:val="0"/>
+                <w:sz w:val="18"/>
+              </w:rPr>
+              <w:t>Correcto</w:t>
+            </w:r>
+          </w:p>
+        </w:tc>
+        <w:tc>
+          <w:tcPr>
+            <w:tcW w:type="dxa" w:w="2041"/>
+          </w:tcPr>
+          <w:p>
+            <w:r/>
+            <w:r>
+              <w:rPr>
+                <w:b w:val="0"/>
+                <w:sz w:val="18"/>
+              </w:rPr>
+            </w:r>
+          </w:p>
+        </w:tc>
+      </w:tr>
+      <w:tr>
+        <w:tc>
+          <w:tcPr>
+            <w:tcW w:type="dxa" w:w="737"/>
+          </w:tcPr>
+          <w:p>
+            <w:r/>
+            <w:r>
+              <w:rPr>
+                <w:b w:val="0"/>
+                <w:sz w:val="18"/>
+              </w:rPr>
+              <w:t>2</w:t>
+            </w:r>
+          </w:p>
+        </w:tc>
+        <w:tc>
+          <w:tcPr>
+            <w:tcW w:type="dxa" w:w="3515"/>
+          </w:tcPr>
+          <w:p>
+            <w:r/>
+            <w:r>
+              <w:rPr>
+                <w:b w:val="0"/>
+                <w:sz w:val="18"/>
+              </w:rPr>
+              <w:t>Generar un token.</w:t>
+            </w:r>
+          </w:p>
+        </w:tc>
+        <w:tc>
+          <w:tcPr>
+            <w:tcW w:type="dxa" w:w="2268"/>
+          </w:tcPr>
+          <w:p>
+            <w:r/>
+            <w:r>
+              <w:rPr>
+                <w:b w:val="0"/>
+                <w:sz w:val="18"/>
+              </w:rPr>
+              <w:t>Duración = 30 min · Usos = 1</w:t>
+            </w:r>
+          </w:p>
+        </w:tc>
+        <w:tc>
+          <w:tcPr>
+            <w:tcW w:type="dxa" w:w="1077"/>
+            <w:shd w:val="clear" w:color="auto" w:fill="E7F3F1"/>
+          </w:tcPr>
+          <w:p>
+            <w:pPr>
+              <w:jc w:val="center"/>
+            </w:pPr>
+            <w:r/>
+            <w:r>
+              <w:rPr>
+                <w:b w:val="0"/>
+                <w:sz w:val="18"/>
+              </w:rPr>
+              <w:t>Correcto</w:t>
+            </w:r>
+          </w:p>
+        </w:tc>
+        <w:tc>
+          <w:tcPr>
+            <w:tcW w:type="dxa" w:w="2041"/>
+          </w:tcPr>
+          <w:p>
+            <w:r/>
+            <w:r>
+              <w:rPr>
+                <w:b w:val="0"/>
+                <w:sz w:val="18"/>
+              </w:rPr>
+              <w:t>Token activo creado.</w:t>
+            </w:r>
+          </w:p>
+        </w:tc>
+      </w:tr>
+      <w:tr>
+        <w:tc>
+          <w:tcPr>
+            <w:tcW w:type="dxa" w:w="737"/>
+          </w:tcPr>
+          <w:p>
+            <w:r/>
+            <w:r>
+              <w:rPr>
+                <w:b w:val="0"/>
+                <w:sz w:val="18"/>
+              </w:rPr>
+              <w:t>3</w:t>
+            </w:r>
+          </w:p>
+        </w:tc>
+        <w:tc>
+          <w:tcPr>
+            <w:tcW w:type="dxa" w:w="3515"/>
+          </w:tcPr>
+          <w:p>
+            <w:r/>
+            <w:r>
+              <w:rPr>
+                <w:b w:val="0"/>
+                <w:sz w:val="18"/>
+              </w:rPr>
+              <w:t>Pulsar «Revocar».</w:t>
+            </w:r>
+          </w:p>
+        </w:tc>
+        <w:tc>
+          <w:tcPr>
+            <w:tcW w:type="dxa" w:w="2268"/>
+          </w:tcPr>
+          <w:p>
+            <w:r/>
+            <w:r>
+              <w:rPr>
+                <w:b w:val="0"/>
+                <w:sz w:val="18"/>
+              </w:rPr>
+              <w:t>data-testid = share-revoke</w:t>
+            </w:r>
+          </w:p>
+        </w:tc>
+        <w:tc>
+          <w:tcPr>
+            <w:tcW w:type="dxa" w:w="1077"/>
+            <w:shd w:val="clear" w:color="auto" w:fill="E7F3F1"/>
+          </w:tcPr>
+          <w:p>
+            <w:pPr>
+              <w:jc w:val="center"/>
+            </w:pPr>
+            <w:r/>
+            <w:r>
+              <w:rPr>
+                <w:b w:val="0"/>
+                <w:sz w:val="18"/>
+              </w:rPr>
+              <w:t>Correcto</w:t>
+            </w:r>
+          </w:p>
+        </w:tc>
+        <w:tc>
+          <w:tcPr>
+            <w:tcW w:type="dxa" w:w="2041"/>
+          </w:tcPr>
+          <w:p>
+            <w:r/>
+            <w:r>
+              <w:rPr>
+                <w:b w:val="0"/>
+                <w:sz w:val="18"/>
+              </w:rPr>
+              <w:t>POST /api/tokens/{code}/revoke.</w:t>
+            </w:r>
+          </w:p>
+        </w:tc>
+      </w:tr>
+      <w:tr>
+        <w:tc>
+          <w:tcPr>
+            <w:tcW w:type="dxa" w:w="737"/>
+          </w:tcPr>
+          <w:p>
+            <w:r/>
+            <w:r>
+              <w:rPr>
+                <w:b w:val="0"/>
+                <w:sz w:val="18"/>
+              </w:rPr>
+              <w:t>4</w:t>
+            </w:r>
+          </w:p>
+        </w:tc>
+        <w:tc>
+          <w:tcPr>
+            <w:tcW w:type="dxa" w:w="3515"/>
+          </w:tcPr>
+          <w:p>
+            <w:r/>
+            <w:r>
+              <w:rPr>
+                <w:b w:val="0"/>
+                <w:sz w:val="18"/>
+              </w:rPr>
+              <w:t>Verificar el mensaje de confirmación.</w:t>
+            </w:r>
+          </w:p>
+        </w:tc>
+        <w:tc>
+          <w:tcPr>
+            <w:tcW w:type="dxa" w:w="2268"/>
+          </w:tcPr>
+          <w:p>
+            <w:r/>
+            <w:r>
+              <w:rPr>
+                <w:b w:val="0"/>
+                <w:sz w:val="18"/>
+              </w:rPr>
+              <w:t>Toast</w:t>
+            </w:r>
+          </w:p>
+        </w:tc>
+        <w:tc>
+          <w:tcPr>
+            <w:tcW w:type="dxa" w:w="1077"/>
+            <w:shd w:val="clear" w:color="auto" w:fill="E7F3F1"/>
+          </w:tcPr>
+          <w:p>
+            <w:pPr>
+              <w:jc w:val="center"/>
+            </w:pPr>
+            <w:r/>
+            <w:r>
+              <w:rPr>
+                <w:b w:val="0"/>
+                <w:sz w:val="18"/>
+              </w:rPr>
+              <w:t>Correcto</w:t>
+            </w:r>
+          </w:p>
+        </w:tc>
+        <w:tc>
+          <w:tcPr>
+            <w:tcW w:type="dxa" w:w="2041"/>
+          </w:tcPr>
+          <w:p>
+            <w:r/>
+            <w:r>
+              <w:rPr>
+                <w:b w:val="0"/>
+                <w:sz w:val="18"/>
+              </w:rPr>
+              <w:t>«Token revocado. El acceso fue invalidado.»</w:t>
+            </w:r>
+          </w:p>
+        </w:tc>
+      </w:tr>
+    </w:tbl>
+    <w:p>
+      <w:pPr>
+        <w:spacing w:before="80" w:after="40"/>
+      </w:pPr>
+      <w:r>
+        <w:rPr>
+          <w:b/>
+          <w:color w:val="516160"/>
+          <w:sz w:val="18"/>
+        </w:rPr>
+        <w:t>Evidencia: token revocado</w:t>
+      </w:r>
+    </w:p>
+    <w:p>
+      <w:pPr>
+        <w:jc w:val="center"/>
+      </w:pPr>
+      <w:r>
+        <w:drawing>
+          <wp:inline xmlns:a="http://schemas.openxmlformats.org/drawingml/2006/main" xmlns:pic="http://schemas.openxmlformats.org/drawingml/2006/picture">
+            <wp:extent cx="5760000" cy="3240000"/>
+            <wp:docPr id="10" name="Picture 10"/>
+            <wp:cNvGraphicFramePr>
+              <a:graphicFrameLocks noChangeAspect="1"/>
+            </wp:cNvGraphicFramePr>
+            <a:graphic>
+              <a:graphicData uri="http://schemas.openxmlformats.org/drawingml/2006/picture">
+                <pic:pic>
+                  <pic:nvPicPr>
+                    <pic:cNvPr id="0" name="CP-07-token-revocado.png"/>
+                    <pic:cNvPicPr/>
+                  </pic:nvPicPr>
+                  <pic:blipFill>
+                    <a:blip r:embed="rId20"/>
+                    <a:stretch>
+                      <a:fillRect/>
+                    </a:stretch>
+                  </pic:blipFill>
+                  <pic:spPr>
+                    <a:xfrm>
+                      <a:off x="0" y="0"/>
+                      <a:ext cx="5760000" cy="3240000"/>
+                    </a:xfrm>
+                    <a:prstGeom prst="rect"/>
+                  </pic:spPr>
+                </pic:pic>
+              </a:graphicData>
+            </a:graphic>
+          </wp:inline>
+        </w:drawing>
+      </w:r>
+    </w:p>
+    <w:p>
+      <w:pPr>
+        <w:jc w:val="center"/>
+      </w:pPr>
+      <w:r>
+        <w:rPr>
+          <w:i/>
+          <w:color w:val="516160"/>
+          <w:sz w:val="16"/>
+        </w:rPr>
+        <w:t>Captura automática generada por Selenium — CP-07-token-revocado.png</w:t>
+      </w:r>
+    </w:p>
+    <w:p>
+      <w:r>
+        <w:br w:type="page"/>
+      </w:r>
+    </w:p>
+    <w:p>
+      <w:pPr>
+        <w:pStyle w:val="Heading1"/>
+        <w:spacing w:before="200"/>
+      </w:pPr>
+      <w:r>
+        <w:rPr>
+          <w:color w:val="0F211F"/>
+        </w:rPr>
+        <w:t>Caso de Prueba CP-08 — Acceso del médico por token (CU-04)</w:t>
+      </w:r>
+    </w:p>
+    <w:tbl>
+      <w:tblPr>
+        <w:tblStyle w:val="TableGrid"/>
+        <w:tblW w:type="auto" w:w="0"/>
+        <w:tblLook w:firstColumn="1" w:firstRow="1" w:lastColumn="0" w:lastRow="0" w:noHBand="0" w:noVBand="1" w:val="04A0"/>
+      </w:tblPr>
+      <w:tblGrid>
+        <w:gridCol w:w="4819"/>
+        <w:gridCol w:w="4819"/>
+      </w:tblGrid>
+      <w:tr>
+        <w:tc>
+          <w:tcPr>
+            <w:tcW w:type="dxa" w:w="2835"/>
+            <w:shd w:val="clear" w:color="auto" w:fill="E7F3F1"/>
+          </w:tcPr>
+          <w:p>
+            <w:r/>
+            <w:r>
+              <w:rPr>
+                <w:b/>
+                <w:sz w:val="20"/>
+              </w:rPr>
+              <w:t>Caso de Prueba</w:t>
+            </w:r>
+          </w:p>
+        </w:tc>
+        <w:tc>
+          <w:tcPr>
+            <w:tcW w:type="dxa" w:w="6803"/>
+          </w:tcPr>
+          <w:p>
+            <w:r/>
+            <w:r>
+              <w:rPr>
+                <w:b w:val="0"/>
+                <w:sz w:val="20"/>
+              </w:rPr>
+              <w:t>CP-08 — Acceso del médico mediante token</w:t>
+            </w:r>
+          </w:p>
+        </w:tc>
+      </w:tr>
+      <w:tr>
+        <w:tc>
+          <w:tcPr>
+            <w:tcW w:type="dxa" w:w="2835"/>
+            <w:shd w:val="clear" w:color="auto" w:fill="E7F3F1"/>
+          </w:tcPr>
+          <w:p>
+            <w:r/>
+            <w:r>
+              <w:rPr>
+                <w:b/>
+                <w:sz w:val="20"/>
+              </w:rPr>
+              <w:t>Requisito Asociado</w:t>
+            </w:r>
+          </w:p>
+        </w:tc>
+        <w:tc>
+          <w:tcPr>
+            <w:tcW w:type="dxa" w:w="6803"/>
+          </w:tcPr>
+          <w:p>
+            <w:r/>
+            <w:r>
+              <w:rPr>
+                <w:b w:val="0"/>
+                <w:sz w:val="20"/>
+              </w:rPr>
+              <w:t>RF-04 — Consulta del historial por el médico con un token vigente.</w:t>
+            </w:r>
+          </w:p>
+        </w:tc>
+      </w:tr>
+      <w:tr>
+        <w:tc>
+          <w:tcPr>
+            <w:tcW w:type="dxa" w:w="2835"/>
+            <w:shd w:val="clear" w:color="auto" w:fill="E7F3F1"/>
+          </w:tcPr>
+          <w:p>
+            <w:r/>
+            <w:r>
+              <w:rPr>
+                <w:b/>
+                <w:sz w:val="20"/>
+              </w:rPr>
+              <w:t>Caso de Uso Asociado</w:t>
+            </w:r>
+          </w:p>
+        </w:tc>
+        <w:tc>
+          <w:tcPr>
+            <w:tcW w:type="dxa" w:w="6803"/>
+          </w:tcPr>
+          <w:p>
+            <w:r/>
+            <w:r>
+              <w:rPr>
+                <w:b w:val="0"/>
+                <w:sz w:val="20"/>
+              </w:rPr>
+              <w:t>CU-04 — Acceso del médico mediante token</w:t>
+            </w:r>
+          </w:p>
+        </w:tc>
+      </w:tr>
+      <w:tr>
+        <w:tc>
+          <w:tcPr>
+            <w:tcW w:type="dxa" w:w="2835"/>
+            <w:shd w:val="clear" w:color="auto" w:fill="E7F3F1"/>
+          </w:tcPr>
+          <w:p>
+            <w:r/>
+            <w:r>
+              <w:rPr>
+                <w:b/>
+                <w:sz w:val="20"/>
+              </w:rPr>
+              <w:t>Condición(es) de Prueba</w:t>
+            </w:r>
+          </w:p>
+        </w:tc>
+        <w:tc>
+          <w:tcPr>
+            <w:tcW w:type="dxa" w:w="6803"/>
+          </w:tcPr>
+          <w:p>
+            <w:r/>
+            <w:r>
+              <w:rPr>
+                <w:b w:val="0"/>
+                <w:sz w:val="20"/>
+              </w:rPr>
+              <w:t>Backend y frontend en ejecución. Paciente 45872136 y médico 40221785 semilla.</w:t>
+            </w:r>
+          </w:p>
+        </w:tc>
+      </w:tr>
+      <w:tr>
+        <w:tc>
+          <w:tcPr>
+            <w:tcW w:type="dxa" w:w="2835"/>
+            <w:shd w:val="clear" w:color="auto" w:fill="E7F3F1"/>
+          </w:tcPr>
+          <w:p>
+            <w:r/>
+            <w:r>
+              <w:rPr>
+                <w:b/>
+                <w:sz w:val="20"/>
+              </w:rPr>
+              <w:t>Probador</w:t>
+            </w:r>
+          </w:p>
+        </w:tc>
+        <w:tc>
+          <w:tcPr>
+            <w:tcW w:type="dxa" w:w="6803"/>
+          </w:tcPr>
+          <w:p>
+            <w:r/>
+            <w:r>
+              <w:rPr>
+                <w:b w:val="0"/>
+                <w:sz w:val="20"/>
+              </w:rPr>
+              <w:t>Grupo 5</w:t>
+            </w:r>
+          </w:p>
+        </w:tc>
+      </w:tr>
+      <w:tr>
+        <w:tc>
+          <w:tcPr>
+            <w:tcW w:type="dxa" w:w="2835"/>
+            <w:shd w:val="clear" w:color="auto" w:fill="E7F3F1"/>
+          </w:tcPr>
+          <w:p>
+            <w:r/>
+            <w:r>
+              <w:rPr>
+                <w:b/>
+                <w:sz w:val="20"/>
+              </w:rPr>
+              <w:t>Cargo / Fecha y Hora</w:t>
+            </w:r>
+          </w:p>
+        </w:tc>
+        <w:tc>
+          <w:tcPr>
+            <w:tcW w:type="dxa" w:w="6803"/>
+          </w:tcPr>
+          <w:p>
+            <w:r/>
+            <w:r>
+              <w:rPr>
+                <w:b w:val="0"/>
+                <w:sz w:val="20"/>
+              </w:rPr>
+              <w:t>Equipo de QA — Grupo 5     ·     29/06/2026  11:10 a. m.</w:t>
+            </w:r>
+          </w:p>
+        </w:tc>
+      </w:tr>
+    </w:tbl>
+    <w:p>
+      <w:pPr>
+        <w:spacing w:after="40" w:before="80"/>
+      </w:pPr>
+      <w:r>
+        <w:rPr>
+          <w:b/>
+          <w:color w:val="0D7D74"/>
+          <w:sz w:val="20"/>
+        </w:rPr>
+        <w:t>Flujo Principal:</w:t>
+      </w:r>
+    </w:p>
+    <w:tbl>
+      <w:tblPr>
+        <w:tblStyle w:val="TableGrid"/>
+        <w:tblW w:type="auto" w:w="0"/>
+        <w:tblLook w:firstColumn="1" w:firstRow="1" w:lastColumn="0" w:lastRow="0" w:noHBand="0" w:noVBand="1" w:val="04A0"/>
+      </w:tblPr>
+      <w:tblGrid>
+        <w:gridCol w:w="1928"/>
+        <w:gridCol w:w="1928"/>
+        <w:gridCol w:w="1928"/>
+        <w:gridCol w:w="1928"/>
+        <w:gridCol w:w="1928"/>
+      </w:tblGrid>
+      <w:tr>
+        <w:tc>
+          <w:tcPr>
+            <w:tcW w:type="dxa" w:w="737"/>
+            <w:shd w:val="clear" w:color="auto" w:fill="0F211F"/>
+          </w:tcPr>
+          <w:p>
+            <w:r/>
+            <w:r>
+              <w:rPr>
+                <w:b/>
+                <w:color w:val="FFFFFF"/>
+                <w:sz w:val="20"/>
+              </w:rPr>
+              <w:t>Paso</w:t>
+            </w:r>
+          </w:p>
+        </w:tc>
+        <w:tc>
+          <w:tcPr>
+            <w:tcW w:type="dxa" w:w="3515"/>
+            <w:shd w:val="clear" w:color="auto" w:fill="0F211F"/>
+          </w:tcPr>
+          <w:p>
+            <w:r/>
+            <w:r>
+              <w:rPr>
+                <w:b/>
+                <w:color w:val="FFFFFF"/>
+                <w:sz w:val="20"/>
+              </w:rPr>
+              <w:t>Instrucción</w:t>
+            </w:r>
+          </w:p>
+        </w:tc>
+        <w:tc>
+          <w:tcPr>
+            <w:tcW w:type="dxa" w:w="2268"/>
+            <w:shd w:val="clear" w:color="auto" w:fill="0F211F"/>
+          </w:tcPr>
+          <w:p>
+            <w:r/>
+            <w:r>
+              <w:rPr>
+                <w:b/>
+                <w:color w:val="FFFFFF"/>
+                <w:sz w:val="20"/>
+              </w:rPr>
+              <w:t>Datos</w:t>
+            </w:r>
+          </w:p>
+        </w:tc>
+        <w:tc>
+          <w:tcPr>
+            <w:tcW w:type="dxa" w:w="1077"/>
+            <w:shd w:val="clear" w:color="auto" w:fill="0F211F"/>
+          </w:tcPr>
+          <w:p>
+            <w:r/>
+            <w:r>
+              <w:rPr>
+                <w:b/>
+                <w:color w:val="FFFFFF"/>
+                <w:sz w:val="20"/>
+              </w:rPr>
+              <w:t>Estado</w:t>
+            </w:r>
+          </w:p>
+        </w:tc>
+        <w:tc>
+          <w:tcPr>
+            <w:tcW w:type="dxa" w:w="2041"/>
+            <w:shd w:val="clear" w:color="auto" w:fill="0F211F"/>
+          </w:tcPr>
+          <w:p>
+            <w:r/>
+            <w:r>
+              <w:rPr>
+                <w:b/>
+                <w:color w:val="FFFFFF"/>
+                <w:sz w:val="20"/>
+              </w:rPr>
+              <w:t>Observaciones / Evidencia</w:t>
+            </w:r>
+          </w:p>
+        </w:tc>
+      </w:tr>
+      <w:tr>
+        <w:tc>
+          <w:tcPr>
+            <w:tcW w:type="dxa" w:w="737"/>
+          </w:tcPr>
+          <w:p>
+            <w:r/>
+            <w:r>
+              <w:rPr>
+                <w:b w:val="0"/>
+                <w:sz w:val="18"/>
+              </w:rPr>
+              <w:t>1</w:t>
+            </w:r>
+          </w:p>
+        </w:tc>
+        <w:tc>
+          <w:tcPr>
+            <w:tcW w:type="dxa" w:w="3515"/>
+          </w:tcPr>
+          <w:p>
+            <w:r/>
+            <w:r>
+              <w:rPr>
+                <w:b w:val="0"/>
+                <w:sz w:val="18"/>
+              </w:rPr>
+              <w:t>El paciente inicia sesión y genera un token.</w:t>
+            </w:r>
+          </w:p>
+        </w:tc>
+        <w:tc>
+          <w:tcPr>
+            <w:tcW w:type="dxa" w:w="2268"/>
+          </w:tcPr>
+          <w:p>
+            <w:r/>
+            <w:r>
+              <w:rPr>
+                <w:b w:val="0"/>
+                <w:sz w:val="18"/>
+              </w:rPr>
+              <w:t>nav-share → generar</w:t>
+            </w:r>
+          </w:p>
+        </w:tc>
+        <w:tc>
+          <w:tcPr>
+            <w:tcW w:type="dxa" w:w="1077"/>
+            <w:shd w:val="clear" w:color="auto" w:fill="E7F3F1"/>
+          </w:tcPr>
+          <w:p>
+            <w:pPr>
+              <w:jc w:val="center"/>
+            </w:pPr>
+            <w:r/>
+            <w:r>
+              <w:rPr>
+                <w:b w:val="0"/>
+                <w:sz w:val="18"/>
+              </w:rPr>
+              <w:t>Correcto</w:t>
+            </w:r>
+          </w:p>
+        </w:tc>
+        <w:tc>
+          <w:tcPr>
+            <w:tcW w:type="dxa" w:w="2041"/>
+          </w:tcPr>
+          <w:p>
+            <w:r/>
+            <w:r>
+              <w:rPr>
+                <w:b w:val="0"/>
+                <w:sz w:val="18"/>
+              </w:rPr>
+              <w:t>Se copia el código del token.</w:t>
+            </w:r>
+          </w:p>
+        </w:tc>
+      </w:tr>
+      <w:tr>
+        <w:tc>
+          <w:tcPr>
+            <w:tcW w:type="dxa" w:w="737"/>
+          </w:tcPr>
+          <w:p>
+            <w:r/>
+            <w:r>
+              <w:rPr>
+                <w:b w:val="0"/>
+                <w:sz w:val="18"/>
+              </w:rPr>
+              <w:t>2</w:t>
+            </w:r>
+          </w:p>
+        </w:tc>
+        <w:tc>
+          <w:tcPr>
+            <w:tcW w:type="dxa" w:w="3515"/>
+          </w:tcPr>
+          <w:p>
+            <w:r/>
+            <w:r>
+              <w:rPr>
+                <w:b w:val="0"/>
+                <w:sz w:val="18"/>
+              </w:rPr>
+              <w:t>El paciente cierra sesión.</w:t>
+            </w:r>
+          </w:p>
+        </w:tc>
+        <w:tc>
+          <w:tcPr>
+            <w:tcW w:type="dxa" w:w="2268"/>
+          </w:tcPr>
+          <w:p>
+            <w:r/>
+            <w:r>
+              <w:rPr>
+                <w:b w:val="0"/>
+                <w:sz w:val="18"/>
+              </w:rPr>
+              <w:t>data-testid = logout</w:t>
+            </w:r>
+          </w:p>
+        </w:tc>
+        <w:tc>
+          <w:tcPr>
+            <w:tcW w:type="dxa" w:w="1077"/>
+            <w:shd w:val="clear" w:color="auto" w:fill="E7F3F1"/>
+          </w:tcPr>
+          <w:p>
+            <w:pPr>
+              <w:jc w:val="center"/>
+            </w:pPr>
+            <w:r/>
+            <w:r>
+              <w:rPr>
+                <w:b w:val="0"/>
+                <w:sz w:val="18"/>
+              </w:rPr>
+              <w:t>Correcto</w:t>
+            </w:r>
+          </w:p>
+        </w:tc>
+        <w:tc>
+          <w:tcPr>
+            <w:tcW w:type="dxa" w:w="2041"/>
+          </w:tcPr>
+          <w:p>
+            <w:r/>
+            <w:r>
+              <w:rPr>
+                <w:b w:val="0"/>
+                <w:sz w:val="18"/>
+              </w:rPr>
+            </w:r>
+          </w:p>
+        </w:tc>
+      </w:tr>
+      <w:tr>
+        <w:tc>
+          <w:tcPr>
+            <w:tcW w:type="dxa" w:w="737"/>
+          </w:tcPr>
+          <w:p>
+            <w:r/>
+            <w:r>
+              <w:rPr>
+                <w:b w:val="0"/>
+                <w:sz w:val="18"/>
+              </w:rPr>
+              <w:t>3</w:t>
+            </w:r>
+          </w:p>
+        </w:tc>
+        <w:tc>
+          <w:tcPr>
+            <w:tcW w:type="dxa" w:w="3515"/>
+          </w:tcPr>
+          <w:p>
+            <w:r/>
+            <w:r>
+              <w:rPr>
+                <w:b w:val="0"/>
+                <w:sz w:val="18"/>
+              </w:rPr>
+              <w:t>El médico inicia sesión.</w:t>
+            </w:r>
+          </w:p>
+        </w:tc>
+        <w:tc>
+          <w:tcPr>
+            <w:tcW w:type="dxa" w:w="2268"/>
+          </w:tcPr>
+          <w:p>
+            <w:r/>
+            <w:r>
+              <w:rPr>
+                <w:b w:val="0"/>
+                <w:sz w:val="18"/>
+              </w:rPr>
+              <w:t>DNI = 40221785 / medico123</w:t>
+            </w:r>
+          </w:p>
+        </w:tc>
+        <w:tc>
+          <w:tcPr>
+            <w:tcW w:type="dxa" w:w="1077"/>
+            <w:shd w:val="clear" w:color="auto" w:fill="E7F3F1"/>
+          </w:tcPr>
+          <w:p>
+            <w:pPr>
+              <w:jc w:val="center"/>
+            </w:pPr>
+            <w:r/>
+            <w:r>
+              <w:rPr>
+                <w:b w:val="0"/>
+                <w:sz w:val="18"/>
+              </w:rPr>
+              <w:t>Correcto</w:t>
+            </w:r>
+          </w:p>
+        </w:tc>
+        <w:tc>
+          <w:tcPr>
+            <w:tcW w:type="dxa" w:w="2041"/>
+          </w:tcPr>
+          <w:p>
+            <w:r/>
+            <w:r>
+              <w:rPr>
+                <w:b w:val="0"/>
+                <w:sz w:val="18"/>
+              </w:rPr>
+            </w:r>
+          </w:p>
+        </w:tc>
+      </w:tr>
+      <w:tr>
+        <w:tc>
+          <w:tcPr>
+            <w:tcW w:type="dxa" w:w="737"/>
+          </w:tcPr>
+          <w:p>
+            <w:r/>
+            <w:r>
+              <w:rPr>
+                <w:b w:val="0"/>
+                <w:sz w:val="18"/>
+              </w:rPr>
+              <w:t>4</w:t>
+            </w:r>
+          </w:p>
+        </w:tc>
+        <w:tc>
+          <w:tcPr>
+            <w:tcW w:type="dxa" w:w="3515"/>
+          </w:tcPr>
+          <w:p>
+            <w:r/>
+            <w:r>
+              <w:rPr>
+                <w:b w:val="0"/>
+                <w:sz w:val="18"/>
+              </w:rPr>
+              <w:t>Va a «Acceso por token» e ingresa el código.</w:t>
+            </w:r>
+          </w:p>
+        </w:tc>
+        <w:tc>
+          <w:tcPr>
+            <w:tcW w:type="dxa" w:w="2268"/>
+          </w:tcPr>
+          <w:p>
+            <w:r/>
+            <w:r>
+              <w:rPr>
+                <w:b w:val="0"/>
+                <w:sz w:val="18"/>
+              </w:rPr>
+              <w:t>nav-doctor → doc-token</w:t>
+            </w:r>
+          </w:p>
+        </w:tc>
+        <w:tc>
+          <w:tcPr>
+            <w:tcW w:type="dxa" w:w="1077"/>
+            <w:shd w:val="clear" w:color="auto" w:fill="E7F3F1"/>
+          </w:tcPr>
+          <w:p>
+            <w:pPr>
+              <w:jc w:val="center"/>
+            </w:pPr>
+            <w:r/>
+            <w:r>
+              <w:rPr>
+                <w:b w:val="0"/>
+                <w:sz w:val="18"/>
+              </w:rPr>
+              <w:t>Correcto</w:t>
+            </w:r>
+          </w:p>
+        </w:tc>
+        <w:tc>
+          <w:tcPr>
+            <w:tcW w:type="dxa" w:w="2041"/>
+          </w:tcPr>
+          <w:p>
+            <w:r/>
+            <w:r>
+              <w:rPr>
+                <w:b w:val="0"/>
+                <w:sz w:val="18"/>
+              </w:rPr>
+              <w:t>POST /api/access/validate.</w:t>
+            </w:r>
+          </w:p>
+        </w:tc>
+      </w:tr>
+      <w:tr>
+        <w:tc>
+          <w:tcPr>
+            <w:tcW w:type="dxa" w:w="737"/>
+          </w:tcPr>
+          <w:p>
+            <w:r/>
+            <w:r>
+              <w:rPr>
+                <w:b w:val="0"/>
+                <w:sz w:val="18"/>
+              </w:rPr>
+              <w:t>5</w:t>
+            </w:r>
+          </w:p>
+        </w:tc>
+        <w:tc>
+          <w:tcPr>
+            <w:tcW w:type="dxa" w:w="3515"/>
+          </w:tcPr>
+          <w:p>
+            <w:r/>
+            <w:r>
+              <w:rPr>
+                <w:b w:val="0"/>
+                <w:sz w:val="18"/>
+              </w:rPr>
+              <w:t>Pulsar «Acceder al historial».</w:t>
+            </w:r>
+          </w:p>
+        </w:tc>
+        <w:tc>
+          <w:tcPr>
+            <w:tcW w:type="dxa" w:w="2268"/>
+          </w:tcPr>
+          <w:p>
+            <w:r/>
+            <w:r>
+              <w:rPr>
+                <w:b w:val="0"/>
+                <w:sz w:val="18"/>
+              </w:rPr>
+              <w:t>data-testid = doc-submit</w:t>
+            </w:r>
+          </w:p>
+        </w:tc>
+        <w:tc>
+          <w:tcPr>
+            <w:tcW w:type="dxa" w:w="1077"/>
+            <w:shd w:val="clear" w:color="auto" w:fill="E7F3F1"/>
+          </w:tcPr>
+          <w:p>
+            <w:pPr>
+              <w:jc w:val="center"/>
+            </w:pPr>
+            <w:r/>
+            <w:r>
+              <w:rPr>
+                <w:b w:val="0"/>
+                <w:sz w:val="18"/>
+              </w:rPr>
+              <w:t>Correcto</w:t>
+            </w:r>
+          </w:p>
+        </w:tc>
+        <w:tc>
+          <w:tcPr>
+            <w:tcW w:type="dxa" w:w="2041"/>
+          </w:tcPr>
+          <w:p>
+            <w:r/>
+            <w:r>
+              <w:rPr>
+                <w:b w:val="0"/>
+                <w:sz w:val="18"/>
+              </w:rPr>
+              <w:t>Descuenta un uso del token.</w:t>
+            </w:r>
+          </w:p>
+        </w:tc>
+      </w:tr>
+      <w:tr>
+        <w:tc>
+          <w:tcPr>
+            <w:tcW w:type="dxa" w:w="737"/>
+          </w:tcPr>
+          <w:p>
+            <w:r/>
+            <w:r>
+              <w:rPr>
+                <w:b w:val="0"/>
+                <w:sz w:val="18"/>
+              </w:rPr>
+              <w:t>6</w:t>
+            </w:r>
+          </w:p>
+        </w:tc>
+        <w:tc>
+          <w:tcPr>
+            <w:tcW w:type="dxa" w:w="3515"/>
+          </w:tcPr>
+          <w:p>
+            <w:r/>
+            <w:r>
+              <w:rPr>
+                <w:b w:val="0"/>
+                <w:sz w:val="18"/>
+              </w:rPr>
+              <w:t>Verificar el acceso autorizado.</w:t>
+            </w:r>
+          </w:p>
+        </w:tc>
+        <w:tc>
+          <w:tcPr>
+            <w:tcW w:type="dxa" w:w="2268"/>
+          </w:tcPr>
+          <w:p>
+            <w:r/>
+            <w:r>
+              <w:rPr>
+                <w:b w:val="0"/>
+                <w:sz w:val="18"/>
+              </w:rPr>
+              <w:t>Espera [data-testid=doc-granted]</w:t>
+            </w:r>
+          </w:p>
+        </w:tc>
+        <w:tc>
+          <w:tcPr>
+            <w:tcW w:type="dxa" w:w="1077"/>
+            <w:shd w:val="clear" w:color="auto" w:fill="E7F3F1"/>
+          </w:tcPr>
+          <w:p>
+            <w:pPr>
+              <w:jc w:val="center"/>
+            </w:pPr>
+            <w:r/>
+            <w:r>
+              <w:rPr>
+                <w:b w:val="0"/>
+                <w:sz w:val="18"/>
+              </w:rPr>
+              <w:t>Correcto</w:t>
+            </w:r>
+          </w:p>
+        </w:tc>
+        <w:tc>
+          <w:tcPr>
+            <w:tcW w:type="dxa" w:w="2041"/>
+          </w:tcPr>
+          <w:p>
+            <w:r/>
+            <w:r>
+              <w:rPr>
+                <w:b w:val="0"/>
+                <w:sz w:val="18"/>
+              </w:rPr>
+              <w:t>«Acceso autorizado al historial de Juan Carlos Pérez».</w:t>
+            </w:r>
+          </w:p>
+        </w:tc>
+      </w:tr>
+    </w:tbl>
+    <w:p>
+      <w:pPr>
+        <w:spacing w:before="80" w:after="40"/>
+      </w:pPr>
+      <w:r>
+        <w:rPr>
+          <w:b/>
+          <w:color w:val="516160"/>
+          <w:sz w:val="18"/>
+        </w:rPr>
+        <w:t>Evidencia: el médico accede al historial por token</w:t>
+      </w:r>
+    </w:p>
+    <w:p>
+      <w:pPr>
+        <w:jc w:val="center"/>
+      </w:pPr>
+      <w:r>
+        <w:drawing>
+          <wp:inline xmlns:a="http://schemas.openxmlformats.org/drawingml/2006/main" xmlns:pic="http://schemas.openxmlformats.org/drawingml/2006/picture">
+            <wp:extent cx="5760000" cy="3240000"/>
+            <wp:docPr id="11" name="Picture 11"/>
+            <wp:cNvGraphicFramePr>
+              <a:graphicFrameLocks noChangeAspect="1"/>
+            </wp:cNvGraphicFramePr>
+            <a:graphic>
+              <a:graphicData uri="http://schemas.openxmlformats.org/drawingml/2006/picture">
+                <pic:pic>
+                  <pic:nvPicPr>
+                    <pic:cNvPr id="0" name="CP-08-medico-accede-historial.png"/>
+                    <pic:cNvPicPr/>
+                  </pic:nvPicPr>
+                  <pic:blipFill>
+                    <a:blip r:embed="rId21"/>
+                    <a:stretch>
+                      <a:fillRect/>
+                    </a:stretch>
+                  </pic:blipFill>
+                  <pic:spPr>
+                    <a:xfrm>
+                      <a:off x="0" y="0"/>
+                      <a:ext cx="5760000" cy="3240000"/>
+                    </a:xfrm>
+                    <a:prstGeom prst="rect"/>
+                  </pic:spPr>
+                </pic:pic>
+              </a:graphicData>
+            </a:graphic>
+          </wp:inline>
+        </w:drawing>
+      </w:r>
+    </w:p>
+    <w:p>
+      <w:pPr>
+        <w:jc w:val="center"/>
+      </w:pPr>
+      <w:r>
+        <w:rPr>
+          <w:i/>
+          <w:color w:val="516160"/>
+          <w:sz w:val="16"/>
+        </w:rPr>
+        <w:t>Captura automática generada por Selenium — CP-08-medico-accede-historial.png</w:t>
+      </w:r>
+    </w:p>
+    <w:p>
+      <w:r>
+        <w:br w:type="page"/>
+      </w:r>
+    </w:p>
+    <w:p>
+      <w:pPr>
+        <w:pStyle w:val="Heading1"/>
+        <w:spacing w:before="200"/>
+      </w:pPr>
+      <w:r>
+        <w:rPr>
+          <w:color w:val="0F211F"/>
+        </w:rPr>
+        <w:t>Caso de Prueba CP-09 — Buscar medicina y comparador de farmacias (soporte)</w:t>
+      </w:r>
+    </w:p>
+    <w:tbl>
+      <w:tblPr>
+        <w:tblStyle w:val="TableGrid"/>
+        <w:tblW w:type="auto" w:w="0"/>
+        <w:tblLook w:firstColumn="1" w:firstRow="1" w:lastColumn="0" w:lastRow="0" w:noHBand="0" w:noVBand="1" w:val="04A0"/>
+      </w:tblPr>
+      <w:tblGrid>
+        <w:gridCol w:w="4819"/>
+        <w:gridCol w:w="4819"/>
+      </w:tblGrid>
+      <w:tr>
+        <w:tc>
+          <w:tcPr>
+            <w:tcW w:type="dxa" w:w="2835"/>
+            <w:shd w:val="clear" w:color="auto" w:fill="E7F3F1"/>
+          </w:tcPr>
+          <w:p>
+            <w:r/>
+            <w:r>
+              <w:rPr>
+                <w:b/>
+                <w:sz w:val="20"/>
+              </w:rPr>
+              <w:t>Caso de Prueba</w:t>
+            </w:r>
+          </w:p>
+        </w:tc>
+        <w:tc>
+          <w:tcPr>
+            <w:tcW w:type="dxa" w:w="6803"/>
+          </w:tcPr>
+          <w:p>
+            <w:r/>
+            <w:r>
+              <w:rPr>
+                <w:b w:val="0"/>
+                <w:sz w:val="20"/>
+              </w:rPr>
+              <w:t>CP-09 — Buscar medicina + comparador de farmacias</w:t>
+            </w:r>
+          </w:p>
+        </w:tc>
+      </w:tr>
+      <w:tr>
+        <w:tc>
+          <w:tcPr>
+            <w:tcW w:type="dxa" w:w="2835"/>
+            <w:shd w:val="clear" w:color="auto" w:fill="E7F3F1"/>
+          </w:tcPr>
+          <w:p>
+            <w:r/>
+            <w:r>
+              <w:rPr>
+                <w:b/>
+                <w:sz w:val="20"/>
+              </w:rPr>
+              <w:t>Requisito Asociado</w:t>
+            </w:r>
+          </w:p>
+        </w:tc>
+        <w:tc>
+          <w:tcPr>
+            <w:tcW w:type="dxa" w:w="6803"/>
+          </w:tcPr>
+          <w:p>
+            <w:r/>
+            <w:r>
+              <w:rPr>
+                <w:b w:val="0"/>
+                <w:sz w:val="20"/>
+              </w:rPr>
+              <w:t>RF-soporte 5.3 — Comparador de precios de medicamentos por farmacia.</w:t>
+            </w:r>
+          </w:p>
+        </w:tc>
+      </w:tr>
+      <w:tr>
+        <w:tc>
+          <w:tcPr>
+            <w:tcW w:type="dxa" w:w="2835"/>
+            <w:shd w:val="clear" w:color="auto" w:fill="E7F3F1"/>
+          </w:tcPr>
+          <w:p>
+            <w:r/>
+            <w:r>
+              <w:rPr>
+                <w:b/>
+                <w:sz w:val="20"/>
+              </w:rPr>
+              <w:t>Caso de Uso Asociado</w:t>
+            </w:r>
+          </w:p>
+        </w:tc>
+        <w:tc>
+          <w:tcPr>
+            <w:tcW w:type="dxa" w:w="6803"/>
+          </w:tcPr>
+          <w:p>
+            <w:r/>
+            <w:r>
+              <w:rPr>
+                <w:b w:val="0"/>
+                <w:sz w:val="20"/>
+              </w:rPr>
+              <w:t>Función de soporte 5.3</w:t>
+            </w:r>
+          </w:p>
+        </w:tc>
+      </w:tr>
+      <w:tr>
+        <w:tc>
+          <w:tcPr>
+            <w:tcW w:type="dxa" w:w="2835"/>
+            <w:shd w:val="clear" w:color="auto" w:fill="E7F3F1"/>
+          </w:tcPr>
+          <w:p>
+            <w:r/>
+            <w:r>
+              <w:rPr>
+                <w:b/>
+                <w:sz w:val="20"/>
+              </w:rPr>
+              <w:t>Condición(es) de Prueba</w:t>
+            </w:r>
+          </w:p>
+        </w:tc>
+        <w:tc>
+          <w:tcPr>
+            <w:tcW w:type="dxa" w:w="6803"/>
+          </w:tcPr>
+          <w:p>
+            <w:r/>
+            <w:r>
+              <w:rPr>
+                <w:b w:val="0"/>
+                <w:sz w:val="20"/>
+              </w:rPr>
+              <w:t>Paciente autenticado.</w:t>
+            </w:r>
+          </w:p>
+        </w:tc>
+      </w:tr>
+      <w:tr>
+        <w:tc>
+          <w:tcPr>
+            <w:tcW w:type="dxa" w:w="2835"/>
+            <w:shd w:val="clear" w:color="auto" w:fill="E7F3F1"/>
+          </w:tcPr>
+          <w:p>
+            <w:r/>
+            <w:r>
+              <w:rPr>
+                <w:b/>
+                <w:sz w:val="20"/>
+              </w:rPr>
+              <w:t>Probador</w:t>
+            </w:r>
+          </w:p>
+        </w:tc>
+        <w:tc>
+          <w:tcPr>
+            <w:tcW w:type="dxa" w:w="6803"/>
+          </w:tcPr>
+          <w:p>
+            <w:r/>
+            <w:r>
+              <w:rPr>
+                <w:b w:val="0"/>
+                <w:sz w:val="20"/>
+              </w:rPr>
+              <w:t>Grupo 5</w:t>
+            </w:r>
+          </w:p>
+        </w:tc>
+      </w:tr>
+      <w:tr>
+        <w:tc>
+          <w:tcPr>
+            <w:tcW w:type="dxa" w:w="2835"/>
+            <w:shd w:val="clear" w:color="auto" w:fill="E7F3F1"/>
+          </w:tcPr>
+          <w:p>
+            <w:r/>
+            <w:r>
+              <w:rPr>
+                <w:b/>
+                <w:sz w:val="20"/>
+              </w:rPr>
+              <w:t>Cargo / Fecha y Hora</w:t>
+            </w:r>
+          </w:p>
+        </w:tc>
+        <w:tc>
+          <w:tcPr>
+            <w:tcW w:type="dxa" w:w="6803"/>
+          </w:tcPr>
+          <w:p>
+            <w:r/>
+            <w:r>
+              <w:rPr>
+                <w:b w:val="0"/>
+                <w:sz w:val="20"/>
+              </w:rPr>
+              <w:t>Equipo de QA — Grupo 5     ·     29/06/2026  11:10 a. m.</w:t>
+            </w:r>
+          </w:p>
+        </w:tc>
+      </w:tr>
+    </w:tbl>
+    <w:p>
+      <w:pPr>
+        <w:spacing w:after="40" w:before="80"/>
+      </w:pPr>
+      <w:r>
+        <w:rPr>
+          <w:b/>
+          <w:color w:val="0D7D74"/>
+          <w:sz w:val="20"/>
+        </w:rPr>
+        <w:t>Flujo Principal:</w:t>
+      </w:r>
+    </w:p>
+    <w:tbl>
+      <w:tblPr>
+        <w:tblStyle w:val="TableGrid"/>
+        <w:tblW w:type="auto" w:w="0"/>
+        <w:tblLook w:firstColumn="1" w:firstRow="1" w:lastColumn="0" w:lastRow="0" w:noHBand="0" w:noVBand="1" w:val="04A0"/>
+      </w:tblPr>
+      <w:tblGrid>
+        <w:gridCol w:w="1928"/>
+        <w:gridCol w:w="1928"/>
+        <w:gridCol w:w="1928"/>
+        <w:gridCol w:w="1928"/>
+        <w:gridCol w:w="1928"/>
+      </w:tblGrid>
+      <w:tr>
+        <w:tc>
+          <w:tcPr>
+            <w:tcW w:type="dxa" w:w="737"/>
+            <w:shd w:val="clear" w:color="auto" w:fill="0F211F"/>
+          </w:tcPr>
+          <w:p>
+            <w:r/>
+            <w:r>
+              <w:rPr>
+                <w:b/>
+                <w:color w:val="FFFFFF"/>
+                <w:sz w:val="20"/>
+              </w:rPr>
+              <w:t>Paso</w:t>
+            </w:r>
+          </w:p>
+        </w:tc>
+        <w:tc>
+          <w:tcPr>
+            <w:tcW w:type="dxa" w:w="3515"/>
+            <w:shd w:val="clear" w:color="auto" w:fill="0F211F"/>
+          </w:tcPr>
+          <w:p>
+            <w:r/>
+            <w:r>
+              <w:rPr>
+                <w:b/>
+                <w:color w:val="FFFFFF"/>
+                <w:sz w:val="20"/>
+              </w:rPr>
+              <w:t>Instrucción</w:t>
+            </w:r>
+          </w:p>
+        </w:tc>
+        <w:tc>
+          <w:tcPr>
+            <w:tcW w:type="dxa" w:w="2268"/>
+            <w:shd w:val="clear" w:color="auto" w:fill="0F211F"/>
+          </w:tcPr>
+          <w:p>
+            <w:r/>
+            <w:r>
+              <w:rPr>
+                <w:b/>
+                <w:color w:val="FFFFFF"/>
+                <w:sz w:val="20"/>
+              </w:rPr>
+              <w:t>Datos</w:t>
+            </w:r>
+          </w:p>
+        </w:tc>
+        <w:tc>
+          <w:tcPr>
+            <w:tcW w:type="dxa" w:w="1077"/>
+            <w:shd w:val="clear" w:color="auto" w:fill="0F211F"/>
+          </w:tcPr>
+          <w:p>
+            <w:r/>
+            <w:r>
+              <w:rPr>
+                <w:b/>
+                <w:color w:val="FFFFFF"/>
+                <w:sz w:val="20"/>
+              </w:rPr>
+              <w:t>Estado</w:t>
+            </w:r>
+          </w:p>
+        </w:tc>
+        <w:tc>
+          <w:tcPr>
+            <w:tcW w:type="dxa" w:w="2041"/>
+            <w:shd w:val="clear" w:color="auto" w:fill="0F211F"/>
+          </w:tcPr>
+          <w:p>
+            <w:r/>
+            <w:r>
+              <w:rPr>
+                <w:b/>
+                <w:color w:val="FFFFFF"/>
+                <w:sz w:val="20"/>
+              </w:rPr>
+              <w:t>Observaciones / Evidencia</w:t>
+            </w:r>
+          </w:p>
+        </w:tc>
+      </w:tr>
+      <w:tr>
+        <w:tc>
+          <w:tcPr>
+            <w:tcW w:type="dxa" w:w="737"/>
+          </w:tcPr>
+          <w:p>
+            <w:r/>
+            <w:r>
+              <w:rPr>
+                <w:b w:val="0"/>
+                <w:sz w:val="18"/>
+              </w:rPr>
+              <w:t>1</w:t>
+            </w:r>
+          </w:p>
+        </w:tc>
+        <w:tc>
+          <w:tcPr>
+            <w:tcW w:type="dxa" w:w="3515"/>
+          </w:tcPr>
+          <w:p>
+            <w:r/>
+            <w:r>
+              <w:rPr>
+                <w:b w:val="0"/>
+                <w:sz w:val="18"/>
+              </w:rPr>
+              <w:t>Iniciar sesión y entrar a «Buscar medicina».</w:t>
+            </w:r>
+          </w:p>
+        </w:tc>
+        <w:tc>
+          <w:tcPr>
+            <w:tcW w:type="dxa" w:w="2268"/>
+          </w:tcPr>
+          <w:p>
+            <w:r/>
+            <w:r>
+              <w:rPr>
+                <w:b w:val="0"/>
+                <w:sz w:val="18"/>
+              </w:rPr>
+              <w:t>nav-medicines</w:t>
+            </w:r>
+          </w:p>
+        </w:tc>
+        <w:tc>
+          <w:tcPr>
+            <w:tcW w:type="dxa" w:w="1077"/>
+            <w:shd w:val="clear" w:color="auto" w:fill="E7F3F1"/>
+          </w:tcPr>
+          <w:p>
+            <w:pPr>
+              <w:jc w:val="center"/>
+            </w:pPr>
+            <w:r/>
+            <w:r>
+              <w:rPr>
+                <w:b w:val="0"/>
+                <w:sz w:val="18"/>
+              </w:rPr>
+              <w:t>Correcto</w:t>
+            </w:r>
+          </w:p>
+        </w:tc>
+        <w:tc>
+          <w:tcPr>
+            <w:tcW w:type="dxa" w:w="2041"/>
+          </w:tcPr>
+          <w:p>
+            <w:r/>
+            <w:r>
+              <w:rPr>
+                <w:b w:val="0"/>
+                <w:sz w:val="18"/>
+              </w:rPr>
+            </w:r>
+          </w:p>
+        </w:tc>
+      </w:tr>
+      <w:tr>
+        <w:tc>
+          <w:tcPr>
+            <w:tcW w:type="dxa" w:w="737"/>
+          </w:tcPr>
+          <w:p>
+            <w:r/>
+            <w:r>
+              <w:rPr>
+                <w:b w:val="0"/>
+                <w:sz w:val="18"/>
+              </w:rPr>
+              <w:t>2</w:t>
+            </w:r>
+          </w:p>
+        </w:tc>
+        <w:tc>
+          <w:tcPr>
+            <w:tcW w:type="dxa" w:w="3515"/>
+          </w:tcPr>
+          <w:p>
+            <w:r/>
+            <w:r>
+              <w:rPr>
+                <w:b w:val="0"/>
+                <w:sz w:val="18"/>
+              </w:rPr>
+              <w:t>Buscar un fármaco del catálogo.</w:t>
+            </w:r>
+          </w:p>
+        </w:tc>
+        <w:tc>
+          <w:tcPr>
+            <w:tcW w:type="dxa" w:w="2268"/>
+          </w:tcPr>
+          <w:p>
+            <w:r/>
+            <w:r>
+              <w:rPr>
+                <w:b w:val="0"/>
+                <w:sz w:val="18"/>
+              </w:rPr>
+              <w:t>Búsqueda = Paracetamol</w:t>
+            </w:r>
+          </w:p>
+        </w:tc>
+        <w:tc>
+          <w:tcPr>
+            <w:tcW w:type="dxa" w:w="1077"/>
+            <w:shd w:val="clear" w:color="auto" w:fill="E7F3F1"/>
+          </w:tcPr>
+          <w:p>
+            <w:pPr>
+              <w:jc w:val="center"/>
+            </w:pPr>
+            <w:r/>
+            <w:r>
+              <w:rPr>
+                <w:b w:val="0"/>
+                <w:sz w:val="18"/>
+              </w:rPr>
+              <w:t>Correcto</w:t>
+            </w:r>
+          </w:p>
+        </w:tc>
+        <w:tc>
+          <w:tcPr>
+            <w:tcW w:type="dxa" w:w="2041"/>
+          </w:tcPr>
+          <w:p>
+            <w:r/>
+            <w:r>
+              <w:rPr>
+                <w:b w:val="0"/>
+                <w:sz w:val="18"/>
+              </w:rPr>
+              <w:t>med-search filtra resultados.</w:t>
+            </w:r>
+          </w:p>
+        </w:tc>
+      </w:tr>
+      <w:tr>
+        <w:tc>
+          <w:tcPr>
+            <w:tcW w:type="dxa" w:w="737"/>
+          </w:tcPr>
+          <w:p>
+            <w:r/>
+            <w:r>
+              <w:rPr>
+                <w:b w:val="0"/>
+                <w:sz w:val="18"/>
+              </w:rPr>
+              <w:t>3</w:t>
+            </w:r>
+          </w:p>
+        </w:tc>
+        <w:tc>
+          <w:tcPr>
+            <w:tcW w:type="dxa" w:w="3515"/>
+          </w:tcPr>
+          <w:p>
+            <w:r/>
+            <w:r>
+              <w:rPr>
+                <w:b w:val="0"/>
+                <w:sz w:val="18"/>
+              </w:rPr>
+              <w:t>Abrir el resultado.</w:t>
+            </w:r>
+          </w:p>
+        </w:tc>
+        <w:tc>
+          <w:tcPr>
+            <w:tcW w:type="dxa" w:w="2268"/>
+          </w:tcPr>
+          <w:p>
+            <w:r/>
+            <w:r>
+              <w:rPr>
+                <w:b w:val="0"/>
+                <w:sz w:val="18"/>
+              </w:rPr>
+              <w:t>data-testid = med-result-m3</w:t>
+            </w:r>
+          </w:p>
+        </w:tc>
+        <w:tc>
+          <w:tcPr>
+            <w:tcW w:type="dxa" w:w="1077"/>
+            <w:shd w:val="clear" w:color="auto" w:fill="E7F3F1"/>
+          </w:tcPr>
+          <w:p>
+            <w:pPr>
+              <w:jc w:val="center"/>
+            </w:pPr>
+            <w:r/>
+            <w:r>
+              <w:rPr>
+                <w:b w:val="0"/>
+                <w:sz w:val="18"/>
+              </w:rPr>
+              <w:t>Correcto</w:t>
+            </w:r>
+          </w:p>
+        </w:tc>
+        <w:tc>
+          <w:tcPr>
+            <w:tcW w:type="dxa" w:w="2041"/>
+          </w:tcPr>
+          <w:p>
+            <w:r/>
+            <w:r>
+              <w:rPr>
+                <w:b w:val="0"/>
+                <w:sz w:val="18"/>
+              </w:rPr>
+            </w:r>
+          </w:p>
+        </w:tc>
+      </w:tr>
+      <w:tr>
+        <w:tc>
+          <w:tcPr>
+            <w:tcW w:type="dxa" w:w="737"/>
+          </w:tcPr>
+          <w:p>
+            <w:r/>
+            <w:r>
+              <w:rPr>
+                <w:b w:val="0"/>
+                <w:sz w:val="18"/>
+              </w:rPr>
+              <w:t>4</w:t>
+            </w:r>
+          </w:p>
+        </w:tc>
+        <w:tc>
+          <w:tcPr>
+            <w:tcW w:type="dxa" w:w="3515"/>
+          </w:tcPr>
+          <w:p>
+            <w:r/>
+            <w:r>
+              <w:rPr>
+                <w:b w:val="0"/>
+                <w:sz w:val="18"/>
+              </w:rPr>
+              <w:t>Verificar el comparador y la farmacia más barata.</w:t>
+            </w:r>
+          </w:p>
+        </w:tc>
+        <w:tc>
+          <w:tcPr>
+            <w:tcW w:type="dxa" w:w="2268"/>
+          </w:tcPr>
+          <w:p>
+            <w:r/>
+            <w:r>
+              <w:rPr>
+                <w:b w:val="0"/>
+                <w:sz w:val="18"/>
+              </w:rPr>
+              <w:t>med-comparator · med-cheapest</w:t>
+            </w:r>
+          </w:p>
+        </w:tc>
+        <w:tc>
+          <w:tcPr>
+            <w:tcW w:type="dxa" w:w="1077"/>
+            <w:shd w:val="clear" w:color="auto" w:fill="E7F3F1"/>
+          </w:tcPr>
+          <w:p>
+            <w:pPr>
+              <w:jc w:val="center"/>
+            </w:pPr>
+            <w:r/>
+            <w:r>
+              <w:rPr>
+                <w:b w:val="0"/>
+                <w:sz w:val="18"/>
+              </w:rPr>
+              <w:t>Correcto</w:t>
+            </w:r>
+          </w:p>
+        </w:tc>
+        <w:tc>
+          <w:tcPr>
+            <w:tcW w:type="dxa" w:w="2041"/>
+          </w:tcPr>
+          <w:p>
+            <w:r/>
+            <w:r>
+              <w:rPr>
+                <w:b w:val="0"/>
+                <w:sz w:val="18"/>
+              </w:rPr>
+              <w:t>Precios ordenados; «MÁS BARATO» (Boticas BTL S/ 6.50).</w:t>
+            </w:r>
+          </w:p>
+        </w:tc>
+      </w:tr>
+    </w:tbl>
+    <w:p>
+      <w:pPr>
+        <w:spacing w:before="80" w:after="40"/>
+      </w:pPr>
+      <w:r>
+        <w:rPr>
+          <w:b/>
+          <w:color w:val="516160"/>
+          <w:sz w:val="18"/>
+        </w:rPr>
+        <w:t>Evidencia: comparador de farmacias</w:t>
+      </w:r>
+    </w:p>
+    <w:p>
+      <w:pPr>
+        <w:jc w:val="center"/>
+      </w:pPr>
+      <w:r>
+        <w:drawing>
+          <wp:inline xmlns:a="http://schemas.openxmlformats.org/drawingml/2006/main" xmlns:pic="http://schemas.openxmlformats.org/drawingml/2006/picture">
+            <wp:extent cx="5760000" cy="3240000"/>
+            <wp:docPr id="12" name="Picture 12"/>
+            <wp:cNvGraphicFramePr>
+              <a:graphicFrameLocks noChangeAspect="1"/>
+            </wp:cNvGraphicFramePr>
+            <a:graphic>
+              <a:graphicData uri="http://schemas.openxmlformats.org/drawingml/2006/picture">
+                <pic:pic>
+                  <pic:nvPicPr>
+                    <pic:cNvPr id="0" name="CP-09-comparador-farmacias.png"/>
+                    <pic:cNvPicPr/>
+                  </pic:nvPicPr>
+                  <pic:blipFill>
+                    <a:blip r:embed="rId22"/>
+                    <a:stretch>
+                      <a:fillRect/>
+                    </a:stretch>
+                  </pic:blipFill>
+                  <pic:spPr>
+                    <a:xfrm>
+                      <a:off x="0" y="0"/>
+                      <a:ext cx="5760000" cy="3240000"/>
+                    </a:xfrm>
+                    <a:prstGeom prst="rect"/>
+                  </pic:spPr>
+                </pic:pic>
+              </a:graphicData>
+            </a:graphic>
+          </wp:inline>
+        </w:drawing>
+      </w:r>
+    </w:p>
+    <w:p>
+      <w:pPr>
+        <w:jc w:val="center"/>
+      </w:pPr>
+      <w:r>
+        <w:rPr>
+          <w:i/>
+          <w:color w:val="516160"/>
+          <w:sz w:val="16"/>
+        </w:rPr>
+        <w:t>Captura automática generada por Selenium — CP-09-comparador-farmacias.png</w:t>
+      </w:r>
+    </w:p>
+    <w:p>
+      <w:r>
+        <w:br w:type="page"/>
+      </w:r>
+    </w:p>
+    <w:p>
+      <w:pPr>
+        <w:pStyle w:val="Heading1"/>
+        <w:spacing w:before="200"/>
+      </w:pPr>
+      <w:r>
+        <w:rPr>
+          <w:color w:val="0F211F"/>
+        </w:rPr>
+        <w:t>Caso de Prueba CP-10 — Auditoría de accesos (soporte)</w:t>
+      </w:r>
+    </w:p>
+    <w:tbl>
+      <w:tblPr>
+        <w:tblStyle w:val="TableGrid"/>
+        <w:tblW w:type="auto" w:w="0"/>
+        <w:tblLook w:firstColumn="1" w:firstRow="1" w:lastColumn="0" w:lastRow="0" w:noHBand="0" w:noVBand="1" w:val="04A0"/>
+      </w:tblPr>
+      <w:tblGrid>
+        <w:gridCol w:w="4819"/>
+        <w:gridCol w:w="4819"/>
+      </w:tblGrid>
+      <w:tr>
+        <w:tc>
+          <w:tcPr>
+            <w:tcW w:type="dxa" w:w="2835"/>
+            <w:shd w:val="clear" w:color="auto" w:fill="E7F3F1"/>
+          </w:tcPr>
+          <w:p>
+            <w:r/>
+            <w:r>
+              <w:rPr>
+                <w:b/>
+                <w:sz w:val="20"/>
+              </w:rPr>
+              <w:t>Caso de Prueba</w:t>
+            </w:r>
+          </w:p>
+        </w:tc>
+        <w:tc>
+          <w:tcPr>
+            <w:tcW w:type="dxa" w:w="6803"/>
+          </w:tcPr>
+          <w:p>
+            <w:r/>
+            <w:r>
+              <w:rPr>
+                <w:b w:val="0"/>
+                <w:sz w:val="20"/>
+              </w:rPr>
+              <w:t>CP-10 — Auditoría de accesos del paciente</w:t>
+            </w:r>
+          </w:p>
+        </w:tc>
+      </w:tr>
+      <w:tr>
+        <w:tc>
+          <w:tcPr>
+            <w:tcW w:type="dxa" w:w="2835"/>
+            <w:shd w:val="clear" w:color="auto" w:fill="E7F3F1"/>
+          </w:tcPr>
+          <w:p>
+            <w:r/>
+            <w:r>
+              <w:rPr>
+                <w:b/>
+                <w:sz w:val="20"/>
+              </w:rPr>
+              <w:t>Requisito Asociado</w:t>
+            </w:r>
+          </w:p>
+        </w:tc>
+        <w:tc>
+          <w:tcPr>
+            <w:tcW w:type="dxa" w:w="6803"/>
+          </w:tcPr>
+          <w:p>
+            <w:r/>
+            <w:r>
+              <w:rPr>
+                <w:b w:val="0"/>
+                <w:sz w:val="20"/>
+              </w:rPr>
+              <w:t>RF-soporte 5.4 — Registro inmutable (append-only) de accesos.</w:t>
+            </w:r>
+          </w:p>
+        </w:tc>
+      </w:tr>
+      <w:tr>
+        <w:tc>
+          <w:tcPr>
+            <w:tcW w:type="dxa" w:w="2835"/>
+            <w:shd w:val="clear" w:color="auto" w:fill="E7F3F1"/>
+          </w:tcPr>
+          <w:p>
+            <w:r/>
+            <w:r>
+              <w:rPr>
+                <w:b/>
+                <w:sz w:val="20"/>
+              </w:rPr>
+              <w:t>Caso de Uso Asociado</w:t>
+            </w:r>
+          </w:p>
+        </w:tc>
+        <w:tc>
+          <w:tcPr>
+            <w:tcW w:type="dxa" w:w="6803"/>
+          </w:tcPr>
+          <w:p>
+            <w:r/>
+            <w:r>
+              <w:rPr>
+                <w:b w:val="0"/>
+                <w:sz w:val="20"/>
+              </w:rPr>
+              <w:t>Función de soporte 5.4</w:t>
+            </w:r>
+          </w:p>
+        </w:tc>
+      </w:tr>
+      <w:tr>
+        <w:tc>
+          <w:tcPr>
+            <w:tcW w:type="dxa" w:w="2835"/>
+            <w:shd w:val="clear" w:color="auto" w:fill="E7F3F1"/>
+          </w:tcPr>
+          <w:p>
+            <w:r/>
+            <w:r>
+              <w:rPr>
+                <w:b/>
+                <w:sz w:val="20"/>
+              </w:rPr>
+              <w:t>Condición(es) de Prueba</w:t>
+            </w:r>
+          </w:p>
+        </w:tc>
+        <w:tc>
+          <w:tcPr>
+            <w:tcW w:type="dxa" w:w="6803"/>
+          </w:tcPr>
+          <w:p>
+            <w:r/>
+            <w:r>
+              <w:rPr>
+                <w:b w:val="0"/>
+                <w:sz w:val="20"/>
+              </w:rPr>
+              <w:t>Paciente autenticado.</w:t>
+            </w:r>
+          </w:p>
+        </w:tc>
+      </w:tr>
+      <w:tr>
+        <w:tc>
+          <w:tcPr>
+            <w:tcW w:type="dxa" w:w="2835"/>
+            <w:shd w:val="clear" w:color="auto" w:fill="E7F3F1"/>
+          </w:tcPr>
+          <w:p>
+            <w:r/>
+            <w:r>
+              <w:rPr>
+                <w:b/>
+                <w:sz w:val="20"/>
+              </w:rPr>
+              <w:t>Probador</w:t>
+            </w:r>
+          </w:p>
+        </w:tc>
+        <w:tc>
+          <w:tcPr>
+            <w:tcW w:type="dxa" w:w="6803"/>
+          </w:tcPr>
+          <w:p>
+            <w:r/>
+            <w:r>
+              <w:rPr>
+                <w:b w:val="0"/>
+                <w:sz w:val="20"/>
+              </w:rPr>
+              <w:t>Grupo 5</w:t>
+            </w:r>
+          </w:p>
+        </w:tc>
+      </w:tr>
+      <w:tr>
+        <w:tc>
+          <w:tcPr>
+            <w:tcW w:type="dxa" w:w="2835"/>
+            <w:shd w:val="clear" w:color="auto" w:fill="E7F3F1"/>
+          </w:tcPr>
+          <w:p>
+            <w:r/>
+            <w:r>
+              <w:rPr>
+                <w:b/>
+                <w:sz w:val="20"/>
+              </w:rPr>
+              <w:t>Cargo / Fecha y Hora</w:t>
+            </w:r>
+          </w:p>
+        </w:tc>
+        <w:tc>
+          <w:tcPr>
+            <w:tcW w:type="dxa" w:w="6803"/>
+          </w:tcPr>
+          <w:p>
+            <w:r/>
+            <w:r>
+              <w:rPr>
+                <w:b w:val="0"/>
+                <w:sz w:val="20"/>
+              </w:rPr>
+              <w:t>Equipo de QA — Grupo 5     ·     29/06/2026  11:10 a. m.</w:t>
+            </w:r>
+          </w:p>
+        </w:tc>
+      </w:tr>
+    </w:tbl>
+    <w:p>
+      <w:pPr>
+        <w:spacing w:after="40" w:before="80"/>
+      </w:pPr>
+      <w:r>
+        <w:rPr>
+          <w:b/>
+          <w:color w:val="0D7D74"/>
+          <w:sz w:val="20"/>
+        </w:rPr>
+        <w:t>Flujo Principal:</w:t>
+      </w:r>
+    </w:p>
+    <w:tbl>
+      <w:tblPr>
+        <w:tblStyle w:val="TableGrid"/>
+        <w:tblW w:type="auto" w:w="0"/>
+        <w:tblLook w:firstColumn="1" w:firstRow="1" w:lastColumn="0" w:lastRow="0" w:noHBand="0" w:noVBand="1" w:val="04A0"/>
+      </w:tblPr>
+      <w:tblGrid>
+        <w:gridCol w:w="1928"/>
+        <w:gridCol w:w="1928"/>
+        <w:gridCol w:w="1928"/>
+        <w:gridCol w:w="1928"/>
+        <w:gridCol w:w="1928"/>
+      </w:tblGrid>
+      <w:tr>
+        <w:tc>
+          <w:tcPr>
+            <w:tcW w:type="dxa" w:w="737"/>
+            <w:shd w:val="clear" w:color="auto" w:fill="0F211F"/>
+          </w:tcPr>
+          <w:p>
+            <w:r/>
+            <w:r>
+              <w:rPr>
+                <w:b/>
+                <w:color w:val="FFFFFF"/>
+                <w:sz w:val="20"/>
+              </w:rPr>
+              <w:t>Paso</w:t>
+            </w:r>
+          </w:p>
+        </w:tc>
+        <w:tc>
+          <w:tcPr>
+            <w:tcW w:type="dxa" w:w="3515"/>
+            <w:shd w:val="clear" w:color="auto" w:fill="0F211F"/>
+          </w:tcPr>
+          <w:p>
+            <w:r/>
+            <w:r>
+              <w:rPr>
+                <w:b/>
+                <w:color w:val="FFFFFF"/>
+                <w:sz w:val="20"/>
+              </w:rPr>
+              <w:t>Instrucción</w:t>
+            </w:r>
+          </w:p>
+        </w:tc>
+        <w:tc>
+          <w:tcPr>
+            <w:tcW w:type="dxa" w:w="2268"/>
+            <w:shd w:val="clear" w:color="auto" w:fill="0F211F"/>
+          </w:tcPr>
+          <w:p>
+            <w:r/>
+            <w:r>
+              <w:rPr>
+                <w:b/>
+                <w:color w:val="FFFFFF"/>
+                <w:sz w:val="20"/>
+              </w:rPr>
+              <w:t>Datos</w:t>
+            </w:r>
+          </w:p>
+        </w:tc>
+        <w:tc>
+          <w:tcPr>
+            <w:tcW w:type="dxa" w:w="1077"/>
+            <w:shd w:val="clear" w:color="auto" w:fill="0F211F"/>
+          </w:tcPr>
+          <w:p>
+            <w:r/>
+            <w:r>
+              <w:rPr>
+                <w:b/>
+                <w:color w:val="FFFFFF"/>
+                <w:sz w:val="20"/>
+              </w:rPr>
+              <w:t>Estado</w:t>
+            </w:r>
+          </w:p>
+        </w:tc>
+        <w:tc>
+          <w:tcPr>
+            <w:tcW w:type="dxa" w:w="2041"/>
+            <w:shd w:val="clear" w:color="auto" w:fill="0F211F"/>
+          </w:tcPr>
+          <w:p>
+            <w:r/>
+            <w:r>
+              <w:rPr>
+                <w:b/>
+                <w:color w:val="FFFFFF"/>
+                <w:sz w:val="20"/>
+              </w:rPr>
+              <w:t>Observaciones / Evidencia</w:t>
+            </w:r>
+          </w:p>
+        </w:tc>
+      </w:tr>
+      <w:tr>
+        <w:tc>
+          <w:tcPr>
+            <w:tcW w:type="dxa" w:w="737"/>
+          </w:tcPr>
+          <w:p>
+            <w:r/>
+            <w:r>
+              <w:rPr>
+                <w:b w:val="0"/>
+                <w:sz w:val="18"/>
+              </w:rPr>
+              <w:t>1</w:t>
+            </w:r>
+          </w:p>
+        </w:tc>
+        <w:tc>
+          <w:tcPr>
+            <w:tcW w:type="dxa" w:w="3515"/>
+          </w:tcPr>
+          <w:p>
+            <w:r/>
+            <w:r>
+              <w:rPr>
+                <w:b w:val="0"/>
+                <w:sz w:val="18"/>
+              </w:rPr>
+              <w:t>Iniciar sesión y entrar a «Auditoría de accesos».</w:t>
+            </w:r>
+          </w:p>
+        </w:tc>
+        <w:tc>
+          <w:tcPr>
+            <w:tcW w:type="dxa" w:w="2268"/>
+          </w:tcPr>
+          <w:p>
+            <w:r/>
+            <w:r>
+              <w:rPr>
+                <w:b w:val="0"/>
+                <w:sz w:val="18"/>
+              </w:rPr>
+              <w:t>nav-audit</w:t>
+            </w:r>
+          </w:p>
+        </w:tc>
+        <w:tc>
+          <w:tcPr>
+            <w:tcW w:type="dxa" w:w="1077"/>
+            <w:shd w:val="clear" w:color="auto" w:fill="E7F3F1"/>
+          </w:tcPr>
+          <w:p>
+            <w:pPr>
+              <w:jc w:val="center"/>
+            </w:pPr>
+            <w:r/>
+            <w:r>
+              <w:rPr>
+                <w:b w:val="0"/>
+                <w:sz w:val="18"/>
+              </w:rPr>
+              <w:t>Correcto</w:t>
+            </w:r>
+          </w:p>
+        </w:tc>
+        <w:tc>
+          <w:tcPr>
+            <w:tcW w:type="dxa" w:w="2041"/>
+          </w:tcPr>
+          <w:p>
+            <w:r/>
+            <w:r>
+              <w:rPr>
+                <w:b w:val="0"/>
+                <w:sz w:val="18"/>
+              </w:rPr>
+            </w:r>
+          </w:p>
+        </w:tc>
+      </w:tr>
+      <w:tr>
+        <w:tc>
+          <w:tcPr>
+            <w:tcW w:type="dxa" w:w="737"/>
+          </w:tcPr>
+          <w:p>
+            <w:r/>
+            <w:r>
+              <w:rPr>
+                <w:b w:val="0"/>
+                <w:sz w:val="18"/>
+              </w:rPr>
+              <w:t>2</w:t>
+            </w:r>
+          </w:p>
+        </w:tc>
+        <w:tc>
+          <w:tcPr>
+            <w:tcW w:type="dxa" w:w="3515"/>
+          </w:tcPr>
+          <w:p>
+            <w:r/>
+            <w:r>
+              <w:rPr>
+                <w:b w:val="0"/>
+                <w:sz w:val="18"/>
+              </w:rPr>
+              <w:t>Verificar la tabla de auditoría.</w:t>
+            </w:r>
+          </w:p>
+        </w:tc>
+        <w:tc>
+          <w:tcPr>
+            <w:tcW w:type="dxa" w:w="2268"/>
+          </w:tcPr>
+          <w:p>
+            <w:r/>
+            <w:r>
+              <w:rPr>
+                <w:b w:val="0"/>
+                <w:sz w:val="18"/>
+              </w:rPr>
+              <w:t>data-testid = audit-list</w:t>
+            </w:r>
+          </w:p>
+        </w:tc>
+        <w:tc>
+          <w:tcPr>
+            <w:tcW w:type="dxa" w:w="1077"/>
+            <w:shd w:val="clear" w:color="auto" w:fill="E7F3F1"/>
+          </w:tcPr>
+          <w:p>
+            <w:pPr>
+              <w:jc w:val="center"/>
+            </w:pPr>
+            <w:r/>
+            <w:r>
+              <w:rPr>
+                <w:b w:val="0"/>
+                <w:sz w:val="18"/>
+              </w:rPr>
+              <w:t>Correcto</w:t>
+            </w:r>
+          </w:p>
+        </w:tc>
+        <w:tc>
+          <w:tcPr>
+            <w:tcW w:type="dxa" w:w="2041"/>
+          </w:tcPr>
+          <w:p>
+            <w:r/>
+            <w:r>
+              <w:rPr>
+                <w:b w:val="0"/>
+                <w:sz w:val="18"/>
+              </w:rPr>
+            </w:r>
+          </w:p>
+        </w:tc>
+      </w:tr>
+      <w:tr>
+        <w:tc>
+          <w:tcPr>
+            <w:tcW w:type="dxa" w:w="737"/>
+          </w:tcPr>
+          <w:p>
+            <w:r/>
+            <w:r>
+              <w:rPr>
+                <w:b w:val="0"/>
+                <w:sz w:val="18"/>
+              </w:rPr>
+              <w:t>3</w:t>
+            </w:r>
+          </w:p>
+        </w:tc>
+        <w:tc>
+          <w:tcPr>
+            <w:tcW w:type="dxa" w:w="3515"/>
+          </w:tcPr>
+          <w:p>
+            <w:r/>
+            <w:r>
+              <w:rPr>
+                <w:b w:val="0"/>
+                <w:sz w:val="18"/>
+              </w:rPr>
+              <w:t>Verificar que hay registros.</w:t>
+            </w:r>
+          </w:p>
+        </w:tc>
+        <w:tc>
+          <w:tcPr>
+            <w:tcW w:type="dxa" w:w="2268"/>
+          </w:tcPr>
+          <w:p>
+            <w:r/>
+            <w:r>
+              <w:rPr>
+                <w:b w:val="0"/>
+                <w:sz w:val="18"/>
+              </w:rPr>
+              <w:t>data-testid = audit-row (≥ 1)</w:t>
+            </w:r>
+          </w:p>
+        </w:tc>
+        <w:tc>
+          <w:tcPr>
+            <w:tcW w:type="dxa" w:w="1077"/>
+            <w:shd w:val="clear" w:color="auto" w:fill="E7F3F1"/>
+          </w:tcPr>
+          <w:p>
+            <w:pPr>
+              <w:jc w:val="center"/>
+            </w:pPr>
+            <w:r/>
+            <w:r>
+              <w:rPr>
+                <w:b w:val="0"/>
+                <w:sz w:val="18"/>
+              </w:rPr>
+              <w:t>Correcto</w:t>
+            </w:r>
+          </w:p>
+        </w:tc>
+        <w:tc>
+          <w:tcPr>
+            <w:tcW w:type="dxa" w:w="2041"/>
+          </w:tcPr>
+          <w:p>
+            <w:r/>
+            <w:r>
+              <w:rPr>
+                <w:b w:val="0"/>
+                <w:sz w:val="18"/>
+              </w:rPr>
+              <w:t>Acción, actor, dispositivo/IP y fecha.</w:t>
+            </w:r>
+          </w:p>
+        </w:tc>
+      </w:tr>
+    </w:tbl>
+    <w:p>
+      <w:pPr>
+        <w:spacing w:before="80" w:after="40"/>
+      </w:pPr>
+      <w:r>
+        <w:rPr>
+          <w:b/>
+          <w:color w:val="516160"/>
+          <w:sz w:val="18"/>
+        </w:rPr>
+        <w:t>Evidencia: auditoría de accesos</w:t>
+      </w:r>
+    </w:p>
+    <w:p>
+      <w:pPr>
+        <w:jc w:val="center"/>
+      </w:pPr>
+      <w:r>
+        <w:drawing>
+          <wp:inline xmlns:a="http://schemas.openxmlformats.org/drawingml/2006/main" xmlns:pic="http://schemas.openxmlformats.org/drawingml/2006/picture">
+            <wp:extent cx="5760000" cy="3240000"/>
+            <wp:docPr id="13" name="Picture 13"/>
+            <wp:cNvGraphicFramePr>
+              <a:graphicFrameLocks noChangeAspect="1"/>
+            </wp:cNvGraphicFramePr>
+            <a:graphic>
+              <a:graphicData uri="http://schemas.openxmlformats.org/drawingml/2006/picture">
+                <pic:pic>
+                  <pic:nvPicPr>
+                    <pic:cNvPr id="0" name="CP-10-auditoria.png"/>
+                    <pic:cNvPicPr/>
+                  </pic:nvPicPr>
+                  <pic:blipFill>
+                    <a:blip r:embed="rId23"/>
+                    <a:stretch>
+                      <a:fillRect/>
+                    </a:stretch>
+                  </pic:blipFill>
+                  <pic:spPr>
+                    <a:xfrm>
+                      <a:off x="0" y="0"/>
+                      <a:ext cx="5760000" cy="3240000"/>
+                    </a:xfrm>
+                    <a:prstGeom prst="rect"/>
+                  </pic:spPr>
+                </pic:pic>
+              </a:graphicData>
+            </a:graphic>
+          </wp:inline>
+        </w:drawing>
+      </w:r>
+    </w:p>
+    <w:p>
+      <w:pPr>
+        <w:jc w:val="center"/>
+      </w:pPr>
+      <w:r>
+        <w:rPr>
+          <w:i/>
+          <w:color w:val="516160"/>
+          <w:sz w:val="16"/>
+        </w:rPr>
+        <w:t>Captura automática generada por Selenium — CP-10-auditoria.png</w:t>
+      </w:r>
+    </w:p>
+    <w:p>
+      <w:r>
+        <w:br w:type="page"/>
+      </w:r>
+    </w:p>
+    <w:p>
+      <w:pPr>
+        <w:spacing w:after="40" w:before="80"/>
+      </w:pPr>
+      <w:r>
+        <w:rPr>
+          <w:b/>
+          <w:color w:val="9A6700"/>
+          <w:sz w:val="24"/>
+        </w:rPr>
+        <w:t>PARTE 2 — CASOS DE PRUEBA DOCUMENTADOS (PENDIENTES DE AUTOMATIZACIÓN)</w:t>
+      </w:r>
+    </w:p>
+    <w:p>
+      <w:pPr>
+        <w:spacing w:after="120" w:before="0"/>
+      </w:pPr>
+      <w:r>
+        <w:rPr>
+          <w:b w:val="0"/>
+          <w:color w:val="516160"/>
+          <w:sz w:val="18"/>
+        </w:rPr>
+        <w:t>Estos 5 casos quedan diseñados y documentados como diseño de prueba; su automatización con Selenium se plantea como trabajo futuro. El estado «Pendiente» indica que aún no se ejecutan.</w:t>
+      </w:r>
+    </w:p>
+    <w:p>
+      <w:pPr>
+        <w:pStyle w:val="Heading1"/>
+        <w:spacing w:before="200"/>
+      </w:pPr>
+      <w:r>
+        <w:rPr>
+          <w:color w:val="9A6700"/>
+        </w:rPr>
+        <w:t>Caso de Prueba CP-11 — Registrar nota clínica (médico) (CU-06)</w:t>
+      </w:r>
+    </w:p>
+    <w:tbl>
+      <w:tblPr>
+        <w:tblStyle w:val="TableGrid"/>
+        <w:tblW w:type="auto" w:w="0"/>
+        <w:tblLook w:firstColumn="1" w:firstRow="1" w:lastColumn="0" w:lastRow="0" w:noHBand="0" w:noVBand="1" w:val="04A0"/>
+      </w:tblPr>
+      <w:tblGrid>
+        <w:gridCol w:w="4819"/>
+        <w:gridCol w:w="4819"/>
+      </w:tblGrid>
+      <w:tr>
+        <w:tc>
+          <w:tcPr>
+            <w:tcW w:type="dxa" w:w="2835"/>
+            <w:shd w:val="clear" w:color="auto" w:fill="E7F3F1"/>
+          </w:tcPr>
+          <w:p>
+            <w:r/>
+            <w:r>
+              <w:rPr>
+                <w:b/>
+                <w:sz w:val="20"/>
+              </w:rPr>
+              <w:t>Caso de Prueba</w:t>
+            </w:r>
+          </w:p>
+        </w:tc>
+        <w:tc>
+          <w:tcPr>
+            <w:tcW w:type="dxa" w:w="6803"/>
+          </w:tcPr>
+          <w:p>
+            <w:r/>
+            <w:r>
+              <w:rPr>
+                <w:b w:val="0"/>
+                <w:sz w:val="20"/>
+              </w:rPr>
+              <w:t>CP-11 — Registrar nota clínica (médico)</w:t>
+            </w:r>
+          </w:p>
+        </w:tc>
+      </w:tr>
+      <w:tr>
+        <w:tc>
+          <w:tcPr>
+            <w:tcW w:type="dxa" w:w="2835"/>
+            <w:shd w:val="clear" w:color="auto" w:fill="E7F3F1"/>
+          </w:tcPr>
+          <w:p>
+            <w:r/>
+            <w:r>
+              <w:rPr>
+                <w:b/>
+                <w:sz w:val="20"/>
+              </w:rPr>
+              <w:t>Requisito Asociado</w:t>
+            </w:r>
+          </w:p>
+        </w:tc>
+        <w:tc>
+          <w:tcPr>
+            <w:tcW w:type="dxa" w:w="6803"/>
+          </w:tcPr>
+          <w:p>
+            <w:r/>
+            <w:r>
+              <w:rPr>
+                <w:b w:val="0"/>
+                <w:sz w:val="20"/>
+              </w:rPr>
+              <w:t>RF-06 — Registro de nota clínica por el médico durante el acceso autorizado.</w:t>
+            </w:r>
+          </w:p>
+        </w:tc>
+      </w:tr>
+      <w:tr>
+        <w:tc>
+          <w:tcPr>
+            <w:tcW w:type="dxa" w:w="2835"/>
+            <w:shd w:val="clear" w:color="auto" w:fill="E7F3F1"/>
+          </w:tcPr>
+          <w:p>
+            <w:r/>
+            <w:r>
+              <w:rPr>
+                <w:b/>
+                <w:sz w:val="20"/>
+              </w:rPr>
+              <w:t>Caso de Uso Asociado</w:t>
+            </w:r>
+          </w:p>
+        </w:tc>
+        <w:tc>
+          <w:tcPr>
+            <w:tcW w:type="dxa" w:w="6803"/>
+          </w:tcPr>
+          <w:p>
+            <w:r/>
+            <w:r>
+              <w:rPr>
+                <w:b w:val="0"/>
+                <w:sz w:val="20"/>
+              </w:rPr>
+              <w:t>CU-06 — Registros clínicos del médico</w:t>
+            </w:r>
+          </w:p>
+        </w:tc>
+      </w:tr>
+      <w:tr>
+        <w:tc>
+          <w:tcPr>
+            <w:tcW w:type="dxa" w:w="2835"/>
+            <w:shd w:val="clear" w:color="auto" w:fill="E7F3F1"/>
+          </w:tcPr>
+          <w:p>
+            <w:r/>
+            <w:r>
+              <w:rPr>
+                <w:b/>
+                <w:sz w:val="20"/>
+              </w:rPr>
+              <w:t>Condición(es) de Prueba</w:t>
+            </w:r>
+          </w:p>
+        </w:tc>
+        <w:tc>
+          <w:tcPr>
+            <w:tcW w:type="dxa" w:w="6803"/>
+          </w:tcPr>
+          <w:p>
+            <w:r/>
+            <w:r>
+              <w:rPr>
+                <w:b w:val="0"/>
+                <w:sz w:val="20"/>
+              </w:rPr>
+              <w:t>El médico debe tener acceso autorizado al historial (token válido vigente, ver CP-08).</w:t>
+            </w:r>
+          </w:p>
+        </w:tc>
+      </w:tr>
+      <w:tr>
+        <w:tc>
+          <w:tcPr>
+            <w:tcW w:type="dxa" w:w="2835"/>
+            <w:shd w:val="clear" w:color="auto" w:fill="E7F3F1"/>
+          </w:tcPr>
+          <w:p>
+            <w:r/>
+            <w:r>
+              <w:rPr>
+                <w:b/>
+                <w:sz w:val="20"/>
+              </w:rPr>
+              <w:t>Probador</w:t>
+            </w:r>
+          </w:p>
+        </w:tc>
+        <w:tc>
+          <w:tcPr>
+            <w:tcW w:type="dxa" w:w="6803"/>
+          </w:tcPr>
+          <w:p>
+            <w:r/>
+            <w:r>
+              <w:rPr>
+                <w:b w:val="0"/>
+                <w:sz w:val="20"/>
+              </w:rPr>
+              <w:t>Grupo 5</w:t>
+            </w:r>
+          </w:p>
+        </w:tc>
+      </w:tr>
+      <w:tr>
+        <w:tc>
+          <w:tcPr>
+            <w:tcW w:type="dxa" w:w="2835"/>
+            <w:shd w:val="clear" w:color="auto" w:fill="E7F3F1"/>
+          </w:tcPr>
+          <w:p>
+            <w:r/>
+            <w:r>
+              <w:rPr>
+                <w:b/>
+                <w:sz w:val="20"/>
+              </w:rPr>
+              <w:t>Cargo / Fecha y Hora</w:t>
+            </w:r>
+          </w:p>
+        </w:tc>
+        <w:tc>
+          <w:tcPr>
+            <w:tcW w:type="dxa" w:w="6803"/>
+          </w:tcPr>
+          <w:p>
+            <w:r/>
+            <w:r>
+              <w:rPr>
+                <w:b w:val="0"/>
+                <w:sz w:val="20"/>
+              </w:rPr>
+              <w:t>Equipo de QA — Grupo 5     ·     29/06/2026  11:10 a. m.</w:t>
+            </w:r>
+          </w:p>
+        </w:tc>
+      </w:tr>
+    </w:tbl>
+    <w:p>
+      <w:pPr>
+        <w:spacing w:after="40" w:before="80"/>
+      </w:pPr>
+      <w:r>
+        <w:rPr>
+          <w:b/>
+          <w:color w:val="9A6700"/>
+          <w:sz w:val="20"/>
+        </w:rPr>
+        <w:t>Flujo de prueba (pendiente de automatización):</w:t>
+      </w:r>
+    </w:p>
+    <w:tbl>
+      <w:tblPr>
+        <w:tblStyle w:val="TableGrid"/>
+        <w:tblW w:type="auto" w:w="0"/>
+        <w:tblLook w:firstColumn="1" w:firstRow="1" w:lastColumn="0" w:lastRow="0" w:noHBand="0" w:noVBand="1" w:val="04A0"/>
+      </w:tblPr>
+      <w:tblGrid>
+        <w:gridCol w:w="1928"/>
+        <w:gridCol w:w="1928"/>
+        <w:gridCol w:w="1928"/>
+        <w:gridCol w:w="1928"/>
+        <w:gridCol w:w="1928"/>
+      </w:tblGrid>
+      <w:tr>
+        <w:tc>
+          <w:tcPr>
+            <w:tcW w:type="dxa" w:w="737"/>
+            <w:shd w:val="clear" w:color="auto" w:fill="0F211F"/>
+          </w:tcPr>
+          <w:p>
+            <w:r/>
+            <w:r>
+              <w:rPr>
+                <w:b/>
+                <w:color w:val="FFFFFF"/>
+                <w:sz w:val="20"/>
+              </w:rPr>
+              <w:t>Paso</w:t>
+            </w:r>
+          </w:p>
+        </w:tc>
+        <w:tc>
+          <w:tcPr>
+            <w:tcW w:type="dxa" w:w="3515"/>
+            <w:shd w:val="clear" w:color="auto" w:fill="0F211F"/>
+          </w:tcPr>
+          <w:p>
+            <w:r/>
+            <w:r>
+              <w:rPr>
+                <w:b/>
+                <w:color w:val="FFFFFF"/>
+                <w:sz w:val="20"/>
+              </w:rPr>
+              <w:t>Instrucción</w:t>
+            </w:r>
+          </w:p>
+        </w:tc>
+        <w:tc>
+          <w:tcPr>
+            <w:tcW w:type="dxa" w:w="2268"/>
+            <w:shd w:val="clear" w:color="auto" w:fill="0F211F"/>
+          </w:tcPr>
+          <w:p>
+            <w:r/>
+            <w:r>
+              <w:rPr>
+                <w:b/>
+                <w:color w:val="FFFFFF"/>
+                <w:sz w:val="20"/>
+              </w:rPr>
+              <w:t>Datos</w:t>
+            </w:r>
+          </w:p>
+        </w:tc>
+        <w:tc>
+          <w:tcPr>
+            <w:tcW w:type="dxa" w:w="1077"/>
+            <w:shd w:val="clear" w:color="auto" w:fill="0F211F"/>
+          </w:tcPr>
+          <w:p>
+            <w:r/>
+            <w:r>
+              <w:rPr>
+                <w:b/>
+                <w:color w:val="FFFFFF"/>
+                <w:sz w:val="20"/>
+              </w:rPr>
+              <w:t>Estado</w:t>
+            </w:r>
+          </w:p>
+        </w:tc>
+        <w:tc>
+          <w:tcPr>
+            <w:tcW w:type="dxa" w:w="2041"/>
+            <w:shd w:val="clear" w:color="auto" w:fill="0F211F"/>
+          </w:tcPr>
+          <w:p>
+            <w:r/>
+            <w:r>
+              <w:rPr>
+                <w:b/>
+                <w:color w:val="FFFFFF"/>
+                <w:sz w:val="20"/>
+              </w:rPr>
+              <w:t>Observaciones / Evidencia</w:t>
+            </w:r>
+          </w:p>
+        </w:tc>
+      </w:tr>
+      <w:tr>
+        <w:tc>
+          <w:tcPr>
+            <w:tcW w:type="dxa" w:w="737"/>
+          </w:tcPr>
+          <w:p>
+            <w:r/>
+            <w:r>
+              <w:rPr>
+                <w:b w:val="0"/>
+                <w:sz w:val="18"/>
+              </w:rPr>
+              <w:t>1</w:t>
+            </w:r>
+          </w:p>
+        </w:tc>
+        <w:tc>
+          <w:tcPr>
+            <w:tcW w:type="dxa" w:w="3515"/>
+          </w:tcPr>
+          <w:p>
+            <w:r/>
+            <w:r>
+              <w:rPr>
+                <w:b w:val="0"/>
+                <w:sz w:val="18"/>
+              </w:rPr>
+              <w:t>Con acceso autorizado, pulsar «Registrar nota clínica».</w:t>
+            </w:r>
+          </w:p>
+        </w:tc>
+        <w:tc>
+          <w:tcPr>
+            <w:tcW w:type="dxa" w:w="2268"/>
+          </w:tcPr>
+          <w:p>
+            <w:r/>
+            <w:r>
+              <w:rPr>
+                <w:b w:val="0"/>
+                <w:sz w:val="18"/>
+              </w:rPr>
+              <w:t>openMedModal('nota')</w:t>
+            </w:r>
+          </w:p>
+        </w:tc>
+        <w:tc>
+          <w:tcPr>
+            <w:tcW w:type="dxa" w:w="1077"/>
+            <w:shd w:val="clear" w:color="auto" w:fill="FFF7E8"/>
+          </w:tcPr>
+          <w:p>
+            <w:pPr>
+              <w:jc w:val="center"/>
+            </w:pPr>
+            <w:r/>
+            <w:r>
+              <w:rPr>
+                <w:b w:val="0"/>
+                <w:sz w:val="18"/>
+              </w:rPr>
+              <w:t>Pendiente</w:t>
+            </w:r>
+          </w:p>
+        </w:tc>
+        <w:tc>
+          <w:tcPr>
+            <w:tcW w:type="dxa" w:w="2041"/>
+          </w:tcPr>
+          <w:p>
+            <w:r/>
+            <w:r>
+              <w:rPr>
+                <w:b w:val="0"/>
+                <w:sz w:val="18"/>
+              </w:rPr>
+              <w:t>Abre el modal de nota.</w:t>
+            </w:r>
+          </w:p>
+        </w:tc>
+      </w:tr>
+      <w:tr>
+        <w:tc>
+          <w:tcPr>
+            <w:tcW w:type="dxa" w:w="737"/>
+          </w:tcPr>
+          <w:p>
+            <w:r/>
+            <w:r>
+              <w:rPr>
+                <w:b w:val="0"/>
+                <w:sz w:val="18"/>
+              </w:rPr>
+              <w:t>2</w:t>
+            </w:r>
+          </w:p>
+        </w:tc>
+        <w:tc>
+          <w:tcPr>
+            <w:tcW w:type="dxa" w:w="3515"/>
+          </w:tcPr>
+          <w:p>
+            <w:r/>
+            <w:r>
+              <w:rPr>
+                <w:b w:val="0"/>
+                <w:sz w:val="18"/>
+              </w:rPr>
+              <w:t>Completar tipo, título y diagnóstico (obligatorios).</w:t>
+            </w:r>
+          </w:p>
+        </w:tc>
+        <w:tc>
+          <w:tcPr>
+            <w:tcW w:type="dxa" w:w="2268"/>
+          </w:tcPr>
+          <w:p>
+            <w:r/>
+            <w:r>
+              <w:rPr>
+                <w:b w:val="0"/>
+                <w:sz w:val="18"/>
+              </w:rPr>
+              <w:t>Tipo, título, diagnóstico</w:t>
+            </w:r>
+          </w:p>
+        </w:tc>
+        <w:tc>
+          <w:tcPr>
+            <w:tcW w:type="dxa" w:w="1077"/>
+            <w:shd w:val="clear" w:color="auto" w:fill="FFF7E8"/>
+          </w:tcPr>
+          <w:p>
+            <w:pPr>
+              <w:jc w:val="center"/>
+            </w:pPr>
+            <w:r/>
+            <w:r>
+              <w:rPr>
+                <w:b w:val="0"/>
+                <w:sz w:val="18"/>
+              </w:rPr>
+              <w:t>Pendiente</w:t>
+            </w:r>
+          </w:p>
+        </w:tc>
+        <w:tc>
+          <w:tcPr>
+            <w:tcW w:type="dxa" w:w="2041"/>
+          </w:tcPr>
+          <w:p>
+            <w:r/>
+            <w:r>
+              <w:rPr>
+                <w:b w:val="0"/>
+                <w:sz w:val="18"/>
+              </w:rPr>
+              <w:t>Indicaciones opcionales.</w:t>
+            </w:r>
+          </w:p>
+        </w:tc>
+      </w:tr>
+      <w:tr>
+        <w:tc>
+          <w:tcPr>
+            <w:tcW w:type="dxa" w:w="737"/>
+          </w:tcPr>
+          <w:p>
+            <w:r/>
+            <w:r>
+              <w:rPr>
+                <w:b w:val="0"/>
+                <w:sz w:val="18"/>
+              </w:rPr>
+              <w:t>3</w:t>
+            </w:r>
+          </w:p>
+        </w:tc>
+        <w:tc>
+          <w:tcPr>
+            <w:tcW w:type="dxa" w:w="3515"/>
+          </w:tcPr>
+          <w:p>
+            <w:r/>
+            <w:r>
+              <w:rPr>
+                <w:b w:val="0"/>
+                <w:sz w:val="18"/>
+              </w:rPr>
+              <w:t>Guardar la nota.</w:t>
+            </w:r>
+          </w:p>
+        </w:tc>
+        <w:tc>
+          <w:tcPr>
+            <w:tcW w:type="dxa" w:w="2268"/>
+          </w:tcPr>
+          <w:p>
+            <w:r/>
+            <w:r>
+              <w:rPr>
+                <w:b w:val="0"/>
+                <w:sz w:val="18"/>
+              </w:rPr>
+              <w:t>guardarNota · POST /api/history</w:t>
+            </w:r>
+          </w:p>
+        </w:tc>
+        <w:tc>
+          <w:tcPr>
+            <w:tcW w:type="dxa" w:w="1077"/>
+            <w:shd w:val="clear" w:color="auto" w:fill="FFF7E8"/>
+          </w:tcPr>
+          <w:p>
+            <w:pPr>
+              <w:jc w:val="center"/>
+            </w:pPr>
+            <w:r/>
+            <w:r>
+              <w:rPr>
+                <w:b w:val="0"/>
+                <w:sz w:val="18"/>
+              </w:rPr>
+              <w:t>Pendiente</w:t>
+            </w:r>
+          </w:p>
+        </w:tc>
+        <w:tc>
+          <w:tcPr>
+            <w:tcW w:type="dxa" w:w="2041"/>
+          </w:tcPr>
+          <w:p>
+            <w:r/>
+            <w:r>
+              <w:rPr>
+                <w:b w:val="0"/>
+                <w:sz w:val="18"/>
+              </w:rPr>
+              <w:t>Se agrega al historial (marcada «NUEVO») y se audita.</w:t>
+            </w:r>
+          </w:p>
+        </w:tc>
+      </w:tr>
+      <w:tr>
+        <w:tc>
+          <w:tcPr>
+            <w:tcW w:type="dxa" w:w="737"/>
+          </w:tcPr>
+          <w:p>
+            <w:r/>
+            <w:r>
+              <w:rPr>
+                <w:b w:val="0"/>
+                <w:sz w:val="18"/>
+              </w:rPr>
+              <w:t>4</w:t>
+            </w:r>
+          </w:p>
+        </w:tc>
+        <w:tc>
+          <w:tcPr>
+            <w:tcW w:type="dxa" w:w="3515"/>
+          </w:tcPr>
+          <w:p>
+            <w:r/>
+            <w:r>
+              <w:rPr>
+                <w:b w:val="0"/>
+                <w:sz w:val="18"/>
+              </w:rPr>
+              <w:t>Verificar que aparece al inicio del historial.</w:t>
+            </w:r>
+          </w:p>
+        </w:tc>
+        <w:tc>
+          <w:tcPr>
+            <w:tcW w:type="dxa" w:w="2268"/>
+          </w:tcPr>
+          <w:p>
+            <w:r/>
+            <w:r>
+              <w:rPr>
+                <w:b w:val="0"/>
+                <w:sz w:val="18"/>
+              </w:rPr>
+              <w:t>Cronología clínica</w:t>
+            </w:r>
+          </w:p>
+        </w:tc>
+        <w:tc>
+          <w:tcPr>
+            <w:tcW w:type="dxa" w:w="1077"/>
+            <w:shd w:val="clear" w:color="auto" w:fill="FFF7E8"/>
+          </w:tcPr>
+          <w:p>
+            <w:pPr>
+              <w:jc w:val="center"/>
+            </w:pPr>
+            <w:r/>
+            <w:r>
+              <w:rPr>
+                <w:b w:val="0"/>
+                <w:sz w:val="18"/>
+              </w:rPr>
+              <w:t>Pendiente</w:t>
+            </w:r>
+          </w:p>
+        </w:tc>
+        <w:tc>
+          <w:tcPr>
+            <w:tcW w:type="dxa" w:w="2041"/>
+          </w:tcPr>
+          <w:p>
+            <w:r/>
+            <w:r>
+              <w:rPr>
+                <w:b w:val="0"/>
+                <w:sz w:val="18"/>
+              </w:rPr>
+              <w:t>Por automatizar.</w:t>
+            </w:r>
+          </w:p>
+        </w:tc>
+      </w:tr>
+    </w:tbl>
+    <w:p>
+      <w:r>
+        <w:br w:type="page"/>
+      </w:r>
+    </w:p>
+    <w:p>
+      <w:pPr>
+        <w:pStyle w:val="Heading1"/>
+        <w:spacing w:before="200"/>
+      </w:pPr>
+      <w:r>
+        <w:rPr>
+          <w:color w:val="9A6700"/>
+        </w:rPr>
+        <w:t>Caso de Prueba CP-12 — Emitir receta electrónica (médico) (CU-06)</w:t>
+      </w:r>
+    </w:p>
+    <w:tbl>
+      <w:tblPr>
+        <w:tblStyle w:val="TableGrid"/>
+        <w:tblW w:type="auto" w:w="0"/>
+        <w:tblLook w:firstColumn="1" w:firstRow="1" w:lastColumn="0" w:lastRow="0" w:noHBand="0" w:noVBand="1" w:val="04A0"/>
+      </w:tblPr>
+      <w:tblGrid>
+        <w:gridCol w:w="4819"/>
+        <w:gridCol w:w="4819"/>
+      </w:tblGrid>
+      <w:tr>
+        <w:tc>
+          <w:tcPr>
+            <w:tcW w:type="dxa" w:w="2835"/>
+            <w:shd w:val="clear" w:color="auto" w:fill="E7F3F1"/>
+          </w:tcPr>
+          <w:p>
+            <w:r/>
+            <w:r>
+              <w:rPr>
+                <w:b/>
+                <w:sz w:val="20"/>
+              </w:rPr>
+              <w:t>Caso de Prueba</w:t>
+            </w:r>
+          </w:p>
+        </w:tc>
+        <w:tc>
+          <w:tcPr>
+            <w:tcW w:type="dxa" w:w="6803"/>
+          </w:tcPr>
+          <w:p>
+            <w:r/>
+            <w:r>
+              <w:rPr>
+                <w:b w:val="0"/>
+                <w:sz w:val="20"/>
+              </w:rPr>
+              <w:t>CP-12 — Emitir receta electrónica (médico)</w:t>
+            </w:r>
+          </w:p>
+        </w:tc>
+      </w:tr>
+      <w:tr>
+        <w:tc>
+          <w:tcPr>
+            <w:tcW w:type="dxa" w:w="2835"/>
+            <w:shd w:val="clear" w:color="auto" w:fill="E7F3F1"/>
+          </w:tcPr>
+          <w:p>
+            <w:r/>
+            <w:r>
+              <w:rPr>
+                <w:b/>
+                <w:sz w:val="20"/>
+              </w:rPr>
+              <w:t>Requisito Asociado</w:t>
+            </w:r>
+          </w:p>
+        </w:tc>
+        <w:tc>
+          <w:tcPr>
+            <w:tcW w:type="dxa" w:w="6803"/>
+          </w:tcPr>
+          <w:p>
+            <w:r/>
+            <w:r>
+              <w:rPr>
+                <w:b w:val="0"/>
+                <w:sz w:val="20"/>
+              </w:rPr>
+              <w:t>RF-06 — Emisión de receta electrónica por el médico.</w:t>
+            </w:r>
+          </w:p>
+        </w:tc>
+      </w:tr>
+      <w:tr>
+        <w:tc>
+          <w:tcPr>
+            <w:tcW w:type="dxa" w:w="2835"/>
+            <w:shd w:val="clear" w:color="auto" w:fill="E7F3F1"/>
+          </w:tcPr>
+          <w:p>
+            <w:r/>
+            <w:r>
+              <w:rPr>
+                <w:b/>
+                <w:sz w:val="20"/>
+              </w:rPr>
+              <w:t>Caso de Uso Asociado</w:t>
+            </w:r>
+          </w:p>
+        </w:tc>
+        <w:tc>
+          <w:tcPr>
+            <w:tcW w:type="dxa" w:w="6803"/>
+          </w:tcPr>
+          <w:p>
+            <w:r/>
+            <w:r>
+              <w:rPr>
+                <w:b w:val="0"/>
+                <w:sz w:val="20"/>
+              </w:rPr>
+              <w:t>CU-06 — Registros clínicos del médico</w:t>
+            </w:r>
+          </w:p>
+        </w:tc>
+      </w:tr>
+      <w:tr>
+        <w:tc>
+          <w:tcPr>
+            <w:tcW w:type="dxa" w:w="2835"/>
+            <w:shd w:val="clear" w:color="auto" w:fill="E7F3F1"/>
+          </w:tcPr>
+          <w:p>
+            <w:r/>
+            <w:r>
+              <w:rPr>
+                <w:b/>
+                <w:sz w:val="20"/>
+              </w:rPr>
+              <w:t>Condición(es) de Prueba</w:t>
+            </w:r>
+          </w:p>
+        </w:tc>
+        <w:tc>
+          <w:tcPr>
+            <w:tcW w:type="dxa" w:w="6803"/>
+          </w:tcPr>
+          <w:p>
+            <w:r/>
+            <w:r>
+              <w:rPr>
+                <w:b w:val="0"/>
+                <w:sz w:val="20"/>
+              </w:rPr>
+              <w:t>El médico debe tener acceso autorizado al historial (ver CP-08).</w:t>
+            </w:r>
+          </w:p>
+        </w:tc>
+      </w:tr>
+      <w:tr>
+        <w:tc>
+          <w:tcPr>
+            <w:tcW w:type="dxa" w:w="2835"/>
+            <w:shd w:val="clear" w:color="auto" w:fill="E7F3F1"/>
+          </w:tcPr>
+          <w:p>
+            <w:r/>
+            <w:r>
+              <w:rPr>
+                <w:b/>
+                <w:sz w:val="20"/>
+              </w:rPr>
+              <w:t>Probador</w:t>
+            </w:r>
+          </w:p>
+        </w:tc>
+        <w:tc>
+          <w:tcPr>
+            <w:tcW w:type="dxa" w:w="6803"/>
+          </w:tcPr>
+          <w:p>
+            <w:r/>
+            <w:r>
+              <w:rPr>
+                <w:b w:val="0"/>
+                <w:sz w:val="20"/>
+              </w:rPr>
+              <w:t>Grupo 5</w:t>
+            </w:r>
+          </w:p>
+        </w:tc>
+      </w:tr>
+      <w:tr>
+        <w:tc>
+          <w:tcPr>
+            <w:tcW w:type="dxa" w:w="2835"/>
+            <w:shd w:val="clear" w:color="auto" w:fill="E7F3F1"/>
+          </w:tcPr>
+          <w:p>
+            <w:r/>
+            <w:r>
+              <w:rPr>
+                <w:b/>
+                <w:sz w:val="20"/>
+              </w:rPr>
+              <w:t>Cargo / Fecha y Hora</w:t>
+            </w:r>
+          </w:p>
+        </w:tc>
+        <w:tc>
+          <w:tcPr>
+            <w:tcW w:type="dxa" w:w="6803"/>
+          </w:tcPr>
+          <w:p>
+            <w:r/>
+            <w:r>
+              <w:rPr>
+                <w:b w:val="0"/>
+                <w:sz w:val="20"/>
+              </w:rPr>
+              <w:t>Equipo de QA — Grupo 5     ·     29/06/2026  11:10 a. m.</w:t>
+            </w:r>
+          </w:p>
+        </w:tc>
+      </w:tr>
+    </w:tbl>
+    <w:p>
+      <w:pPr>
+        <w:spacing w:after="40" w:before="80"/>
+      </w:pPr>
+      <w:r>
+        <w:rPr>
+          <w:b/>
+          <w:color w:val="9A6700"/>
+          <w:sz w:val="20"/>
+        </w:rPr>
+        <w:t>Flujo de prueba (pendiente de automatización):</w:t>
+      </w:r>
+    </w:p>
+    <w:tbl>
+      <w:tblPr>
+        <w:tblStyle w:val="TableGrid"/>
+        <w:tblW w:type="auto" w:w="0"/>
+        <w:tblLook w:firstColumn="1" w:firstRow="1" w:lastColumn="0" w:lastRow="0" w:noHBand="0" w:noVBand="1" w:val="04A0"/>
+      </w:tblPr>
+      <w:tblGrid>
+        <w:gridCol w:w="1928"/>
+        <w:gridCol w:w="1928"/>
+        <w:gridCol w:w="1928"/>
+        <w:gridCol w:w="1928"/>
+        <w:gridCol w:w="1928"/>
+      </w:tblGrid>
+      <w:tr>
+        <w:tc>
+          <w:tcPr>
+            <w:tcW w:type="dxa" w:w="737"/>
+            <w:shd w:val="clear" w:color="auto" w:fill="0F211F"/>
+          </w:tcPr>
+          <w:p>
+            <w:r/>
+            <w:r>
+              <w:rPr>
+                <w:b/>
+                <w:color w:val="FFFFFF"/>
+                <w:sz w:val="20"/>
+              </w:rPr>
+              <w:t>Paso</w:t>
+            </w:r>
+          </w:p>
+        </w:tc>
+        <w:tc>
+          <w:tcPr>
+            <w:tcW w:type="dxa" w:w="3515"/>
+            <w:shd w:val="clear" w:color="auto" w:fill="0F211F"/>
+          </w:tcPr>
+          <w:p>
+            <w:r/>
+            <w:r>
+              <w:rPr>
+                <w:b/>
+                <w:color w:val="FFFFFF"/>
+                <w:sz w:val="20"/>
+              </w:rPr>
+              <w:t>Instrucción</w:t>
+            </w:r>
+          </w:p>
+        </w:tc>
+        <w:tc>
+          <w:tcPr>
+            <w:tcW w:type="dxa" w:w="2268"/>
+            <w:shd w:val="clear" w:color="auto" w:fill="0F211F"/>
+          </w:tcPr>
+          <w:p>
+            <w:r/>
+            <w:r>
+              <w:rPr>
+                <w:b/>
+                <w:color w:val="FFFFFF"/>
+                <w:sz w:val="20"/>
+              </w:rPr>
+              <w:t>Datos</w:t>
+            </w:r>
+          </w:p>
+        </w:tc>
+        <w:tc>
+          <w:tcPr>
+            <w:tcW w:type="dxa" w:w="1077"/>
+            <w:shd w:val="clear" w:color="auto" w:fill="0F211F"/>
+          </w:tcPr>
+          <w:p>
+            <w:r/>
+            <w:r>
+              <w:rPr>
+                <w:b/>
+                <w:color w:val="FFFFFF"/>
+                <w:sz w:val="20"/>
+              </w:rPr>
+              <w:t>Estado</w:t>
+            </w:r>
+          </w:p>
+        </w:tc>
+        <w:tc>
+          <w:tcPr>
+            <w:tcW w:type="dxa" w:w="2041"/>
+            <w:shd w:val="clear" w:color="auto" w:fill="0F211F"/>
+          </w:tcPr>
+          <w:p>
+            <w:r/>
+            <w:r>
+              <w:rPr>
+                <w:b/>
+                <w:color w:val="FFFFFF"/>
+                <w:sz w:val="20"/>
+              </w:rPr>
+              <w:t>Observaciones / Evidencia</w:t>
+            </w:r>
+          </w:p>
+        </w:tc>
+      </w:tr>
+      <w:tr>
+        <w:tc>
+          <w:tcPr>
+            <w:tcW w:type="dxa" w:w="737"/>
+          </w:tcPr>
+          <w:p>
+            <w:r/>
+            <w:r>
+              <w:rPr>
+                <w:b w:val="0"/>
+                <w:sz w:val="18"/>
+              </w:rPr>
+              <w:t>1</w:t>
+            </w:r>
+          </w:p>
+        </w:tc>
+        <w:tc>
+          <w:tcPr>
+            <w:tcW w:type="dxa" w:w="3515"/>
+          </w:tcPr>
+          <w:p>
+            <w:r/>
+            <w:r>
+              <w:rPr>
+                <w:b w:val="0"/>
+                <w:sz w:val="18"/>
+              </w:rPr>
+              <w:t>Pulsar «Emitir receta».</w:t>
+            </w:r>
+          </w:p>
+        </w:tc>
+        <w:tc>
+          <w:tcPr>
+            <w:tcW w:type="dxa" w:w="2268"/>
+          </w:tcPr>
+          <w:p>
+            <w:r/>
+            <w:r>
+              <w:rPr>
+                <w:b w:val="0"/>
+                <w:sz w:val="18"/>
+              </w:rPr>
+              <w:t>openMedModal('receta')</w:t>
+            </w:r>
+          </w:p>
+        </w:tc>
+        <w:tc>
+          <w:tcPr>
+            <w:tcW w:type="dxa" w:w="1077"/>
+            <w:shd w:val="clear" w:color="auto" w:fill="FFF7E8"/>
+          </w:tcPr>
+          <w:p>
+            <w:pPr>
+              <w:jc w:val="center"/>
+            </w:pPr>
+            <w:r/>
+            <w:r>
+              <w:rPr>
+                <w:b w:val="0"/>
+                <w:sz w:val="18"/>
+              </w:rPr>
+              <w:t>Pendiente</w:t>
+            </w:r>
+          </w:p>
+        </w:tc>
+        <w:tc>
+          <w:tcPr>
+            <w:tcW w:type="dxa" w:w="2041"/>
+          </w:tcPr>
+          <w:p>
+            <w:r/>
+            <w:r>
+              <w:rPr>
+                <w:b w:val="0"/>
+                <w:sz w:val="18"/>
+              </w:rPr>
+              <w:t>Abre el modal de receta.</w:t>
+            </w:r>
+          </w:p>
+        </w:tc>
+      </w:tr>
+      <w:tr>
+        <w:tc>
+          <w:tcPr>
+            <w:tcW w:type="dxa" w:w="737"/>
+          </w:tcPr>
+          <w:p>
+            <w:r/>
+            <w:r>
+              <w:rPr>
+                <w:b w:val="0"/>
+                <w:sz w:val="18"/>
+              </w:rPr>
+              <w:t>2</w:t>
+            </w:r>
+          </w:p>
+        </w:tc>
+        <w:tc>
+          <w:tcPr>
+            <w:tcW w:type="dxa" w:w="3515"/>
+          </w:tcPr>
+          <w:p>
+            <w:r/>
+            <w:r>
+              <w:rPr>
+                <w:b w:val="0"/>
+                <w:sz w:val="18"/>
+              </w:rPr>
+              <w:t>Indicar medicamento y dosis (obligatorios).</w:t>
+            </w:r>
+          </w:p>
+        </w:tc>
+        <w:tc>
+          <w:tcPr>
+            <w:tcW w:type="dxa" w:w="2268"/>
+          </w:tcPr>
+          <w:p>
+            <w:r/>
+            <w:r>
+              <w:rPr>
+                <w:b w:val="0"/>
+                <w:sz w:val="18"/>
+              </w:rPr>
+              <w:t>Medicamento, dosis, duración</w:t>
+            </w:r>
+          </w:p>
+        </w:tc>
+        <w:tc>
+          <w:tcPr>
+            <w:tcW w:type="dxa" w:w="1077"/>
+            <w:shd w:val="clear" w:color="auto" w:fill="FFF7E8"/>
+          </w:tcPr>
+          <w:p>
+            <w:pPr>
+              <w:jc w:val="center"/>
+            </w:pPr>
+            <w:r/>
+            <w:r>
+              <w:rPr>
+                <w:b w:val="0"/>
+                <w:sz w:val="18"/>
+              </w:rPr>
+              <w:t>Pendiente</w:t>
+            </w:r>
+          </w:p>
+        </w:tc>
+        <w:tc>
+          <w:tcPr>
+            <w:tcW w:type="dxa" w:w="2041"/>
+          </w:tcPr>
+          <w:p>
+            <w:r/>
+            <w:r>
+              <w:rPr>
+                <w:b w:val="0"/>
+                <w:sz w:val="18"/>
+              </w:rPr>
+              <w:t>El medicamento sale del catálogo.</w:t>
+            </w:r>
+          </w:p>
+        </w:tc>
+      </w:tr>
+      <w:tr>
+        <w:tc>
+          <w:tcPr>
+            <w:tcW w:type="dxa" w:w="737"/>
+          </w:tcPr>
+          <w:p>
+            <w:r/>
+            <w:r>
+              <w:rPr>
+                <w:b w:val="0"/>
+                <w:sz w:val="18"/>
+              </w:rPr>
+              <w:t>3</w:t>
+            </w:r>
+          </w:p>
+        </w:tc>
+        <w:tc>
+          <w:tcPr>
+            <w:tcW w:type="dxa" w:w="3515"/>
+          </w:tcPr>
+          <w:p>
+            <w:r/>
+            <w:r>
+              <w:rPr>
+                <w:b w:val="0"/>
+                <w:sz w:val="18"/>
+              </w:rPr>
+              <w:t>Emitir la receta.</w:t>
+            </w:r>
+          </w:p>
+        </w:tc>
+        <w:tc>
+          <w:tcPr>
+            <w:tcW w:type="dxa" w:w="2268"/>
+          </w:tcPr>
+          <w:p>
+            <w:r/>
+            <w:r>
+              <w:rPr>
+                <w:b w:val="0"/>
+                <w:sz w:val="18"/>
+              </w:rPr>
+              <w:t>emitirReceta · POST /api/recetas</w:t>
+            </w:r>
+          </w:p>
+        </w:tc>
+        <w:tc>
+          <w:tcPr>
+            <w:tcW w:type="dxa" w:w="1077"/>
+            <w:shd w:val="clear" w:color="auto" w:fill="FFF7E8"/>
+          </w:tcPr>
+          <w:p>
+            <w:pPr>
+              <w:jc w:val="center"/>
+            </w:pPr>
+            <w:r/>
+            <w:r>
+              <w:rPr>
+                <w:b w:val="0"/>
+                <w:sz w:val="18"/>
+              </w:rPr>
+              <w:t>Pendiente</w:t>
+            </w:r>
+          </w:p>
+        </w:tc>
+        <w:tc>
+          <w:tcPr>
+            <w:tcW w:type="dxa" w:w="2041"/>
+          </w:tcPr>
+          <w:p>
+            <w:r/>
+            <w:r>
+              <w:rPr>
+                <w:b w:val="0"/>
+                <w:sz w:val="18"/>
+              </w:rPr>
+              <w:t>Queda con estado «Vigente» y se audita.</w:t>
+            </w:r>
+          </w:p>
+        </w:tc>
+      </w:tr>
+    </w:tbl>
+    <w:p>
+      <w:r>
+        <w:br w:type="page"/>
+      </w:r>
+    </w:p>
+    <w:p>
+      <w:pPr>
+        <w:pStyle w:val="Heading1"/>
+        <w:spacing w:before="200"/>
+      </w:pPr>
+      <w:r>
+        <w:rPr>
+          <w:color w:val="9A6700"/>
+        </w:rPr>
+        <w:t>Caso de Prueba CP-13 — Buscar medicina fuera de catálogo (soporte)</w:t>
+      </w:r>
+    </w:p>
+    <w:tbl>
+      <w:tblPr>
+        <w:tblStyle w:val="TableGrid"/>
+        <w:tblW w:type="auto" w:w="0"/>
+        <w:tblLook w:firstColumn="1" w:firstRow="1" w:lastColumn="0" w:lastRow="0" w:noHBand="0" w:noVBand="1" w:val="04A0"/>
+      </w:tblPr>
+      <w:tblGrid>
+        <w:gridCol w:w="4819"/>
+        <w:gridCol w:w="4819"/>
+      </w:tblGrid>
+      <w:tr>
+        <w:tc>
+          <w:tcPr>
+            <w:tcW w:type="dxa" w:w="2835"/>
+            <w:shd w:val="clear" w:color="auto" w:fill="E7F3F1"/>
+          </w:tcPr>
+          <w:p>
+            <w:r/>
+            <w:r>
+              <w:rPr>
+                <w:b/>
+                <w:sz w:val="20"/>
+              </w:rPr>
+              <w:t>Caso de Prueba</w:t>
+            </w:r>
+          </w:p>
+        </w:tc>
+        <w:tc>
+          <w:tcPr>
+            <w:tcW w:type="dxa" w:w="6803"/>
+          </w:tcPr>
+          <w:p>
+            <w:r/>
+            <w:r>
+              <w:rPr>
+                <w:b w:val="0"/>
+                <w:sz w:val="20"/>
+              </w:rPr>
+              <w:t>CP-13 — Buscar medicina fuera de catálogo</w:t>
+            </w:r>
+          </w:p>
+        </w:tc>
+      </w:tr>
+      <w:tr>
+        <w:tc>
+          <w:tcPr>
+            <w:tcW w:type="dxa" w:w="2835"/>
+            <w:shd w:val="clear" w:color="auto" w:fill="E7F3F1"/>
+          </w:tcPr>
+          <w:p>
+            <w:r/>
+            <w:r>
+              <w:rPr>
+                <w:b/>
+                <w:sz w:val="20"/>
+              </w:rPr>
+              <w:t>Requisito Asociado</w:t>
+            </w:r>
+          </w:p>
+        </w:tc>
+        <w:tc>
+          <w:tcPr>
+            <w:tcW w:type="dxa" w:w="6803"/>
+          </w:tcPr>
+          <w:p>
+            <w:r/>
+            <w:r>
+              <w:rPr>
+                <w:b w:val="0"/>
+                <w:sz w:val="20"/>
+              </w:rPr>
+              <w:t>RF-soporte 5.3 — Enlace de compra para productos fuera del catálogo.</w:t>
+            </w:r>
+          </w:p>
+        </w:tc>
+      </w:tr>
+      <w:tr>
+        <w:tc>
+          <w:tcPr>
+            <w:tcW w:type="dxa" w:w="2835"/>
+            <w:shd w:val="clear" w:color="auto" w:fill="E7F3F1"/>
+          </w:tcPr>
+          <w:p>
+            <w:r/>
+            <w:r>
+              <w:rPr>
+                <w:b/>
+                <w:sz w:val="20"/>
+              </w:rPr>
+              <w:t>Caso de Uso Asociado</w:t>
+            </w:r>
+          </w:p>
+        </w:tc>
+        <w:tc>
+          <w:tcPr>
+            <w:tcW w:type="dxa" w:w="6803"/>
+          </w:tcPr>
+          <w:p>
+            <w:r/>
+            <w:r>
+              <w:rPr>
+                <w:b w:val="0"/>
+                <w:sz w:val="20"/>
+              </w:rPr>
+              <w:t>Función de soporte 5.3</w:t>
+            </w:r>
+          </w:p>
+        </w:tc>
+      </w:tr>
+      <w:tr>
+        <w:tc>
+          <w:tcPr>
+            <w:tcW w:type="dxa" w:w="2835"/>
+            <w:shd w:val="clear" w:color="auto" w:fill="E7F3F1"/>
+          </w:tcPr>
+          <w:p>
+            <w:r/>
+            <w:r>
+              <w:rPr>
+                <w:b/>
+                <w:sz w:val="20"/>
+              </w:rPr>
+              <w:t>Condición(es) de Prueba</w:t>
+            </w:r>
+          </w:p>
+        </w:tc>
+        <w:tc>
+          <w:tcPr>
+            <w:tcW w:type="dxa" w:w="6803"/>
+          </w:tcPr>
+          <w:p>
+            <w:r/>
+            <w:r>
+              <w:rPr>
+                <w:b w:val="0"/>
+                <w:sz w:val="20"/>
+              </w:rPr>
+              <w:t>Paciente autenticado.</w:t>
+            </w:r>
+          </w:p>
+        </w:tc>
+      </w:tr>
+      <w:tr>
+        <w:tc>
+          <w:tcPr>
+            <w:tcW w:type="dxa" w:w="2835"/>
+            <w:shd w:val="clear" w:color="auto" w:fill="E7F3F1"/>
+          </w:tcPr>
+          <w:p>
+            <w:r/>
+            <w:r>
+              <w:rPr>
+                <w:b/>
+                <w:sz w:val="20"/>
+              </w:rPr>
+              <w:t>Probador</w:t>
+            </w:r>
+          </w:p>
+        </w:tc>
+        <w:tc>
+          <w:tcPr>
+            <w:tcW w:type="dxa" w:w="6803"/>
+          </w:tcPr>
+          <w:p>
+            <w:r/>
+            <w:r>
+              <w:rPr>
+                <w:b w:val="0"/>
+                <w:sz w:val="20"/>
+              </w:rPr>
+              <w:t>Grupo 5</w:t>
+            </w:r>
+          </w:p>
+        </w:tc>
+      </w:tr>
+      <w:tr>
+        <w:tc>
+          <w:tcPr>
+            <w:tcW w:type="dxa" w:w="2835"/>
+            <w:shd w:val="clear" w:color="auto" w:fill="E7F3F1"/>
+          </w:tcPr>
+          <w:p>
+            <w:r/>
+            <w:r>
+              <w:rPr>
+                <w:b/>
+                <w:sz w:val="20"/>
+              </w:rPr>
+              <w:t>Cargo / Fecha y Hora</w:t>
+            </w:r>
+          </w:p>
+        </w:tc>
+        <w:tc>
+          <w:tcPr>
+            <w:tcW w:type="dxa" w:w="6803"/>
+          </w:tcPr>
+          <w:p>
+            <w:r/>
+            <w:r>
+              <w:rPr>
+                <w:b w:val="0"/>
+                <w:sz w:val="20"/>
+              </w:rPr>
+              <w:t>Equipo de QA — Grupo 5     ·     29/06/2026  11:10 a. m.</w:t>
+            </w:r>
+          </w:p>
+        </w:tc>
+      </w:tr>
+    </w:tbl>
+    <w:p>
+      <w:pPr>
+        <w:spacing w:after="40" w:before="80"/>
+      </w:pPr>
+      <w:r>
+        <w:rPr>
+          <w:b/>
+          <w:color w:val="9A6700"/>
+          <w:sz w:val="20"/>
+        </w:rPr>
+        <w:t>Flujo de prueba (pendiente de automatización):</w:t>
+      </w:r>
+    </w:p>
+    <w:tbl>
+      <w:tblPr>
+        <w:tblStyle w:val="TableGrid"/>
+        <w:tblW w:type="auto" w:w="0"/>
+        <w:tblLook w:firstColumn="1" w:firstRow="1" w:lastColumn="0" w:lastRow="0" w:noHBand="0" w:noVBand="1" w:val="04A0"/>
+      </w:tblPr>
+      <w:tblGrid>
+        <w:gridCol w:w="1928"/>
+        <w:gridCol w:w="1928"/>
+        <w:gridCol w:w="1928"/>
+        <w:gridCol w:w="1928"/>
+        <w:gridCol w:w="1928"/>
+      </w:tblGrid>
+      <w:tr>
+        <w:tc>
+          <w:tcPr>
+            <w:tcW w:type="dxa" w:w="737"/>
+            <w:shd w:val="clear" w:color="auto" w:fill="0F211F"/>
+          </w:tcPr>
+          <w:p>
+            <w:r/>
+            <w:r>
+              <w:rPr>
+                <w:b/>
+                <w:color w:val="FFFFFF"/>
+                <w:sz w:val="20"/>
+              </w:rPr>
+              <w:t>Paso</w:t>
+            </w:r>
+          </w:p>
+        </w:tc>
+        <w:tc>
+          <w:tcPr>
+            <w:tcW w:type="dxa" w:w="3515"/>
+            <w:shd w:val="clear" w:color="auto" w:fill="0F211F"/>
+          </w:tcPr>
+          <w:p>
+            <w:r/>
+            <w:r>
+              <w:rPr>
+                <w:b/>
+                <w:color w:val="FFFFFF"/>
+                <w:sz w:val="20"/>
+              </w:rPr>
+              <w:t>Instrucción</w:t>
+            </w:r>
+          </w:p>
+        </w:tc>
+        <w:tc>
+          <w:tcPr>
+            <w:tcW w:type="dxa" w:w="2268"/>
+            <w:shd w:val="clear" w:color="auto" w:fill="0F211F"/>
+          </w:tcPr>
+          <w:p>
+            <w:r/>
+            <w:r>
+              <w:rPr>
+                <w:b/>
+                <w:color w:val="FFFFFF"/>
+                <w:sz w:val="20"/>
+              </w:rPr>
+              <w:t>Datos</w:t>
+            </w:r>
+          </w:p>
+        </w:tc>
+        <w:tc>
+          <w:tcPr>
+            <w:tcW w:type="dxa" w:w="1077"/>
+            <w:shd w:val="clear" w:color="auto" w:fill="0F211F"/>
+          </w:tcPr>
+          <w:p>
+            <w:r/>
+            <w:r>
+              <w:rPr>
+                <w:b/>
+                <w:color w:val="FFFFFF"/>
+                <w:sz w:val="20"/>
+              </w:rPr>
+              <w:t>Estado</w:t>
+            </w:r>
+          </w:p>
+        </w:tc>
+        <w:tc>
+          <w:tcPr>
+            <w:tcW w:type="dxa" w:w="2041"/>
+            <w:shd w:val="clear" w:color="auto" w:fill="0F211F"/>
+          </w:tcPr>
+          <w:p>
+            <w:r/>
+            <w:r>
+              <w:rPr>
+                <w:b/>
+                <w:color w:val="FFFFFF"/>
+                <w:sz w:val="20"/>
+              </w:rPr>
+              <w:t>Observaciones / Evidencia</w:t>
+            </w:r>
+          </w:p>
+        </w:tc>
+      </w:tr>
+      <w:tr>
+        <w:tc>
+          <w:tcPr>
+            <w:tcW w:type="dxa" w:w="737"/>
+          </w:tcPr>
+          <w:p>
+            <w:r/>
+            <w:r>
+              <w:rPr>
+                <w:b w:val="0"/>
+                <w:sz w:val="18"/>
+              </w:rPr>
+              <w:t>1</w:t>
+            </w:r>
+          </w:p>
+        </w:tc>
+        <w:tc>
+          <w:tcPr>
+            <w:tcW w:type="dxa" w:w="3515"/>
+          </w:tcPr>
+          <w:p>
+            <w:r/>
+            <w:r>
+              <w:rPr>
+                <w:b w:val="0"/>
+                <w:sz w:val="18"/>
+              </w:rPr>
+              <w:t>Entrar a «Buscar medicina».</w:t>
+            </w:r>
+          </w:p>
+        </w:tc>
+        <w:tc>
+          <w:tcPr>
+            <w:tcW w:type="dxa" w:w="2268"/>
+          </w:tcPr>
+          <w:p>
+            <w:r/>
+            <w:r>
+              <w:rPr>
+                <w:b w:val="0"/>
+                <w:sz w:val="18"/>
+              </w:rPr>
+              <w:t>nav-medicines</w:t>
+            </w:r>
+          </w:p>
+        </w:tc>
+        <w:tc>
+          <w:tcPr>
+            <w:tcW w:type="dxa" w:w="1077"/>
+            <w:shd w:val="clear" w:color="auto" w:fill="FFF7E8"/>
+          </w:tcPr>
+          <w:p>
+            <w:pPr>
+              <w:jc w:val="center"/>
+            </w:pPr>
+            <w:r/>
+            <w:r>
+              <w:rPr>
+                <w:b w:val="0"/>
+                <w:sz w:val="18"/>
+              </w:rPr>
+              <w:t>Pendiente</w:t>
+            </w:r>
+          </w:p>
+        </w:tc>
+        <w:tc>
+          <w:tcPr>
+            <w:tcW w:type="dxa" w:w="2041"/>
+          </w:tcPr>
+          <w:p>
+            <w:r/>
+            <w:r>
+              <w:rPr>
+                <w:b w:val="0"/>
+                <w:sz w:val="18"/>
+              </w:rPr>
+            </w:r>
+          </w:p>
+        </w:tc>
+      </w:tr>
+      <w:tr>
+        <w:tc>
+          <w:tcPr>
+            <w:tcW w:type="dxa" w:w="737"/>
+          </w:tcPr>
+          <w:p>
+            <w:r/>
+            <w:r>
+              <w:rPr>
+                <w:b w:val="0"/>
+                <w:sz w:val="18"/>
+              </w:rPr>
+              <w:t>2</w:t>
+            </w:r>
+          </w:p>
+        </w:tc>
+        <w:tc>
+          <w:tcPr>
+            <w:tcW w:type="dxa" w:w="3515"/>
+          </w:tcPr>
+          <w:p>
+            <w:r/>
+            <w:r>
+              <w:rPr>
+                <w:b w:val="0"/>
+                <w:sz w:val="18"/>
+              </w:rPr>
+              <w:t>Buscar un producto que no está en el catálogo.</w:t>
+            </w:r>
+          </w:p>
+        </w:tc>
+        <w:tc>
+          <w:tcPr>
+            <w:tcW w:type="dxa" w:w="2268"/>
+          </w:tcPr>
+          <w:p>
+            <w:r/>
+            <w:r>
+              <w:rPr>
+                <w:b w:val="0"/>
+                <w:sz w:val="18"/>
+              </w:rPr>
+              <w:t>Búsqueda = «Apronax»</w:t>
+            </w:r>
+          </w:p>
+        </w:tc>
+        <w:tc>
+          <w:tcPr>
+            <w:tcW w:type="dxa" w:w="1077"/>
+            <w:shd w:val="clear" w:color="auto" w:fill="FFF7E8"/>
+          </w:tcPr>
+          <w:p>
+            <w:pPr>
+              <w:jc w:val="center"/>
+            </w:pPr>
+            <w:r/>
+            <w:r>
+              <w:rPr>
+                <w:b w:val="0"/>
+                <w:sz w:val="18"/>
+              </w:rPr>
+              <w:t>Pendiente</w:t>
+            </w:r>
+          </w:p>
+        </w:tc>
+        <w:tc>
+          <w:tcPr>
+            <w:tcW w:type="dxa" w:w="2041"/>
+          </w:tcPr>
+          <w:p>
+            <w:r/>
+            <w:r>
+              <w:rPr>
+                <w:b w:val="0"/>
+                <w:sz w:val="18"/>
+              </w:rPr>
+              <w:t>No hay resultados de comparación.</w:t>
+            </w:r>
+          </w:p>
+        </w:tc>
+      </w:tr>
+      <w:tr>
+        <w:tc>
+          <w:tcPr>
+            <w:tcW w:type="dxa" w:w="737"/>
+          </w:tcPr>
+          <w:p>
+            <w:r/>
+            <w:r>
+              <w:rPr>
+                <w:b w:val="0"/>
+                <w:sz w:val="18"/>
+              </w:rPr>
+              <w:t>3</w:t>
+            </w:r>
+          </w:p>
+        </w:tc>
+        <w:tc>
+          <w:tcPr>
+            <w:tcW w:type="dxa" w:w="3515"/>
+          </w:tcPr>
+          <w:p>
+            <w:r/>
+            <w:r>
+              <w:rPr>
+                <w:b w:val="0"/>
+                <w:sz w:val="18"/>
+              </w:rPr>
+              <w:t>Verificar el panel de farmacias con enlaces «Comprar →».</w:t>
+            </w:r>
+          </w:p>
+        </w:tc>
+        <w:tc>
+          <w:tcPr>
+            <w:tcW w:type="dxa" w:w="2268"/>
+          </w:tcPr>
+          <w:p>
+            <w:r/>
+            <w:r>
+              <w:rPr>
+                <w:b w:val="0"/>
+                <w:sz w:val="18"/>
+              </w:rPr>
+              <w:t>Panel de 5 farmacias</w:t>
+            </w:r>
+          </w:p>
+        </w:tc>
+        <w:tc>
+          <w:tcPr>
+            <w:tcW w:type="dxa" w:w="1077"/>
+            <w:shd w:val="clear" w:color="auto" w:fill="FFF7E8"/>
+          </w:tcPr>
+          <w:p>
+            <w:pPr>
+              <w:jc w:val="center"/>
+            </w:pPr>
+            <w:r/>
+            <w:r>
+              <w:rPr>
+                <w:b w:val="0"/>
+                <w:sz w:val="18"/>
+              </w:rPr>
+              <w:t>Pendiente</w:t>
+            </w:r>
+          </w:p>
+        </w:tc>
+        <w:tc>
+          <w:tcPr>
+            <w:tcW w:type="dxa" w:w="2041"/>
+          </w:tcPr>
+          <w:p>
+            <w:r/>
+            <w:r>
+              <w:rPr>
+                <w:b w:val="0"/>
+                <w:sz w:val="18"/>
+              </w:rPr>
+              <w:t>Cada enlace abre el buscador real de la farmacia.</w:t>
+            </w:r>
+          </w:p>
+        </w:tc>
+      </w:tr>
+    </w:tbl>
+    <w:p>
+      <w:r>
+        <w:br w:type="page"/>
+      </w:r>
+    </w:p>
+    <w:p>
+      <w:pPr>
+        <w:pStyle w:val="Heading1"/>
+        <w:spacing w:before="200"/>
+      </w:pPr>
+      <w:r>
+        <w:rPr>
+          <w:color w:val="9A6700"/>
+        </w:rPr>
+        <w:t>Caso de Prueba CP-14 — Tarjeta de emergencia del paciente (soporte)</w:t>
+      </w:r>
+    </w:p>
+    <w:tbl>
+      <w:tblPr>
+        <w:tblStyle w:val="TableGrid"/>
+        <w:tblW w:type="auto" w:w="0"/>
+        <w:tblLook w:firstColumn="1" w:firstRow="1" w:lastColumn="0" w:lastRow="0" w:noHBand="0" w:noVBand="1" w:val="04A0"/>
+      </w:tblPr>
+      <w:tblGrid>
+        <w:gridCol w:w="4819"/>
+        <w:gridCol w:w="4819"/>
+      </w:tblGrid>
+      <w:tr>
+        <w:tc>
+          <w:tcPr>
+            <w:tcW w:type="dxa" w:w="2835"/>
+            <w:shd w:val="clear" w:color="auto" w:fill="E7F3F1"/>
+          </w:tcPr>
+          <w:p>
+            <w:r/>
+            <w:r>
+              <w:rPr>
+                <w:b/>
+                <w:sz w:val="20"/>
+              </w:rPr>
+              <w:t>Caso de Prueba</w:t>
+            </w:r>
+          </w:p>
+        </w:tc>
+        <w:tc>
+          <w:tcPr>
+            <w:tcW w:type="dxa" w:w="6803"/>
+          </w:tcPr>
+          <w:p>
+            <w:r/>
+            <w:r>
+              <w:rPr>
+                <w:b w:val="0"/>
+                <w:sz w:val="20"/>
+              </w:rPr>
+              <w:t>CP-14 — Tarjeta de emergencia del paciente</w:t>
+            </w:r>
+          </w:p>
+        </w:tc>
+      </w:tr>
+      <w:tr>
+        <w:tc>
+          <w:tcPr>
+            <w:tcW w:type="dxa" w:w="2835"/>
+            <w:shd w:val="clear" w:color="auto" w:fill="E7F3F1"/>
+          </w:tcPr>
+          <w:p>
+            <w:r/>
+            <w:r>
+              <w:rPr>
+                <w:b/>
+                <w:sz w:val="20"/>
+              </w:rPr>
+              <w:t>Requisito Asociado</w:t>
+            </w:r>
+          </w:p>
+        </w:tc>
+        <w:tc>
+          <w:tcPr>
+            <w:tcW w:type="dxa" w:w="6803"/>
+          </w:tcPr>
+          <w:p>
+            <w:r/>
+            <w:r>
+              <w:rPr>
+                <w:b w:val="0"/>
+                <w:sz w:val="20"/>
+              </w:rPr>
+              <w:t>RF-soporte 5.2 — El paciente visualiza su QR/código de emergencia.</w:t>
+            </w:r>
+          </w:p>
+        </w:tc>
+      </w:tr>
+      <w:tr>
+        <w:tc>
+          <w:tcPr>
+            <w:tcW w:type="dxa" w:w="2835"/>
+            <w:shd w:val="clear" w:color="auto" w:fill="E7F3F1"/>
+          </w:tcPr>
+          <w:p>
+            <w:r/>
+            <w:r>
+              <w:rPr>
+                <w:b/>
+                <w:sz w:val="20"/>
+              </w:rPr>
+              <w:t>Caso de Uso Asociado</w:t>
+            </w:r>
+          </w:p>
+        </w:tc>
+        <w:tc>
+          <w:tcPr>
+            <w:tcW w:type="dxa" w:w="6803"/>
+          </w:tcPr>
+          <w:p>
+            <w:r/>
+            <w:r>
+              <w:rPr>
+                <w:b w:val="0"/>
+                <w:sz w:val="20"/>
+              </w:rPr>
+              <w:t>Función de soporte 5.2</w:t>
+            </w:r>
+          </w:p>
+        </w:tc>
+      </w:tr>
+      <w:tr>
+        <w:tc>
+          <w:tcPr>
+            <w:tcW w:type="dxa" w:w="2835"/>
+            <w:shd w:val="clear" w:color="auto" w:fill="E7F3F1"/>
+          </w:tcPr>
+          <w:p>
+            <w:r/>
+            <w:r>
+              <w:rPr>
+                <w:b/>
+                <w:sz w:val="20"/>
+              </w:rPr>
+              <w:t>Condición(es) de Prueba</w:t>
+            </w:r>
+          </w:p>
+        </w:tc>
+        <w:tc>
+          <w:tcPr>
+            <w:tcW w:type="dxa" w:w="6803"/>
+          </w:tcPr>
+          <w:p>
+            <w:r/>
+            <w:r>
+              <w:rPr>
+                <w:b w:val="0"/>
+                <w:sz w:val="20"/>
+              </w:rPr>
+              <w:t>Paciente autenticado.</w:t>
+            </w:r>
+          </w:p>
+        </w:tc>
+      </w:tr>
+      <w:tr>
+        <w:tc>
+          <w:tcPr>
+            <w:tcW w:type="dxa" w:w="2835"/>
+            <w:shd w:val="clear" w:color="auto" w:fill="E7F3F1"/>
+          </w:tcPr>
+          <w:p>
+            <w:r/>
+            <w:r>
+              <w:rPr>
+                <w:b/>
+                <w:sz w:val="20"/>
+              </w:rPr>
+              <w:t>Probador</w:t>
+            </w:r>
+          </w:p>
+        </w:tc>
+        <w:tc>
+          <w:tcPr>
+            <w:tcW w:type="dxa" w:w="6803"/>
+          </w:tcPr>
+          <w:p>
+            <w:r/>
+            <w:r>
+              <w:rPr>
+                <w:b w:val="0"/>
+                <w:sz w:val="20"/>
+              </w:rPr>
+              <w:t>Grupo 5</w:t>
+            </w:r>
+          </w:p>
+        </w:tc>
+      </w:tr>
+      <w:tr>
+        <w:tc>
+          <w:tcPr>
+            <w:tcW w:type="dxa" w:w="2835"/>
+            <w:shd w:val="clear" w:color="auto" w:fill="E7F3F1"/>
+          </w:tcPr>
+          <w:p>
+            <w:r/>
+            <w:r>
+              <w:rPr>
+                <w:b/>
+                <w:sz w:val="20"/>
+              </w:rPr>
+              <w:t>Cargo / Fecha y Hora</w:t>
+            </w:r>
+          </w:p>
+        </w:tc>
+        <w:tc>
+          <w:tcPr>
+            <w:tcW w:type="dxa" w:w="6803"/>
+          </w:tcPr>
+          <w:p>
+            <w:r/>
+            <w:r>
+              <w:rPr>
+                <w:b w:val="0"/>
+                <w:sz w:val="20"/>
+              </w:rPr>
+              <w:t>Equipo de QA — Grupo 5     ·     29/06/2026  11:10 a. m.</w:t>
+            </w:r>
+          </w:p>
+        </w:tc>
+      </w:tr>
+    </w:tbl>
+    <w:p>
+      <w:pPr>
+        <w:spacing w:after="40" w:before="80"/>
+      </w:pPr>
+      <w:r>
+        <w:rPr>
+          <w:b/>
+          <w:color w:val="9A6700"/>
+          <w:sz w:val="20"/>
+        </w:rPr>
+        <w:t>Flujo de prueba (pendiente de automatización):</w:t>
+      </w:r>
+    </w:p>
+    <w:tbl>
+      <w:tblPr>
+        <w:tblStyle w:val="TableGrid"/>
+        <w:tblW w:type="auto" w:w="0"/>
+        <w:tblLook w:firstColumn="1" w:firstRow="1" w:lastColumn="0" w:lastRow="0" w:noHBand="0" w:noVBand="1" w:val="04A0"/>
+      </w:tblPr>
+      <w:tblGrid>
+        <w:gridCol w:w="1928"/>
+        <w:gridCol w:w="1928"/>
+        <w:gridCol w:w="1928"/>
+        <w:gridCol w:w="1928"/>
+        <w:gridCol w:w="1928"/>
+      </w:tblGrid>
+      <w:tr>
+        <w:tc>
+          <w:tcPr>
+            <w:tcW w:type="dxa" w:w="737"/>
+            <w:shd w:val="clear" w:color="auto" w:fill="0F211F"/>
+          </w:tcPr>
+          <w:p>
+            <w:r/>
+            <w:r>
+              <w:rPr>
+                <w:b/>
+                <w:color w:val="FFFFFF"/>
+                <w:sz w:val="20"/>
+              </w:rPr>
+              <w:t>Paso</w:t>
+            </w:r>
+          </w:p>
+        </w:tc>
+        <w:tc>
+          <w:tcPr>
+            <w:tcW w:type="dxa" w:w="3515"/>
+            <w:shd w:val="clear" w:color="auto" w:fill="0F211F"/>
+          </w:tcPr>
+          <w:p>
+            <w:r/>
+            <w:r>
+              <w:rPr>
+                <w:b/>
+                <w:color w:val="FFFFFF"/>
+                <w:sz w:val="20"/>
+              </w:rPr>
+              <w:t>Instrucción</w:t>
+            </w:r>
+          </w:p>
+        </w:tc>
+        <w:tc>
+          <w:tcPr>
+            <w:tcW w:type="dxa" w:w="2268"/>
+            <w:shd w:val="clear" w:color="auto" w:fill="0F211F"/>
+          </w:tcPr>
+          <w:p>
+            <w:r/>
+            <w:r>
+              <w:rPr>
+                <w:b/>
+                <w:color w:val="FFFFFF"/>
+                <w:sz w:val="20"/>
+              </w:rPr>
+              <w:t>Datos</w:t>
+            </w:r>
+          </w:p>
+        </w:tc>
+        <w:tc>
+          <w:tcPr>
+            <w:tcW w:type="dxa" w:w="1077"/>
+            <w:shd w:val="clear" w:color="auto" w:fill="0F211F"/>
+          </w:tcPr>
+          <w:p>
+            <w:r/>
+            <w:r>
+              <w:rPr>
+                <w:b/>
+                <w:color w:val="FFFFFF"/>
+                <w:sz w:val="20"/>
+              </w:rPr>
+              <w:t>Estado</w:t>
+            </w:r>
+          </w:p>
+        </w:tc>
+        <w:tc>
+          <w:tcPr>
+            <w:tcW w:type="dxa" w:w="2041"/>
+            <w:shd w:val="clear" w:color="auto" w:fill="0F211F"/>
+          </w:tcPr>
+          <w:p>
+            <w:r/>
+            <w:r>
+              <w:rPr>
+                <w:b/>
+                <w:color w:val="FFFFFF"/>
+                <w:sz w:val="20"/>
+              </w:rPr>
+              <w:t>Observaciones / Evidencia</w:t>
+            </w:r>
+          </w:p>
+        </w:tc>
+      </w:tr>
+      <w:tr>
+        <w:tc>
+          <w:tcPr>
+            <w:tcW w:type="dxa" w:w="737"/>
+          </w:tcPr>
+          <w:p>
+            <w:r/>
+            <w:r>
+              <w:rPr>
+                <w:b w:val="0"/>
+                <w:sz w:val="18"/>
+              </w:rPr>
+              <w:t>1</w:t>
+            </w:r>
+          </w:p>
+        </w:tc>
+        <w:tc>
+          <w:tcPr>
+            <w:tcW w:type="dxa" w:w="3515"/>
+          </w:tcPr>
+          <w:p>
+            <w:r/>
+            <w:r>
+              <w:rPr>
+                <w:b w:val="0"/>
+                <w:sz w:val="18"/>
+              </w:rPr>
+              <w:t>Entrar a «Tarjeta de emergencia».</w:t>
+            </w:r>
+          </w:p>
+        </w:tc>
+        <w:tc>
+          <w:tcPr>
+            <w:tcW w:type="dxa" w:w="2268"/>
+          </w:tcPr>
+          <w:p>
+            <w:r/>
+            <w:r>
+              <w:rPr>
+                <w:b w:val="0"/>
+                <w:sz w:val="18"/>
+              </w:rPr>
+              <w:t>nav-card</w:t>
+            </w:r>
+          </w:p>
+        </w:tc>
+        <w:tc>
+          <w:tcPr>
+            <w:tcW w:type="dxa" w:w="1077"/>
+            <w:shd w:val="clear" w:color="auto" w:fill="FFF7E8"/>
+          </w:tcPr>
+          <w:p>
+            <w:pPr>
+              <w:jc w:val="center"/>
+            </w:pPr>
+            <w:r/>
+            <w:r>
+              <w:rPr>
+                <w:b w:val="0"/>
+                <w:sz w:val="18"/>
+              </w:rPr>
+              <w:t>Pendiente</w:t>
+            </w:r>
+          </w:p>
+        </w:tc>
+        <w:tc>
+          <w:tcPr>
+            <w:tcW w:type="dxa" w:w="2041"/>
+          </w:tcPr>
+          <w:p>
+            <w:r/>
+            <w:r>
+              <w:rPr>
+                <w:b w:val="0"/>
+                <w:sz w:val="18"/>
+              </w:rPr>
+            </w:r>
+          </w:p>
+        </w:tc>
+      </w:tr>
+      <w:tr>
+        <w:tc>
+          <w:tcPr>
+            <w:tcW w:type="dxa" w:w="737"/>
+          </w:tcPr>
+          <w:p>
+            <w:r/>
+            <w:r>
+              <w:rPr>
+                <w:b w:val="0"/>
+                <w:sz w:val="18"/>
+              </w:rPr>
+              <w:t>2</w:t>
+            </w:r>
+          </w:p>
+        </w:tc>
+        <w:tc>
+          <w:tcPr>
+            <w:tcW w:type="dxa" w:w="3515"/>
+          </w:tcPr>
+          <w:p>
+            <w:r/>
+            <w:r>
+              <w:rPr>
+                <w:b w:val="0"/>
+                <w:sz w:val="18"/>
+              </w:rPr>
+              <w:t>Verificar el QR y el código de emergencia.</w:t>
+            </w:r>
+          </w:p>
+        </w:tc>
+        <w:tc>
+          <w:tcPr>
+            <w:tcW w:type="dxa" w:w="2268"/>
+          </w:tcPr>
+          <w:p>
+            <w:r/>
+            <w:r>
+              <w:rPr>
+                <w:b w:val="0"/>
+                <w:sz w:val="18"/>
+              </w:rPr>
+              <w:t>Código EMG-XXXXXXXX</w:t>
+            </w:r>
+          </w:p>
+        </w:tc>
+        <w:tc>
+          <w:tcPr>
+            <w:tcW w:type="dxa" w:w="1077"/>
+            <w:shd w:val="clear" w:color="auto" w:fill="FFF7E8"/>
+          </w:tcPr>
+          <w:p>
+            <w:pPr>
+              <w:jc w:val="center"/>
+            </w:pPr>
+            <w:r/>
+            <w:r>
+              <w:rPr>
+                <w:b w:val="0"/>
+                <w:sz w:val="18"/>
+              </w:rPr>
+              <w:t>Pendiente</w:t>
+            </w:r>
+          </w:p>
+        </w:tc>
+        <w:tc>
+          <w:tcPr>
+            <w:tcW w:type="dxa" w:w="2041"/>
+          </w:tcPr>
+          <w:p>
+            <w:r/>
+            <w:r>
+              <w:rPr>
+                <w:b w:val="0"/>
+                <w:sz w:val="18"/>
+              </w:rPr>
+              <w:t>Equivale a lo que ve el personal de emergencia.</w:t>
+            </w:r>
+          </w:p>
+        </w:tc>
+      </w:tr>
+      <w:tr>
+        <w:tc>
+          <w:tcPr>
+            <w:tcW w:type="dxa" w:w="737"/>
+          </w:tcPr>
+          <w:p>
+            <w:r/>
+            <w:r>
+              <w:rPr>
+                <w:b w:val="0"/>
+                <w:sz w:val="18"/>
+              </w:rPr>
+              <w:t>3</w:t>
+            </w:r>
+          </w:p>
+        </w:tc>
+        <w:tc>
+          <w:tcPr>
+            <w:tcW w:type="dxa" w:w="3515"/>
+          </w:tcPr>
+          <w:p>
+            <w:r/>
+            <w:r>
+              <w:rPr>
+                <w:b w:val="0"/>
+                <w:sz w:val="18"/>
+              </w:rPr>
+              <w:t>Verificar el resumen de datos vitales.</w:t>
+            </w:r>
+          </w:p>
+        </w:tc>
+        <w:tc>
+          <w:tcPr>
+            <w:tcW w:type="dxa" w:w="2268"/>
+          </w:tcPr>
+          <w:p>
+            <w:r/>
+            <w:r>
+              <w:rPr>
+                <w:b w:val="0"/>
+                <w:sz w:val="18"/>
+              </w:rPr>
+              <w:t>Grupo, alergias, contacto</w:t>
+            </w:r>
+          </w:p>
+        </w:tc>
+        <w:tc>
+          <w:tcPr>
+            <w:tcW w:type="dxa" w:w="1077"/>
+            <w:shd w:val="clear" w:color="auto" w:fill="FFF7E8"/>
+          </w:tcPr>
+          <w:p>
+            <w:pPr>
+              <w:jc w:val="center"/>
+            </w:pPr>
+            <w:r/>
+            <w:r>
+              <w:rPr>
+                <w:b w:val="0"/>
+                <w:sz w:val="18"/>
+              </w:rPr>
+              <w:t>Pendiente</w:t>
+            </w:r>
+          </w:p>
+        </w:tc>
+        <w:tc>
+          <w:tcPr>
+            <w:tcW w:type="dxa" w:w="2041"/>
+          </w:tcPr>
+          <w:p>
+            <w:r/>
+            <w:r>
+              <w:rPr>
+                <w:b w:val="0"/>
+                <w:sz w:val="18"/>
+              </w:rPr>
+              <w:t>Por automatizar.</w:t>
+            </w:r>
+          </w:p>
+        </w:tc>
+      </w:tr>
+    </w:tbl>
+    <w:p>
+      <w:r>
+        <w:br w:type="page"/>
+      </w:r>
+    </w:p>
+    <w:p>
+      <w:pPr>
+        <w:pStyle w:val="Heading1"/>
+        <w:spacing w:before="200"/>
+      </w:pPr>
+      <w:r>
+        <w:rPr>
+          <w:color w:val="9A6700"/>
+        </w:rPr>
+        <w:t>Caso de Prueba CP-15 — Cerrar sesión de un dispositivo (seguridad)</w:t>
+      </w:r>
+    </w:p>
+    <w:tbl>
+      <w:tblPr>
+        <w:tblStyle w:val="TableGrid"/>
+        <w:tblW w:type="auto" w:w="0"/>
+        <w:tblLook w:firstColumn="1" w:firstRow="1" w:lastColumn="0" w:lastRow="0" w:noHBand="0" w:noVBand="1" w:val="04A0"/>
+      </w:tblPr>
+      <w:tblGrid>
+        <w:gridCol w:w="4819"/>
+        <w:gridCol w:w="4819"/>
+      </w:tblGrid>
+      <w:tr>
+        <w:tc>
+          <w:tcPr>
+            <w:tcW w:type="dxa" w:w="2835"/>
+            <w:shd w:val="clear" w:color="auto" w:fill="E7F3F1"/>
+          </w:tcPr>
+          <w:p>
+            <w:r/>
+            <w:r>
+              <w:rPr>
+                <w:b/>
+                <w:sz w:val="20"/>
+              </w:rPr>
+              <w:t>Caso de Prueba</w:t>
+            </w:r>
+          </w:p>
+        </w:tc>
+        <w:tc>
+          <w:tcPr>
+            <w:tcW w:type="dxa" w:w="6803"/>
+          </w:tcPr>
+          <w:p>
+            <w:r/>
+            <w:r>
+              <w:rPr>
+                <w:b w:val="0"/>
+                <w:sz w:val="20"/>
+              </w:rPr>
+              <w:t>CP-15 — Cerrar sesión de un dispositivo</w:t>
+            </w:r>
+          </w:p>
+        </w:tc>
+      </w:tr>
+      <w:tr>
+        <w:tc>
+          <w:tcPr>
+            <w:tcW w:type="dxa" w:w="2835"/>
+            <w:shd w:val="clear" w:color="auto" w:fill="E7F3F1"/>
+          </w:tcPr>
+          <w:p>
+            <w:r/>
+            <w:r>
+              <w:rPr>
+                <w:b/>
+                <w:sz w:val="20"/>
+              </w:rPr>
+              <w:t>Requisito Asociado</w:t>
+            </w:r>
+          </w:p>
+        </w:tc>
+        <w:tc>
+          <w:tcPr>
+            <w:tcW w:type="dxa" w:w="6803"/>
+          </w:tcPr>
+          <w:p>
+            <w:r/>
+            <w:r>
+              <w:rPr>
+                <w:b w:val="0"/>
+                <w:sz w:val="20"/>
+              </w:rPr>
+              <w:t>RF-soporte 5.5 — Gestión de sesiones activas por dispositivo.</w:t>
+            </w:r>
+          </w:p>
+        </w:tc>
+      </w:tr>
+      <w:tr>
+        <w:tc>
+          <w:tcPr>
+            <w:tcW w:type="dxa" w:w="2835"/>
+            <w:shd w:val="clear" w:color="auto" w:fill="E7F3F1"/>
+          </w:tcPr>
+          <w:p>
+            <w:r/>
+            <w:r>
+              <w:rPr>
+                <w:b/>
+                <w:sz w:val="20"/>
+              </w:rPr>
+              <w:t>Caso de Uso Asociado</w:t>
+            </w:r>
+          </w:p>
+        </w:tc>
+        <w:tc>
+          <w:tcPr>
+            <w:tcW w:type="dxa" w:w="6803"/>
+          </w:tcPr>
+          <w:p>
+            <w:r/>
+            <w:r>
+              <w:rPr>
+                <w:b w:val="0"/>
+                <w:sz w:val="20"/>
+              </w:rPr>
+              <w:t>Función de soporte 5.5</w:t>
+            </w:r>
+          </w:p>
+        </w:tc>
+      </w:tr>
+      <w:tr>
+        <w:tc>
+          <w:tcPr>
+            <w:tcW w:type="dxa" w:w="2835"/>
+            <w:shd w:val="clear" w:color="auto" w:fill="E7F3F1"/>
+          </w:tcPr>
+          <w:p>
+            <w:r/>
+            <w:r>
+              <w:rPr>
+                <w:b/>
+                <w:sz w:val="20"/>
+              </w:rPr>
+              <w:t>Condición(es) de Prueba</w:t>
+            </w:r>
+          </w:p>
+        </w:tc>
+        <w:tc>
+          <w:tcPr>
+            <w:tcW w:type="dxa" w:w="6803"/>
+          </w:tcPr>
+          <w:p>
+            <w:r/>
+            <w:r>
+              <w:rPr>
+                <w:b w:val="0"/>
+                <w:sz w:val="20"/>
+              </w:rPr>
+              <w:t>Paciente autenticado con más de una sesión activa.</w:t>
+            </w:r>
+          </w:p>
+        </w:tc>
+      </w:tr>
+      <w:tr>
+        <w:tc>
+          <w:tcPr>
+            <w:tcW w:type="dxa" w:w="2835"/>
+            <w:shd w:val="clear" w:color="auto" w:fill="E7F3F1"/>
+          </w:tcPr>
+          <w:p>
+            <w:r/>
+            <w:r>
+              <w:rPr>
+                <w:b/>
+                <w:sz w:val="20"/>
+              </w:rPr>
+              <w:t>Probador</w:t>
+            </w:r>
+          </w:p>
+        </w:tc>
+        <w:tc>
+          <w:tcPr>
+            <w:tcW w:type="dxa" w:w="6803"/>
+          </w:tcPr>
+          <w:p>
+            <w:r/>
+            <w:r>
+              <w:rPr>
+                <w:b w:val="0"/>
+                <w:sz w:val="20"/>
+              </w:rPr>
+              <w:t>Grupo 5</w:t>
+            </w:r>
+          </w:p>
+        </w:tc>
+      </w:tr>
+      <w:tr>
+        <w:tc>
+          <w:tcPr>
+            <w:tcW w:type="dxa" w:w="2835"/>
+            <w:shd w:val="clear" w:color="auto" w:fill="E7F3F1"/>
+          </w:tcPr>
+          <w:p>
+            <w:r/>
+            <w:r>
+              <w:rPr>
+                <w:b/>
+                <w:sz w:val="20"/>
+              </w:rPr>
+              <w:t>Cargo / Fecha y Hora</w:t>
+            </w:r>
+          </w:p>
+        </w:tc>
+        <w:tc>
+          <w:tcPr>
+            <w:tcW w:type="dxa" w:w="6803"/>
+          </w:tcPr>
+          <w:p>
+            <w:r/>
+            <w:r>
+              <w:rPr>
+                <w:b w:val="0"/>
+                <w:sz w:val="20"/>
+              </w:rPr>
+              <w:t>Equipo de QA — Grupo 5     ·     29/06/2026  11:10 a. m.</w:t>
+            </w:r>
+          </w:p>
+        </w:tc>
+      </w:tr>
+    </w:tbl>
+    <w:p>
+      <w:pPr>
+        <w:spacing w:after="40" w:before="80"/>
+      </w:pPr>
+      <w:r>
+        <w:rPr>
+          <w:b/>
+          <w:color w:val="9A6700"/>
+          <w:sz w:val="20"/>
+        </w:rPr>
+        <w:t>Flujo de prueba (pendiente de automatización):</w:t>
+      </w:r>
+    </w:p>
+    <w:tbl>
+      <w:tblPr>
+        <w:tblStyle w:val="TableGrid"/>
+        <w:tblW w:type="auto" w:w="0"/>
+        <w:tblLook w:firstColumn="1" w:firstRow="1" w:lastColumn="0" w:lastRow="0" w:noHBand="0" w:noVBand="1" w:val="04A0"/>
+      </w:tblPr>
+      <w:tblGrid>
+        <w:gridCol w:w="1928"/>
+        <w:gridCol w:w="1928"/>
+        <w:gridCol w:w="1928"/>
+        <w:gridCol w:w="1928"/>
+        <w:gridCol w:w="1928"/>
+      </w:tblGrid>
+      <w:tr>
+        <w:tc>
+          <w:tcPr>
+            <w:tcW w:type="dxa" w:w="737"/>
+            <w:shd w:val="clear" w:color="auto" w:fill="0F211F"/>
+          </w:tcPr>
+          <w:p>
+            <w:r/>
+            <w:r>
+              <w:rPr>
+                <w:b/>
+                <w:color w:val="FFFFFF"/>
+                <w:sz w:val="20"/>
+              </w:rPr>
+              <w:t>Paso</w:t>
+            </w:r>
+          </w:p>
+        </w:tc>
+        <w:tc>
+          <w:tcPr>
+            <w:tcW w:type="dxa" w:w="3515"/>
+            <w:shd w:val="clear" w:color="auto" w:fill="0F211F"/>
+          </w:tcPr>
+          <w:p>
+            <w:r/>
+            <w:r>
+              <w:rPr>
+                <w:b/>
+                <w:color w:val="FFFFFF"/>
+                <w:sz w:val="20"/>
+              </w:rPr>
+              <w:t>Instrucción</w:t>
+            </w:r>
+          </w:p>
+        </w:tc>
+        <w:tc>
+          <w:tcPr>
+            <w:tcW w:type="dxa" w:w="2268"/>
+            <w:shd w:val="clear" w:color="auto" w:fill="0F211F"/>
+          </w:tcPr>
+          <w:p>
+            <w:r/>
+            <w:r>
+              <w:rPr>
+                <w:b/>
+                <w:color w:val="FFFFFF"/>
+                <w:sz w:val="20"/>
+              </w:rPr>
+              <w:t>Datos</w:t>
+            </w:r>
+          </w:p>
+        </w:tc>
+        <w:tc>
+          <w:tcPr>
+            <w:tcW w:type="dxa" w:w="1077"/>
+            <w:shd w:val="clear" w:color="auto" w:fill="0F211F"/>
+          </w:tcPr>
+          <w:p>
+            <w:r/>
+            <w:r>
+              <w:rPr>
+                <w:b/>
+                <w:color w:val="FFFFFF"/>
+                <w:sz w:val="20"/>
+              </w:rPr>
+              <w:t>Estado</w:t>
+            </w:r>
+          </w:p>
+        </w:tc>
+        <w:tc>
+          <w:tcPr>
+            <w:tcW w:type="dxa" w:w="2041"/>
+            <w:shd w:val="clear" w:color="auto" w:fill="0F211F"/>
+          </w:tcPr>
+          <w:p>
+            <w:r/>
+            <w:r>
+              <w:rPr>
+                <w:b/>
+                <w:color w:val="FFFFFF"/>
+                <w:sz w:val="20"/>
+              </w:rPr>
+              <w:t>Observaciones / Evidencia</w:t>
+            </w:r>
+          </w:p>
+        </w:tc>
+      </w:tr>
+      <w:tr>
+        <w:tc>
+          <w:tcPr>
+            <w:tcW w:type="dxa" w:w="737"/>
+          </w:tcPr>
+          <w:p>
+            <w:r/>
+            <w:r>
+              <w:rPr>
+                <w:b w:val="0"/>
+                <w:sz w:val="18"/>
+              </w:rPr>
+              <w:t>1</w:t>
+            </w:r>
+          </w:p>
+        </w:tc>
+        <w:tc>
+          <w:tcPr>
+            <w:tcW w:type="dxa" w:w="3515"/>
+          </w:tcPr>
+          <w:p>
+            <w:r/>
+            <w:r>
+              <w:rPr>
+                <w:b w:val="0"/>
+                <w:sz w:val="18"/>
+              </w:rPr>
+              <w:t>Entrar a «Auditoría de accesos» / «Mi perfil».</w:t>
+            </w:r>
+          </w:p>
+        </w:tc>
+        <w:tc>
+          <w:tcPr>
+            <w:tcW w:type="dxa" w:w="2268"/>
+          </w:tcPr>
+          <w:p>
+            <w:r/>
+            <w:r>
+              <w:rPr>
+                <w:b w:val="0"/>
+                <w:sz w:val="18"/>
+              </w:rPr>
+              <w:t>Sesiones y dispositivos</w:t>
+            </w:r>
+          </w:p>
+        </w:tc>
+        <w:tc>
+          <w:tcPr>
+            <w:tcW w:type="dxa" w:w="1077"/>
+            <w:shd w:val="clear" w:color="auto" w:fill="FFF7E8"/>
+          </w:tcPr>
+          <w:p>
+            <w:pPr>
+              <w:jc w:val="center"/>
+            </w:pPr>
+            <w:r/>
+            <w:r>
+              <w:rPr>
+                <w:b w:val="0"/>
+                <w:sz w:val="18"/>
+              </w:rPr>
+              <w:t>Pendiente</w:t>
+            </w:r>
+          </w:p>
+        </w:tc>
+        <w:tc>
+          <w:tcPr>
+            <w:tcW w:type="dxa" w:w="2041"/>
+          </w:tcPr>
+          <w:p>
+            <w:r/>
+            <w:r>
+              <w:rPr>
+                <w:b w:val="0"/>
+                <w:sz w:val="18"/>
+              </w:rPr>
+            </w:r>
+          </w:p>
+        </w:tc>
+      </w:tr>
+      <w:tr>
+        <w:tc>
+          <w:tcPr>
+            <w:tcW w:type="dxa" w:w="737"/>
+          </w:tcPr>
+          <w:p>
+            <w:r/>
+            <w:r>
+              <w:rPr>
+                <w:b w:val="0"/>
+                <w:sz w:val="18"/>
+              </w:rPr>
+              <w:t>2</w:t>
+            </w:r>
+          </w:p>
+        </w:tc>
+        <w:tc>
+          <w:tcPr>
+            <w:tcW w:type="dxa" w:w="3515"/>
+          </w:tcPr>
+          <w:p>
+            <w:r/>
+            <w:r>
+              <w:rPr>
+                <w:b w:val="0"/>
+                <w:sz w:val="18"/>
+              </w:rPr>
+              <w:t>Pulsar «Cerrar sesión» en un dispositivo distinto al actual.</w:t>
+            </w:r>
+          </w:p>
+        </w:tc>
+        <w:tc>
+          <w:tcPr>
+            <w:tcW w:type="dxa" w:w="2268"/>
+          </w:tcPr>
+          <w:p>
+            <w:r/>
+            <w:r>
+              <w:rPr>
+                <w:b w:val="0"/>
+                <w:sz w:val="18"/>
+              </w:rPr>
+              <w:t>cerrarSesionDisp · DELETE /api/sessions/{id}</w:t>
+            </w:r>
+          </w:p>
+        </w:tc>
+        <w:tc>
+          <w:tcPr>
+            <w:tcW w:type="dxa" w:w="1077"/>
+            <w:shd w:val="clear" w:color="auto" w:fill="FFF7E8"/>
+          </w:tcPr>
+          <w:p>
+            <w:pPr>
+              <w:jc w:val="center"/>
+            </w:pPr>
+            <w:r/>
+            <w:r>
+              <w:rPr>
+                <w:b w:val="0"/>
+                <w:sz w:val="18"/>
+              </w:rPr>
+              <w:t>Pendiente</w:t>
+            </w:r>
+          </w:p>
+        </w:tc>
+        <w:tc>
+          <w:tcPr>
+            <w:tcW w:type="dxa" w:w="2041"/>
+          </w:tcPr>
+          <w:p>
+            <w:r/>
+            <w:r>
+              <w:rPr>
+                <w:b w:val="0"/>
+                <w:sz w:val="18"/>
+              </w:rPr>
+              <w:t>La sesión actual no se puede cerrar.</w:t>
+            </w:r>
+          </w:p>
+        </w:tc>
+      </w:tr>
+      <w:tr>
+        <w:tc>
+          <w:tcPr>
+            <w:tcW w:type="dxa" w:w="737"/>
+          </w:tcPr>
+          <w:p>
+            <w:r/>
+            <w:r>
+              <w:rPr>
+                <w:b w:val="0"/>
+                <w:sz w:val="18"/>
+              </w:rPr>
+              <w:t>3</w:t>
+            </w:r>
+          </w:p>
+        </w:tc>
+        <w:tc>
+          <w:tcPr>
+            <w:tcW w:type="dxa" w:w="3515"/>
+          </w:tcPr>
+          <w:p>
+            <w:r/>
+            <w:r>
+              <w:rPr>
+                <w:b w:val="0"/>
+                <w:sz w:val="18"/>
+              </w:rPr>
+              <w:t>Verificar que el dispositivo desaparece de la lista.</w:t>
+            </w:r>
+          </w:p>
+        </w:tc>
+        <w:tc>
+          <w:tcPr>
+            <w:tcW w:type="dxa" w:w="2268"/>
+          </w:tcPr>
+          <w:p>
+            <w:r/>
+            <w:r>
+              <w:rPr>
+                <w:b w:val="0"/>
+                <w:sz w:val="18"/>
+              </w:rPr>
+              <w:t>Lista de sesiones</w:t>
+            </w:r>
+          </w:p>
+        </w:tc>
+        <w:tc>
+          <w:tcPr>
+            <w:tcW w:type="dxa" w:w="1077"/>
+            <w:shd w:val="clear" w:color="auto" w:fill="FFF7E8"/>
+          </w:tcPr>
+          <w:p>
+            <w:pPr>
+              <w:jc w:val="center"/>
+            </w:pPr>
+            <w:r/>
+            <w:r>
+              <w:rPr>
+                <w:b w:val="0"/>
+                <w:sz w:val="18"/>
+              </w:rPr>
+              <w:t>Pendiente</w:t>
+            </w:r>
+          </w:p>
+        </w:tc>
+        <w:tc>
+          <w:tcPr>
+            <w:tcW w:type="dxa" w:w="2041"/>
+          </w:tcPr>
+          <w:p>
+            <w:r/>
+            <w:r>
+              <w:rPr>
+                <w:b w:val="0"/>
+                <w:sz w:val="18"/>
+              </w:rPr>
+              <w:t>Por automatizar.</w:t>
+            </w:r>
+          </w:p>
+        </w:tc>
+      </w:tr>
+    </w:tbl>
+    <w:p>
+      <w:r>
+        <w:br w:type="page"/>
+      </w:r>
+    </w:p>
+    <w:p>
+      <w:pPr>
+        <w:pStyle w:val="Heading1"/>
+        <w:spacing w:before="200"/>
+      </w:pPr>
+      <w:r>
+        <w:rPr>
+          <w:color w:val="0F211F"/>
+        </w:rPr>
         <w:t>Resumen de ejecución</w:t>
       </w:r>
     </w:p>
@@ -3445,10 +11693,418 @@
           </w:p>
         </w:tc>
       </w:tr>
+      <w:tr>
+        <w:tc>
+          <w:tcPr>
+            <w:tcW w:type="dxa" w:w="5102"/>
+          </w:tcPr>
+          <w:p>
+            <w:r/>
+            <w:r>
+              <w:rPr>
+                <w:b w:val="0"/>
+                <w:sz w:val="18"/>
+              </w:rPr>
+              <w:t>CP-04 · Validación RENIEC</w:t>
+            </w:r>
+          </w:p>
+        </w:tc>
+        <w:tc>
+          <w:tcPr>
+            <w:tcW w:type="dxa" w:w="2268"/>
+          </w:tcPr>
+          <w:p>
+            <w:r/>
+            <w:r>
+              <w:rPr>
+                <w:b w:val="0"/>
+                <w:sz w:val="18"/>
+              </w:rPr>
+              <w:t>Principal</w:t>
+            </w:r>
+          </w:p>
+        </w:tc>
+        <w:tc>
+          <w:tcPr>
+            <w:tcW w:type="dxa" w:w="2268"/>
+            <w:shd w:val="clear" w:color="auto" w:fill="E7F3F1"/>
+          </w:tcPr>
+          <w:p>
+            <w:pPr>
+              <w:jc w:val="center"/>
+            </w:pPr>
+            <w:r/>
+            <w:r>
+              <w:rPr>
+                <w:b w:val="0"/>
+                <w:sz w:val="18"/>
+              </w:rPr>
+              <w:t>Correcto</w:t>
+            </w:r>
+          </w:p>
+        </w:tc>
+      </w:tr>
+      <w:tr>
+        <w:tc>
+          <w:tcPr>
+            <w:tcW w:type="dxa" w:w="5102"/>
+          </w:tcPr>
+          <w:p>
+            <w:r/>
+            <w:r>
+              <w:rPr>
+                <w:b w:val="0"/>
+                <w:sz w:val="18"/>
+              </w:rPr>
+              <w:t>CP-04 · DNI inválido</w:t>
+            </w:r>
+          </w:p>
+        </w:tc>
+        <w:tc>
+          <w:tcPr>
+            <w:tcW w:type="dxa" w:w="2268"/>
+          </w:tcPr>
+          <w:p>
+            <w:r/>
+            <w:r>
+              <w:rPr>
+                <w:b w:val="0"/>
+                <w:sz w:val="18"/>
+              </w:rPr>
+              <w:t>Alterno</w:t>
+            </w:r>
+          </w:p>
+        </w:tc>
+        <w:tc>
+          <w:tcPr>
+            <w:tcW w:type="dxa" w:w="2268"/>
+            <w:shd w:val="clear" w:color="auto" w:fill="E7F3F1"/>
+          </w:tcPr>
+          <w:p>
+            <w:pPr>
+              <w:jc w:val="center"/>
+            </w:pPr>
+            <w:r/>
+            <w:r>
+              <w:rPr>
+                <w:b w:val="0"/>
+                <w:sz w:val="18"/>
+              </w:rPr>
+              <w:t>Correcto</w:t>
+            </w:r>
+          </w:p>
+        </w:tc>
+      </w:tr>
+      <w:tr>
+        <w:tc>
+          <w:tcPr>
+            <w:tcW w:type="dxa" w:w="5102"/>
+          </w:tcPr>
+          <w:p>
+            <w:r/>
+            <w:r>
+              <w:rPr>
+                <w:b w:val="0"/>
+                <w:sz w:val="18"/>
+              </w:rPr>
+              <w:t>CP-05 · Login médico</w:t>
+            </w:r>
+          </w:p>
+        </w:tc>
+        <w:tc>
+          <w:tcPr>
+            <w:tcW w:type="dxa" w:w="2268"/>
+          </w:tcPr>
+          <w:p>
+            <w:r/>
+            <w:r>
+              <w:rPr>
+                <w:b w:val="0"/>
+                <w:sz w:val="18"/>
+              </w:rPr>
+              <w:t>Principal</w:t>
+            </w:r>
+          </w:p>
+        </w:tc>
+        <w:tc>
+          <w:tcPr>
+            <w:tcW w:type="dxa" w:w="2268"/>
+            <w:shd w:val="clear" w:color="auto" w:fill="E7F3F1"/>
+          </w:tcPr>
+          <w:p>
+            <w:pPr>
+              <w:jc w:val="center"/>
+            </w:pPr>
+            <w:r/>
+            <w:r>
+              <w:rPr>
+                <w:b w:val="0"/>
+                <w:sz w:val="18"/>
+              </w:rPr>
+              <w:t>Correcto</w:t>
+            </w:r>
+          </w:p>
+        </w:tc>
+      </w:tr>
+      <w:tr>
+        <w:tc>
+          <w:tcPr>
+            <w:tcW w:type="dxa" w:w="5102"/>
+          </w:tcPr>
+          <w:p>
+            <w:r/>
+            <w:r>
+              <w:rPr>
+                <w:b w:val="0"/>
+                <w:sz w:val="18"/>
+              </w:rPr>
+              <w:t>CP-06 · Login administrador</w:t>
+            </w:r>
+          </w:p>
+        </w:tc>
+        <w:tc>
+          <w:tcPr>
+            <w:tcW w:type="dxa" w:w="2268"/>
+          </w:tcPr>
+          <w:p>
+            <w:r/>
+            <w:r>
+              <w:rPr>
+                <w:b w:val="0"/>
+                <w:sz w:val="18"/>
+              </w:rPr>
+              <w:t>Principal</w:t>
+            </w:r>
+          </w:p>
+        </w:tc>
+        <w:tc>
+          <w:tcPr>
+            <w:tcW w:type="dxa" w:w="2268"/>
+            <w:shd w:val="clear" w:color="auto" w:fill="E7F3F1"/>
+          </w:tcPr>
+          <w:p>
+            <w:pPr>
+              <w:jc w:val="center"/>
+            </w:pPr>
+            <w:r/>
+            <w:r>
+              <w:rPr>
+                <w:b w:val="0"/>
+                <w:sz w:val="18"/>
+              </w:rPr>
+              <w:t>Correcto</w:t>
+            </w:r>
+          </w:p>
+        </w:tc>
+      </w:tr>
+      <w:tr>
+        <w:tc>
+          <w:tcPr>
+            <w:tcW w:type="dxa" w:w="5102"/>
+          </w:tcPr>
+          <w:p>
+            <w:r/>
+            <w:r>
+              <w:rPr>
+                <w:b w:val="0"/>
+                <w:sz w:val="18"/>
+              </w:rPr>
+              <w:t>CP-07 · Revocar token</w:t>
+            </w:r>
+          </w:p>
+        </w:tc>
+        <w:tc>
+          <w:tcPr>
+            <w:tcW w:type="dxa" w:w="2268"/>
+          </w:tcPr>
+          <w:p>
+            <w:r/>
+            <w:r>
+              <w:rPr>
+                <w:b w:val="0"/>
+                <w:sz w:val="18"/>
+              </w:rPr>
+              <w:t>Principal</w:t>
+            </w:r>
+          </w:p>
+        </w:tc>
+        <w:tc>
+          <w:tcPr>
+            <w:tcW w:type="dxa" w:w="2268"/>
+            <w:shd w:val="clear" w:color="auto" w:fill="E7F3F1"/>
+          </w:tcPr>
+          <w:p>
+            <w:pPr>
+              <w:jc w:val="center"/>
+            </w:pPr>
+            <w:r/>
+            <w:r>
+              <w:rPr>
+                <w:b w:val="0"/>
+                <w:sz w:val="18"/>
+              </w:rPr>
+              <w:t>Correcto</w:t>
+            </w:r>
+          </w:p>
+        </w:tc>
+      </w:tr>
+      <w:tr>
+        <w:tc>
+          <w:tcPr>
+            <w:tcW w:type="dxa" w:w="5102"/>
+          </w:tcPr>
+          <w:p>
+            <w:r/>
+            <w:r>
+              <w:rPr>
+                <w:b w:val="0"/>
+                <w:sz w:val="18"/>
+              </w:rPr>
+              <w:t>CP-08 · Médico accede por token</w:t>
+            </w:r>
+          </w:p>
+        </w:tc>
+        <w:tc>
+          <w:tcPr>
+            <w:tcW w:type="dxa" w:w="2268"/>
+          </w:tcPr>
+          <w:p>
+            <w:r/>
+            <w:r>
+              <w:rPr>
+                <w:b w:val="0"/>
+                <w:sz w:val="18"/>
+              </w:rPr>
+              <w:t>Principal</w:t>
+            </w:r>
+          </w:p>
+        </w:tc>
+        <w:tc>
+          <w:tcPr>
+            <w:tcW w:type="dxa" w:w="2268"/>
+            <w:shd w:val="clear" w:color="auto" w:fill="E7F3F1"/>
+          </w:tcPr>
+          <w:p>
+            <w:pPr>
+              <w:jc w:val="center"/>
+            </w:pPr>
+            <w:r/>
+            <w:r>
+              <w:rPr>
+                <w:b w:val="0"/>
+                <w:sz w:val="18"/>
+              </w:rPr>
+              <w:t>Correcto</w:t>
+            </w:r>
+          </w:p>
+        </w:tc>
+      </w:tr>
+      <w:tr>
+        <w:tc>
+          <w:tcPr>
+            <w:tcW w:type="dxa" w:w="5102"/>
+          </w:tcPr>
+          <w:p>
+            <w:r/>
+            <w:r>
+              <w:rPr>
+                <w:b w:val="0"/>
+                <w:sz w:val="18"/>
+              </w:rPr>
+              <w:t>CP-09 · Comparador de farmacias</w:t>
+            </w:r>
+          </w:p>
+        </w:tc>
+        <w:tc>
+          <w:tcPr>
+            <w:tcW w:type="dxa" w:w="2268"/>
+          </w:tcPr>
+          <w:p>
+            <w:r/>
+            <w:r>
+              <w:rPr>
+                <w:b w:val="0"/>
+                <w:sz w:val="18"/>
+              </w:rPr>
+              <w:t>Principal</w:t>
+            </w:r>
+          </w:p>
+        </w:tc>
+        <w:tc>
+          <w:tcPr>
+            <w:tcW w:type="dxa" w:w="2268"/>
+            <w:shd w:val="clear" w:color="auto" w:fill="E7F3F1"/>
+          </w:tcPr>
+          <w:p>
+            <w:pPr>
+              <w:jc w:val="center"/>
+            </w:pPr>
+            <w:r/>
+            <w:r>
+              <w:rPr>
+                <w:b w:val="0"/>
+                <w:sz w:val="18"/>
+              </w:rPr>
+              <w:t>Correcto</w:t>
+            </w:r>
+          </w:p>
+        </w:tc>
+      </w:tr>
+      <w:tr>
+        <w:tc>
+          <w:tcPr>
+            <w:tcW w:type="dxa" w:w="5102"/>
+          </w:tcPr>
+          <w:p>
+            <w:r/>
+            <w:r>
+              <w:rPr>
+                <w:b w:val="0"/>
+                <w:sz w:val="18"/>
+              </w:rPr>
+              <w:t>CP-10 · Auditoría de accesos</w:t>
+            </w:r>
+          </w:p>
+        </w:tc>
+        <w:tc>
+          <w:tcPr>
+            <w:tcW w:type="dxa" w:w="2268"/>
+          </w:tcPr>
+          <w:p>
+            <w:r/>
+            <w:r>
+              <w:rPr>
+                <w:b w:val="0"/>
+                <w:sz w:val="18"/>
+              </w:rPr>
+              <w:t>Principal</w:t>
+            </w:r>
+          </w:p>
+        </w:tc>
+        <w:tc>
+          <w:tcPr>
+            <w:tcW w:type="dxa" w:w="2268"/>
+            <w:shd w:val="clear" w:color="auto" w:fill="E7F3F1"/>
+          </w:tcPr>
+          <w:p>
+            <w:pPr>
+              <w:jc w:val="center"/>
+            </w:pPr>
+            <w:r/>
+            <w:r>
+              <w:rPr>
+                <w:b w:val="0"/>
+                <w:sz w:val="18"/>
+              </w:rPr>
+              <w:t>Correcto</w:t>
+            </w:r>
+          </w:p>
+        </w:tc>
+      </w:tr>
     </w:tbl>
     <w:p>
       <w:pPr>
-        <w:spacing w:after="160"/>
+        <w:spacing w:after="40" w:before="80"/>
       </w:pPr>
       <w:r>
         <w:rPr>
@@ -3456,7 +12112,20 @@
           <w:color w:val="0D7D74"/>
           <w:sz w:val="20"/>
         </w:rPr>
-        <w:t>Total: 5 pruebas ejecutadas · 5 correctas · 0 incorrectas.</w:t>
+        <w:t>Parte 1: 13 pruebas automatizadas ejecutadas · 13 correctas · 0 incorrectas (10 casos).</w:t>
+      </w:r>
+    </w:p>
+    <w:p>
+      <w:pPr>
+        <w:spacing w:after="160" w:before="0"/>
+      </w:pPr>
+      <w:r>
+        <w:rPr>
+          <w:b/>
+          <w:color w:val="9A6700"/>
+          <w:sz w:val="20"/>
+        </w:rPr>
+        <w:t>Parte 2: 5 casos documentados (CP-11 a CP-15), pendientes de automatización.</w:t>
       </w:r>
     </w:p>
     <w:p>
@@ -3629,6 +12298,83 @@
                 <w:sz w:val="18"/>
               </w:rPr>
               <w:t>Creación del documento y automatización de los casos CP-01, CP-02 y CP-03 con Selenium + NUnit.</w:t>
+            </w:r>
+          </w:p>
+        </w:tc>
+        <w:tc>
+          <w:tcPr>
+            <w:tcW w:type="dxa" w:w="1701"/>
+          </w:tcPr>
+          <w:p>
+            <w:r/>
+            <w:r>
+              <w:rPr>
+                <w:b w:val="0"/>
+                <w:sz w:val="18"/>
+              </w:rPr>
+              <w:t>Grupo 5</w:t>
+            </w:r>
+          </w:p>
+        </w:tc>
+      </w:tr>
+      <w:tr>
+        <w:tc>
+          <w:tcPr>
+            <w:tcW w:type="dxa" w:w="737"/>
+          </w:tcPr>
+          <w:p>
+            <w:r/>
+            <w:r>
+              <w:rPr>
+                <w:b w:val="0"/>
+                <w:sz w:val="18"/>
+              </w:rPr>
+              <w:t>2</w:t>
+            </w:r>
+          </w:p>
+        </w:tc>
+        <w:tc>
+          <w:tcPr>
+            <w:tcW w:type="dxa" w:w="964"/>
+          </w:tcPr>
+          <w:p>
+            <w:r/>
+            <w:r>
+              <w:rPr>
+                <w:b w:val="0"/>
+                <w:sz w:val="18"/>
+              </w:rPr>
+              <w:t>2.0</w:t>
+            </w:r>
+          </w:p>
+        </w:tc>
+        <w:tc>
+          <w:tcPr>
+            <w:tcW w:type="dxa" w:w="1417"/>
+          </w:tcPr>
+          <w:p>
+            <w:r/>
+            <w:r>
+              <w:rPr>
+                <w:b w:val="0"/>
+                <w:sz w:val="18"/>
+              </w:rPr>
+              <w:t>29/06/2026</w:t>
+            </w:r>
+          </w:p>
+        </w:tc>
+        <w:tc>
+          <w:tcPr>
+            <w:tcW w:type="dxa" w:w="4819"/>
+          </w:tcPr>
+          <w:p>
+            <w:r/>
+            <w:r>
+              <w:rPr>
+                <w:b w:val="0"/>
+                <w:sz w:val="18"/>
+              </w:rPr>
+              <w:t>Se agregan los casos CP-04 a CP-10 (automatizados, 10 casos en total) y se documentan CP-11 a CP-15 como pendientes de automatización.</w:t>
             </w:r>
           </w:p>
         </w:tc>
@@ -3735,7 +12481,7 @@
               <w:b w:val="0"/>
               <w:sz w:val="16"/>
             </w:rPr>
-            <w:t>Código: G5-F-002   ·   Versión: 1   ·   Fecha: 29/06/2026</w:t>
+            <w:t>Código: G5-F-002   ·   Versión: 2   ·   Fecha: 29/06/2026</w:t>
           </w:r>
         </w:p>
       </w:tc>
